--- a/data/outputs/v2/Essential_Mathematics/SS1.2_Indices/Essential_Mathematics_Indices_CBE_LessonSequence.docx
+++ b/data/outputs/v2/Essential_Mathematics/SS1.2_Indices/Essential_Mathematics_Indices_CBE_LessonSequence.docx
@@ -2999,32 +2999,32 @@
         <w:tc>
           <w:tcPr>
             <w:tcW w:type="dxa" w:w="1520"/>
-            <w:shd w:fill="F2F2F2" w:color="auto" w:val="clear"/>
-            <w:tcMar>
-              <w:top w:type="dxa" w:w="60"/>
-              <w:left w:type="dxa" w:w="120"/>
-              <w:bottom w:type="dxa" w:w="60"/>
-              <w:right w:type="dxa" w:w="120"/>
-            </w:tcMar>
-            <w:vAlign w:val="top"/>
-          </w:tcPr>
-          <w:p>
-            <w:pPr>
-              <w:spacing w:after="40" w:before="0"/>
-              <w:jc w:val="left"/>
-            </w:pPr>
-            <w:r>
-              <w:rPr>
-                <w:rFonts w:ascii="Arial" w:cs="Arial" w:eastAsia="Arial" w:hAnsi="Arial"/>
-                <w:b/>
-                <w:bCs/>
-                <w:i w:val="false"/>
-                <w:iCs w:val="false"/>
-                <w:color w:val="000000"/>
-                <w:sz w:val="18"/>
-                <w:szCs w:val="18"/>
-              </w:rPr>
-              <w:t xml:space="preserve">Phase 1 — Predict</w:t>
+            <w:shd w:fill="EAD1F5" w:color="auto" w:val="clear"/>
+            <w:tcMar>
+              <w:top w:type="dxa" w:w="60"/>
+              <w:left w:type="dxa" w:w="120"/>
+              <w:bottom w:type="dxa" w:w="60"/>
+              <w:right w:type="dxa" w:w="120"/>
+            </w:tcMar>
+            <w:vAlign w:val="top"/>
+          </w:tcPr>
+          <w:p>
+            <w:pPr>
+              <w:spacing w:after="40" w:before="0"/>
+              <w:jc w:val="left"/>
+            </w:pPr>
+            <w:r>
+              <w:rPr>
+                <w:rFonts w:ascii="Arial" w:cs="Arial" w:eastAsia="Arial" w:hAnsi="Arial"/>
+                <w:b/>
+                <w:bCs/>
+                <w:i w:val="false"/>
+                <w:iCs w:val="false"/>
+                <w:color w:val="000000"/>
+                <w:sz w:val="18"/>
+                <w:szCs w:val="18"/>
+              </w:rPr>
+              <w:t xml:space="preserve">Predict Phase</w:t>
             </w:r>
           </w:p>
           <w:p>
@@ -3047,7 +3047,7 @@
             <w:pPr>
               <w:spacing w:after="20" w:before="0"/>
             </w:pPr>
-            <w:hyperlink w:history="1" r:id="rIdzj4lfrko8t53lrrpspsj4">
+            <w:hyperlink w:history="1" r:id="rIdb58_jde0iczklyzj7u5x2">
               <w:r>
                 <w:rPr>
                   <w:rFonts w:ascii="Arial" w:cs="Arial" w:eastAsia="Arial" w:hAnsi="Arial"/>
@@ -3080,7 +3080,7 @@
               <w:spacing w:after="10" w:before="0"/>
               <w:ind w:left="120"/>
             </w:pPr>
-            <w:hyperlink w:history="1" r:id="rIdrxeiwhuwzpfl4aroxze3l">
+            <w:hyperlink w:history="1" r:id="rIdqzras9fmpzsyub2qegoqk">
               <w:r>
                 <w:rPr>
                   <w:rFonts w:ascii="Arial" w:cs="Arial" w:eastAsia="Arial" w:hAnsi="Arial"/>
@@ -3125,7 +3125,7 @@
             <w:pPr>
               <w:spacing w:after="20" w:before="0"/>
             </w:pPr>
-            <w:hyperlink w:history="1" r:id="rIdin1z__cdkc3q0yjuqlqak">
+            <w:hyperlink w:history="1" r:id="rIdbhjo1mo_sl2jrtrm5xvhu">
               <w:r>
                 <w:rPr>
                   <w:rFonts w:ascii="Arial" w:cs="Arial" w:eastAsia="Arial" w:hAnsi="Arial"/>
@@ -3158,7 +3158,7 @@
               <w:spacing w:after="10" w:before="0"/>
               <w:ind w:left="120"/>
             </w:pPr>
-            <w:hyperlink w:history="1" r:id="rIdabayhnbtmiyp_exzlsxgy">
+            <w:hyperlink w:history="1" r:id="rIdzutgquugdzixabetglr0h">
               <w:r>
                 <w:rPr>
                   <w:rFonts w:ascii="Arial" w:cs="Arial" w:eastAsia="Arial" w:hAnsi="Arial"/>
@@ -3362,32 +3362,32 @@
         <w:tc>
           <w:tcPr>
             <w:tcW w:type="dxa" w:w="1520"/>
-            <w:shd w:fill="F2F2F2" w:color="auto" w:val="clear"/>
-            <w:tcMar>
-              <w:top w:type="dxa" w:w="60"/>
-              <w:left w:type="dxa" w:w="120"/>
-              <w:bottom w:type="dxa" w:w="60"/>
-              <w:right w:type="dxa" w:w="120"/>
-            </w:tcMar>
-            <w:vAlign w:val="top"/>
-          </w:tcPr>
-          <w:p>
-            <w:pPr>
-              <w:spacing w:after="40" w:before="0"/>
-              <w:jc w:val="left"/>
-            </w:pPr>
-            <w:r>
-              <w:rPr>
-                <w:rFonts w:ascii="Arial" w:cs="Arial" w:eastAsia="Arial" w:hAnsi="Arial"/>
-                <w:b/>
-                <w:bCs/>
-                <w:i w:val="false"/>
-                <w:iCs w:val="false"/>
-                <w:color w:val="000000"/>
-                <w:sz w:val="18"/>
-                <w:szCs w:val="18"/>
-              </w:rPr>
-              <w:t xml:space="preserve">Phase 2 — Observe</w:t>
+            <w:shd w:fill="D9EEF1" w:color="auto" w:val="clear"/>
+            <w:tcMar>
+              <w:top w:type="dxa" w:w="60"/>
+              <w:left w:type="dxa" w:w="120"/>
+              <w:bottom w:type="dxa" w:w="60"/>
+              <w:right w:type="dxa" w:w="120"/>
+            </w:tcMar>
+            <w:vAlign w:val="top"/>
+          </w:tcPr>
+          <w:p>
+            <w:pPr>
+              <w:spacing w:after="40" w:before="0"/>
+              <w:jc w:val="left"/>
+            </w:pPr>
+            <w:r>
+              <w:rPr>
+                <w:rFonts w:ascii="Arial" w:cs="Arial" w:eastAsia="Arial" w:hAnsi="Arial"/>
+                <w:b/>
+                <w:bCs/>
+                <w:i w:val="false"/>
+                <w:iCs w:val="false"/>
+                <w:color w:val="000000"/>
+                <w:sz w:val="18"/>
+                <w:szCs w:val="18"/>
+              </w:rPr>
+              <w:t xml:space="preserve">Observe Phase</w:t>
             </w:r>
           </w:p>
           <w:p>
@@ -3410,7 +3410,7 @@
             <w:pPr>
               <w:spacing w:after="20" w:before="0"/>
             </w:pPr>
-            <w:hyperlink w:history="1" r:id="rId9sp8ix6-p9t38xjjd0rua">
+            <w:hyperlink w:history="1" r:id="rIdqfh6bsp1zsdfu6j06bcxe">
               <w:r>
                 <w:rPr>
                   <w:rFonts w:ascii="Arial" w:cs="Arial" w:eastAsia="Arial" w:hAnsi="Arial"/>
@@ -3443,7 +3443,7 @@
               <w:spacing w:after="10" w:before="0"/>
               <w:ind w:left="120"/>
             </w:pPr>
-            <w:hyperlink w:history="1" r:id="rIdjanekodzp4ecbmjko0scs">
+            <w:hyperlink w:history="1" r:id="rIdmy2xfs8gc0ehuqcbmslbl">
               <w:r>
                 <w:rPr>
                   <w:rFonts w:ascii="Arial" w:cs="Arial" w:eastAsia="Arial" w:hAnsi="Arial"/>
@@ -3488,7 +3488,7 @@
             <w:pPr>
               <w:spacing w:after="20" w:before="0"/>
             </w:pPr>
-            <w:hyperlink w:history="1" r:id="rIdtmdhv2czzzu4bslpjfaqm">
+            <w:hyperlink w:history="1" r:id="rIdshsdjhjora8zwvxgxoony">
               <w:r>
                 <w:rPr>
                   <w:rFonts w:ascii="Arial" w:cs="Arial" w:eastAsia="Arial" w:hAnsi="Arial"/>
@@ -3521,7 +3521,7 @@
               <w:spacing w:after="10" w:before="0"/>
               <w:ind w:left="120"/>
             </w:pPr>
-            <w:hyperlink w:history="1" r:id="rId0ttmgcyizqroumgjohfla">
+            <w:hyperlink w:history="1" r:id="rId_9oza1y5ijdn72eyh8wch">
               <w:r>
                 <w:rPr>
                   <w:rFonts w:ascii="Arial" w:cs="Arial" w:eastAsia="Arial" w:hAnsi="Arial"/>
@@ -3744,32 +3744,32 @@
         <w:tc>
           <w:tcPr>
             <w:tcW w:type="dxa" w:w="1520"/>
-            <w:shd w:fill="F2F2F2" w:color="auto" w:val="clear"/>
-            <w:tcMar>
-              <w:top w:type="dxa" w:w="60"/>
-              <w:left w:type="dxa" w:w="120"/>
-              <w:bottom w:type="dxa" w:w="60"/>
-              <w:right w:type="dxa" w:w="120"/>
-            </w:tcMar>
-            <w:vAlign w:val="top"/>
-          </w:tcPr>
-          <w:p>
-            <w:pPr>
-              <w:spacing w:after="40" w:before="0"/>
-              <w:jc w:val="left"/>
-            </w:pPr>
-            <w:r>
-              <w:rPr>
-                <w:rFonts w:ascii="Arial" w:cs="Arial" w:eastAsia="Arial" w:hAnsi="Arial"/>
-                <w:b/>
-                <w:bCs/>
-                <w:i w:val="false"/>
-                <w:iCs w:val="false"/>
-                <w:color w:val="000000"/>
-                <w:sz w:val="18"/>
-                <w:szCs w:val="18"/>
-              </w:rPr>
-              <w:t xml:space="preserve">Phase 3 — Explain</w:t>
+            <w:shd w:fill="E2EFDA" w:color="auto" w:val="clear"/>
+            <w:tcMar>
+              <w:top w:type="dxa" w:w="60"/>
+              <w:left w:type="dxa" w:w="120"/>
+              <w:bottom w:type="dxa" w:w="60"/>
+              <w:right w:type="dxa" w:w="120"/>
+            </w:tcMar>
+            <w:vAlign w:val="top"/>
+          </w:tcPr>
+          <w:p>
+            <w:pPr>
+              <w:spacing w:after="40" w:before="0"/>
+              <w:jc w:val="left"/>
+            </w:pPr>
+            <w:r>
+              <w:rPr>
+                <w:rFonts w:ascii="Arial" w:cs="Arial" w:eastAsia="Arial" w:hAnsi="Arial"/>
+                <w:b/>
+                <w:bCs/>
+                <w:i w:val="false"/>
+                <w:iCs w:val="false"/>
+                <w:color w:val="000000"/>
+                <w:sz w:val="18"/>
+                <w:szCs w:val="18"/>
+              </w:rPr>
+              <w:t xml:space="preserve">Explain Phase</w:t>
             </w:r>
           </w:p>
           <w:p>
@@ -3792,7 +3792,7 @@
             <w:pPr>
               <w:spacing w:after="20" w:before="0"/>
             </w:pPr>
-            <w:hyperlink w:history="1" r:id="rIddo472opphgk7lq5gdps7h">
+            <w:hyperlink w:history="1" r:id="rId3es84jnufnly3u8jio6gc">
               <w:r>
                 <w:rPr>
                   <w:rFonts w:ascii="Arial" w:cs="Arial" w:eastAsia="Arial" w:hAnsi="Arial"/>
@@ -3825,7 +3825,7 @@
               <w:spacing w:after="10" w:before="0"/>
               <w:ind w:left="120"/>
             </w:pPr>
-            <w:hyperlink w:history="1" r:id="rId6rm5ahpdkeh2ez0vczsnr">
+            <w:hyperlink w:history="1" r:id="rIdwwt_9_pm-ykmdski3u2ly">
               <w:r>
                 <w:rPr>
                   <w:rFonts w:ascii="Arial" w:cs="Arial" w:eastAsia="Arial" w:hAnsi="Arial"/>
@@ -3870,7 +3870,7 @@
             <w:pPr>
               <w:spacing w:after="20" w:before="0"/>
             </w:pPr>
-            <w:hyperlink w:history="1" r:id="rIddsvxz3p6vsme_6gbdto8l">
+            <w:hyperlink w:history="1" r:id="rIdcrqnnwybbibpgshrnuoub">
               <w:r>
                 <w:rPr>
                   <w:rFonts w:ascii="Arial" w:cs="Arial" w:eastAsia="Arial" w:hAnsi="Arial"/>
@@ -3903,7 +3903,7 @@
               <w:spacing w:after="10" w:before="0"/>
               <w:ind w:left="120"/>
             </w:pPr>
-            <w:hyperlink w:history="1" r:id="rIdv09pn-alhgkhb800ned67">
+            <w:hyperlink w:history="1" r:id="rIdiwsr14uxit50lkttxn13b">
               <w:r>
                 <w:rPr>
                   <w:rFonts w:ascii="Arial" w:cs="Arial" w:eastAsia="Arial" w:hAnsi="Arial"/>
@@ -4145,32 +4145,32 @@
         <w:tc>
           <w:tcPr>
             <w:tcW w:type="dxa" w:w="1520"/>
-            <w:shd w:fill="F2F2F2" w:color="auto" w:val="clear"/>
-            <w:tcMar>
-              <w:top w:type="dxa" w:w="60"/>
-              <w:left w:type="dxa" w:w="120"/>
-              <w:bottom w:type="dxa" w:w="60"/>
-              <w:right w:type="dxa" w:w="120"/>
-            </w:tcMar>
-            <w:vAlign w:val="top"/>
-          </w:tcPr>
-          <w:p>
-            <w:pPr>
-              <w:spacing w:after="40" w:before="0"/>
-              <w:jc w:val="left"/>
-            </w:pPr>
-            <w:r>
-              <w:rPr>
-                <w:rFonts w:ascii="Arial" w:cs="Arial" w:eastAsia="Arial" w:hAnsi="Arial"/>
-                <w:b/>
-                <w:bCs/>
-                <w:i w:val="false"/>
-                <w:iCs w:val="false"/>
-                <w:color w:val="000000"/>
-                <w:sz w:val="18"/>
-                <w:szCs w:val="18"/>
-              </w:rPr>
-              <w:t xml:space="preserve">Phase 4 — Driving Question Board (DQB) Creation</w:t>
+            <w:shd w:fill="FCE4D6" w:color="auto" w:val="clear"/>
+            <w:tcMar>
+              <w:top w:type="dxa" w:w="60"/>
+              <w:left w:type="dxa" w:w="120"/>
+              <w:bottom w:type="dxa" w:w="60"/>
+              <w:right w:type="dxa" w:w="120"/>
+            </w:tcMar>
+            <w:vAlign w:val="top"/>
+          </w:tcPr>
+          <w:p>
+            <w:pPr>
+              <w:spacing w:after="40" w:before="0"/>
+              <w:jc w:val="left"/>
+            </w:pPr>
+            <w:r>
+              <w:rPr>
+                <w:rFonts w:ascii="Arial" w:cs="Arial" w:eastAsia="Arial" w:hAnsi="Arial"/>
+                <w:b/>
+                <w:bCs/>
+                <w:i w:val="false"/>
+                <w:iCs w:val="false"/>
+                <w:color w:val="000000"/>
+                <w:sz w:val="18"/>
+                <w:szCs w:val="18"/>
+              </w:rPr>
+              <w:t xml:space="preserve">Driving Question Board (DQB) Creation</w:t>
             </w:r>
           </w:p>
           <w:p>
@@ -4193,7 +4193,7 @@
             <w:pPr>
               <w:spacing w:after="20" w:before="0"/>
             </w:pPr>
-            <w:hyperlink w:history="1" r:id="rIdpmfryqec31d5yuu3_f4at">
+            <w:hyperlink w:history="1" r:id="rIdxgoz4tizfozggndkai2pw">
               <w:r>
                 <w:rPr>
                   <w:rFonts w:ascii="Arial" w:cs="Arial" w:eastAsia="Arial" w:hAnsi="Arial"/>
@@ -4226,7 +4226,7 @@
               <w:spacing w:after="10" w:before="0"/>
               <w:ind w:left="120"/>
             </w:pPr>
-            <w:hyperlink w:history="1" r:id="rIdisw6ggajncs_lzazokbus">
+            <w:hyperlink w:history="1" r:id="rId6_4lzasubl1wyxzez4_gh">
               <w:r>
                 <w:rPr>
                   <w:rFonts w:ascii="Arial" w:cs="Arial" w:eastAsia="Arial" w:hAnsi="Arial"/>
@@ -4271,7 +4271,7 @@
             <w:pPr>
               <w:spacing w:after="20" w:before="0"/>
             </w:pPr>
-            <w:hyperlink w:history="1" r:id="rId2-l6jbiyul5fhs1cnbuae">
+            <w:hyperlink w:history="1" r:id="rIdcp_z2xlvchvxadalamkmw">
               <w:r>
                 <w:rPr>
                   <w:rFonts w:ascii="Arial" w:cs="Arial" w:eastAsia="Arial" w:hAnsi="Arial"/>
@@ -4304,7 +4304,7 @@
               <w:spacing w:after="10" w:before="0"/>
               <w:ind w:left="120"/>
             </w:pPr>
-            <w:hyperlink w:history="1" r:id="rId-4nrswxzebptuizaylb_c">
+            <w:hyperlink w:history="1" r:id="rId6eqrqeavphosxcmjg_cat">
               <w:r>
                 <w:rPr>
                   <w:rFonts w:ascii="Arial" w:cs="Arial" w:eastAsia="Arial" w:hAnsi="Arial"/>
@@ -4527,32 +4527,32 @@
         <w:tc>
           <w:tcPr>
             <w:tcW w:type="dxa" w:w="1520"/>
-            <w:shd w:fill="F2F2F2" w:color="auto" w:val="clear"/>
-            <w:tcMar>
-              <w:top w:type="dxa" w:w="60"/>
-              <w:left w:type="dxa" w:w="120"/>
-              <w:bottom w:type="dxa" w:w="60"/>
-              <w:right w:type="dxa" w:w="120"/>
-            </w:tcMar>
-            <w:vAlign w:val="top"/>
-          </w:tcPr>
-          <w:p>
-            <w:pPr>
-              <w:spacing w:after="40" w:before="0"/>
-              <w:jc w:val="left"/>
-            </w:pPr>
-            <w:r>
-              <w:rPr>
-                <w:rFonts w:ascii="Arial" w:cs="Arial" w:eastAsia="Arial" w:hAnsi="Arial"/>
-                <w:b/>
-                <w:bCs/>
-                <w:i w:val="false"/>
-                <w:iCs w:val="false"/>
-                <w:color w:val="000000"/>
-                <w:sz w:val="18"/>
-                <w:szCs w:val="18"/>
-              </w:rPr>
-              <w:t xml:space="preserve">Phase 5 — Model Building</w:t>
+            <w:shd w:fill="D5E8F0" w:color="auto" w:val="clear"/>
+            <w:tcMar>
+              <w:top w:type="dxa" w:w="60"/>
+              <w:left w:type="dxa" w:w="120"/>
+              <w:bottom w:type="dxa" w:w="60"/>
+              <w:right w:type="dxa" w:w="120"/>
+            </w:tcMar>
+            <w:vAlign w:val="top"/>
+          </w:tcPr>
+          <w:p>
+            <w:pPr>
+              <w:spacing w:after="40" w:before="0"/>
+              <w:jc w:val="left"/>
+            </w:pPr>
+            <w:r>
+              <w:rPr>
+                <w:rFonts w:ascii="Arial" w:cs="Arial" w:eastAsia="Arial" w:hAnsi="Arial"/>
+                <w:b/>
+                <w:bCs/>
+                <w:i w:val="false"/>
+                <w:iCs w:val="false"/>
+                <w:color w:val="000000"/>
+                <w:sz w:val="18"/>
+                <w:szCs w:val="18"/>
+              </w:rPr>
+              <w:t xml:space="preserve">Model Building Phase</w:t>
             </w:r>
           </w:p>
           <w:p>
@@ -4575,7 +4575,7 @@
             <w:pPr>
               <w:spacing w:after="20" w:before="0"/>
             </w:pPr>
-            <w:hyperlink w:history="1" r:id="rIdwljl5iykta8ygatm4yexy">
+            <w:hyperlink w:history="1" r:id="rIdy4rfp7zi9hvukfzoe_3sa">
               <w:r>
                 <w:rPr>
                   <w:rFonts w:ascii="Arial" w:cs="Arial" w:eastAsia="Arial" w:hAnsi="Arial"/>
@@ -4608,7 +4608,7 @@
               <w:spacing w:after="10" w:before="0"/>
               <w:ind w:left="120"/>
             </w:pPr>
-            <w:hyperlink w:history="1" r:id="rIdgjjtrryy_khfdgtswhrwp">
+            <w:hyperlink w:history="1" r:id="rIdtj4r1nyjxpgzkt2ji0a3n">
               <w:r>
                 <w:rPr>
                   <w:rFonts w:ascii="Arial" w:cs="Arial" w:eastAsia="Arial" w:hAnsi="Arial"/>
@@ -4653,7 +4653,7 @@
             <w:pPr>
               <w:spacing w:after="20" w:before="0"/>
             </w:pPr>
-            <w:hyperlink w:history="1" r:id="rId5jjm4ci9whhwujqfpsnjb">
+            <w:hyperlink w:history="1" r:id="rIdyz9eavl71sdvum3pd0bso">
               <w:r>
                 <w:rPr>
                   <w:rFonts w:ascii="Arial" w:cs="Arial" w:eastAsia="Arial" w:hAnsi="Arial"/>
@@ -4686,7 +4686,7 @@
               <w:spacing w:after="10" w:before="0"/>
               <w:ind w:left="120"/>
             </w:pPr>
-            <w:hyperlink w:history="1" r:id="rIdrdmqzoemne-cc47vedgwp">
+            <w:hyperlink w:history="1" r:id="rIdev_jzmmv67rgmvts2etjr">
               <w:r>
                 <w:rPr>
                   <w:rFonts w:ascii="Arial" w:cs="Arial" w:eastAsia="Arial" w:hAnsi="Arial"/>
@@ -6201,32 +6201,32 @@
         <w:tc>
           <w:tcPr>
             <w:tcW w:type="dxa" w:w="1520"/>
-            <w:shd w:fill="F2F2F2" w:color="auto" w:val="clear"/>
-            <w:tcMar>
-              <w:top w:type="dxa" w:w="60"/>
-              <w:left w:type="dxa" w:w="120"/>
-              <w:bottom w:type="dxa" w:w="60"/>
-              <w:right w:type="dxa" w:w="120"/>
-            </w:tcMar>
-            <w:vAlign w:val="top"/>
-          </w:tcPr>
-          <w:p>
-            <w:pPr>
-              <w:spacing w:after="40" w:before="0"/>
-              <w:jc w:val="left"/>
-            </w:pPr>
-            <w:r>
-              <w:rPr>
-                <w:rFonts w:ascii="Arial" w:cs="Arial" w:eastAsia="Arial" w:hAnsi="Arial"/>
-                <w:b/>
-                <w:bCs/>
-                <w:i w:val="false"/>
-                <w:iCs w:val="false"/>
-                <w:color w:val="000000"/>
-                <w:sz w:val="18"/>
-                <w:szCs w:val="18"/>
-              </w:rPr>
-              <w:t xml:space="preserve">Phase 1 — Predict</w:t>
+            <w:shd w:fill="EAD1F5" w:color="auto" w:val="clear"/>
+            <w:tcMar>
+              <w:top w:type="dxa" w:w="60"/>
+              <w:left w:type="dxa" w:w="120"/>
+              <w:bottom w:type="dxa" w:w="60"/>
+              <w:right w:type="dxa" w:w="120"/>
+            </w:tcMar>
+            <w:vAlign w:val="top"/>
+          </w:tcPr>
+          <w:p>
+            <w:pPr>
+              <w:spacing w:after="40" w:before="0"/>
+              <w:jc w:val="left"/>
+            </w:pPr>
+            <w:r>
+              <w:rPr>
+                <w:rFonts w:ascii="Arial" w:cs="Arial" w:eastAsia="Arial" w:hAnsi="Arial"/>
+                <w:b/>
+                <w:bCs/>
+                <w:i w:val="false"/>
+                <w:iCs w:val="false"/>
+                <w:color w:val="000000"/>
+                <w:sz w:val="18"/>
+                <w:szCs w:val="18"/>
+              </w:rPr>
+              <w:t xml:space="preserve">Predict Phase</w:t>
             </w:r>
           </w:p>
           <w:p>
@@ -6249,7 +6249,7 @@
             <w:pPr>
               <w:spacing w:after="20" w:before="0"/>
             </w:pPr>
-            <w:hyperlink w:history="1" r:id="rIdvsno_bvszrswwy3cdjcgf">
+            <w:hyperlink w:history="1" r:id="rId80objdf1q5ia8pfzbs4b_">
               <w:r>
                 <w:rPr>
                   <w:rFonts w:ascii="Arial" w:cs="Arial" w:eastAsia="Arial" w:hAnsi="Arial"/>
@@ -6282,7 +6282,7 @@
               <w:spacing w:after="10" w:before="0"/>
               <w:ind w:left="120"/>
             </w:pPr>
-            <w:hyperlink w:history="1" r:id="rIduqtacb8offgcfm06odwey">
+            <w:hyperlink w:history="1" r:id="rIdikj6f2zkrbrcssadqy6hg">
               <w:r>
                 <w:rPr>
                   <w:rFonts w:ascii="Arial" w:cs="Arial" w:eastAsia="Arial" w:hAnsi="Arial"/>
@@ -6327,7 +6327,7 @@
             <w:pPr>
               <w:spacing w:after="20" w:before="0"/>
             </w:pPr>
-            <w:hyperlink w:history="1" r:id="rIdq4ciqrqugrlitvnopi7nz">
+            <w:hyperlink w:history="1" r:id="rIdlxbzb21y5e3klx5r73zl8">
               <w:r>
                 <w:rPr>
                   <w:rFonts w:ascii="Arial" w:cs="Arial" w:eastAsia="Arial" w:hAnsi="Arial"/>
@@ -6360,7 +6360,7 @@
               <w:spacing w:after="10" w:before="0"/>
               <w:ind w:left="120"/>
             </w:pPr>
-            <w:hyperlink w:history="1" r:id="rIdmovgcn--3gcqrqqc7u9zs">
+            <w:hyperlink w:history="1" r:id="rIdc7uee_03pe72zb8sbrut2">
               <w:r>
                 <w:rPr>
                   <w:rFonts w:ascii="Arial" w:cs="Arial" w:eastAsia="Arial" w:hAnsi="Arial"/>
@@ -6796,32 +6796,32 @@
         <w:tc>
           <w:tcPr>
             <w:tcW w:type="dxa" w:w="1520"/>
-            <w:shd w:fill="F2F2F2" w:color="auto" w:val="clear"/>
-            <w:tcMar>
-              <w:top w:type="dxa" w:w="60"/>
-              <w:left w:type="dxa" w:w="120"/>
-              <w:bottom w:type="dxa" w:w="60"/>
-              <w:right w:type="dxa" w:w="120"/>
-            </w:tcMar>
-            <w:vAlign w:val="top"/>
-          </w:tcPr>
-          <w:p>
-            <w:pPr>
-              <w:spacing w:after="40" w:before="0"/>
-              <w:jc w:val="left"/>
-            </w:pPr>
-            <w:r>
-              <w:rPr>
-                <w:rFonts w:ascii="Arial" w:cs="Arial" w:eastAsia="Arial" w:hAnsi="Arial"/>
-                <w:b/>
-                <w:bCs/>
-                <w:i w:val="false"/>
-                <w:iCs w:val="false"/>
-                <w:color w:val="000000"/>
-                <w:sz w:val="18"/>
-                <w:szCs w:val="18"/>
-              </w:rPr>
-              <w:t xml:space="preserve">Phase 2 — Observe</w:t>
+            <w:shd w:fill="D9EEF1" w:color="auto" w:val="clear"/>
+            <w:tcMar>
+              <w:top w:type="dxa" w:w="60"/>
+              <w:left w:type="dxa" w:w="120"/>
+              <w:bottom w:type="dxa" w:w="60"/>
+              <w:right w:type="dxa" w:w="120"/>
+            </w:tcMar>
+            <w:vAlign w:val="top"/>
+          </w:tcPr>
+          <w:p>
+            <w:pPr>
+              <w:spacing w:after="40" w:before="0"/>
+              <w:jc w:val="left"/>
+            </w:pPr>
+            <w:r>
+              <w:rPr>
+                <w:rFonts w:ascii="Arial" w:cs="Arial" w:eastAsia="Arial" w:hAnsi="Arial"/>
+                <w:b/>
+                <w:bCs/>
+                <w:i w:val="false"/>
+                <w:iCs w:val="false"/>
+                <w:color w:val="000000"/>
+                <w:sz w:val="18"/>
+                <w:szCs w:val="18"/>
+              </w:rPr>
+              <w:t xml:space="preserve">Observe Phase</w:t>
             </w:r>
           </w:p>
           <w:p>
@@ -6844,7 +6844,7 @@
             <w:pPr>
               <w:spacing w:after="20" w:before="0"/>
             </w:pPr>
-            <w:hyperlink w:history="1" r:id="rIdnpgvrrijpguiyf4diifp0">
+            <w:hyperlink w:history="1" r:id="rIdtey_3yoyaomlhu6aoreed">
               <w:r>
                 <w:rPr>
                   <w:rFonts w:ascii="Arial" w:cs="Arial" w:eastAsia="Arial" w:hAnsi="Arial"/>
@@ -6877,7 +6877,7 @@
               <w:spacing w:after="10" w:before="0"/>
               <w:ind w:left="120"/>
             </w:pPr>
-            <w:hyperlink w:history="1" r:id="rIdblfu2-2n3xz13fqbus098">
+            <w:hyperlink w:history="1" r:id="rIdszuyez5xcb0kpxvq11_5w">
               <w:r>
                 <w:rPr>
                   <w:rFonts w:ascii="Arial" w:cs="Arial" w:eastAsia="Arial" w:hAnsi="Arial"/>
@@ -6922,7 +6922,7 @@
             <w:pPr>
               <w:spacing w:after="20" w:before="0"/>
             </w:pPr>
-            <w:hyperlink w:history="1" r:id="rIdm2voishz6eqswdolgereu">
+            <w:hyperlink w:history="1" r:id="rIdfd1oirwnhnbkloubxbpwf">
               <w:r>
                 <w:rPr>
                   <w:rFonts w:ascii="Arial" w:cs="Arial" w:eastAsia="Arial" w:hAnsi="Arial"/>
@@ -6955,7 +6955,7 @@
               <w:spacing w:after="10" w:before="0"/>
               <w:ind w:left="120"/>
             </w:pPr>
-            <w:hyperlink w:history="1" r:id="rIdnzhj4cnzgvfgkzcbagman">
+            <w:hyperlink w:history="1" r:id="rIdpdowgupnoklohjwtyhryk">
               <w:r>
                 <w:rPr>
                   <w:rFonts w:ascii="Arial" w:cs="Arial" w:eastAsia="Arial" w:hAnsi="Arial"/>
@@ -7450,32 +7450,32 @@
         <w:tc>
           <w:tcPr>
             <w:tcW w:type="dxa" w:w="1520"/>
-            <w:shd w:fill="F2F2F2" w:color="auto" w:val="clear"/>
-            <w:tcMar>
-              <w:top w:type="dxa" w:w="60"/>
-              <w:left w:type="dxa" w:w="120"/>
-              <w:bottom w:type="dxa" w:w="60"/>
-              <w:right w:type="dxa" w:w="120"/>
-            </w:tcMar>
-            <w:vAlign w:val="top"/>
-          </w:tcPr>
-          <w:p>
-            <w:pPr>
-              <w:spacing w:after="40" w:before="0"/>
-              <w:jc w:val="left"/>
-            </w:pPr>
-            <w:r>
-              <w:rPr>
-                <w:rFonts w:ascii="Arial" w:cs="Arial" w:eastAsia="Arial" w:hAnsi="Arial"/>
-                <w:b/>
-                <w:bCs/>
-                <w:i w:val="false"/>
-                <w:iCs w:val="false"/>
-                <w:color w:val="000000"/>
-                <w:sz w:val="18"/>
-                <w:szCs w:val="18"/>
-              </w:rPr>
-              <w:t xml:space="preserve">Phase 3 — Explain</w:t>
+            <w:shd w:fill="E2EFDA" w:color="auto" w:val="clear"/>
+            <w:tcMar>
+              <w:top w:type="dxa" w:w="60"/>
+              <w:left w:type="dxa" w:w="120"/>
+              <w:bottom w:type="dxa" w:w="60"/>
+              <w:right w:type="dxa" w:w="120"/>
+            </w:tcMar>
+            <w:vAlign w:val="top"/>
+          </w:tcPr>
+          <w:p>
+            <w:pPr>
+              <w:spacing w:after="40" w:before="0"/>
+              <w:jc w:val="left"/>
+            </w:pPr>
+            <w:r>
+              <w:rPr>
+                <w:rFonts w:ascii="Arial" w:cs="Arial" w:eastAsia="Arial" w:hAnsi="Arial"/>
+                <w:b/>
+                <w:bCs/>
+                <w:i w:val="false"/>
+                <w:iCs w:val="false"/>
+                <w:color w:val="000000"/>
+                <w:sz w:val="18"/>
+                <w:szCs w:val="18"/>
+              </w:rPr>
+              <w:t xml:space="preserve">Explain Phase</w:t>
             </w:r>
           </w:p>
           <w:p>
@@ -7498,7 +7498,7 @@
             <w:pPr>
               <w:spacing w:after="20" w:before="0"/>
             </w:pPr>
-            <w:hyperlink w:history="1" r:id="rIdov9b1_lzr-ibtmzdynqlf">
+            <w:hyperlink w:history="1" r:id="rId3i2wt5otvsbkofdqnq2d1">
               <w:r>
                 <w:rPr>
                   <w:rFonts w:ascii="Arial" w:cs="Arial" w:eastAsia="Arial" w:hAnsi="Arial"/>
@@ -7531,7 +7531,7 @@
               <w:spacing w:after="10" w:before="0"/>
               <w:ind w:left="120"/>
             </w:pPr>
-            <w:hyperlink w:history="1" r:id="rIdyrnip7qp0o49ie2vn3uuc">
+            <w:hyperlink w:history="1" r:id="rIdjsmzefue_gzmvsypngnhj">
               <w:r>
                 <w:rPr>
                   <w:rFonts w:ascii="Arial" w:cs="Arial" w:eastAsia="Arial" w:hAnsi="Arial"/>
@@ -7576,7 +7576,7 @@
             <w:pPr>
               <w:spacing w:after="20" w:before="0"/>
             </w:pPr>
-            <w:hyperlink w:history="1" r:id="rIdb5ic-noncfp1od64zdyot">
+            <w:hyperlink w:history="1" r:id="rIdhtmjs7d5xcc5jf3zlmpav">
               <w:r>
                 <w:rPr>
                   <w:rFonts w:ascii="Arial" w:cs="Arial" w:eastAsia="Arial" w:hAnsi="Arial"/>
@@ -7609,7 +7609,7 @@
               <w:spacing w:after="10" w:before="0"/>
               <w:ind w:left="120"/>
             </w:pPr>
-            <w:hyperlink w:history="1" r:id="rId8bobtn9sh0dqbs1ltlrqb">
+            <w:hyperlink w:history="1" r:id="rIdha6b-oavb9l-slxwufeea">
               <w:r>
                 <w:rPr>
                   <w:rFonts w:ascii="Arial" w:cs="Arial" w:eastAsia="Arial" w:hAnsi="Arial"/>
@@ -8079,32 +8079,32 @@
         <w:tc>
           <w:tcPr>
             <w:tcW w:type="dxa" w:w="1520"/>
-            <w:shd w:fill="F2F2F2" w:color="auto" w:val="clear"/>
-            <w:tcMar>
-              <w:top w:type="dxa" w:w="60"/>
-              <w:left w:type="dxa" w:w="120"/>
-              <w:bottom w:type="dxa" w:w="60"/>
-              <w:right w:type="dxa" w:w="120"/>
-            </w:tcMar>
-            <w:vAlign w:val="top"/>
-          </w:tcPr>
-          <w:p>
-            <w:pPr>
-              <w:spacing w:after="40" w:before="0"/>
-              <w:jc w:val="left"/>
-            </w:pPr>
-            <w:r>
-              <w:rPr>
-                <w:rFonts w:ascii="Arial" w:cs="Arial" w:eastAsia="Arial" w:hAnsi="Arial"/>
-                <w:b/>
-                <w:bCs/>
-                <w:i w:val="false"/>
-                <w:iCs w:val="false"/>
-                <w:color w:val="000000"/>
-                <w:sz w:val="18"/>
-                <w:szCs w:val="18"/>
-              </w:rPr>
-              <w:t xml:space="preserve">Phase 4 — Driving Question Board (DQB) Update</w:t>
+            <w:shd w:fill="FCE4D6" w:color="auto" w:val="clear"/>
+            <w:tcMar>
+              <w:top w:type="dxa" w:w="60"/>
+              <w:left w:type="dxa" w:w="120"/>
+              <w:bottom w:type="dxa" w:w="60"/>
+              <w:right w:type="dxa" w:w="120"/>
+            </w:tcMar>
+            <w:vAlign w:val="top"/>
+          </w:tcPr>
+          <w:p>
+            <w:pPr>
+              <w:spacing w:after="40" w:before="0"/>
+              <w:jc w:val="left"/>
+            </w:pPr>
+            <w:r>
+              <w:rPr>
+                <w:rFonts w:ascii="Arial" w:cs="Arial" w:eastAsia="Arial" w:hAnsi="Arial"/>
+                <w:b/>
+                <w:bCs/>
+                <w:i w:val="false"/>
+                <w:iCs w:val="false"/>
+                <w:color w:val="000000"/>
+                <w:sz w:val="18"/>
+                <w:szCs w:val="18"/>
+              </w:rPr>
+              <w:t xml:space="preserve">Driving Question Board (DQB) Creation</w:t>
             </w:r>
           </w:p>
           <w:p>
@@ -8127,7 +8127,7 @@
             <w:pPr>
               <w:spacing w:after="20" w:before="0"/>
             </w:pPr>
-            <w:hyperlink w:history="1" r:id="rIds_ws34wfukmtf05iytjmk">
+            <w:hyperlink w:history="1" r:id="rIdgpzdhox_bye0_wcrpzldm">
               <w:r>
                 <w:rPr>
                   <w:rFonts w:ascii="Arial" w:cs="Arial" w:eastAsia="Arial" w:hAnsi="Arial"/>
@@ -8160,7 +8160,7 @@
               <w:spacing w:after="10" w:before="0"/>
               <w:ind w:left="120"/>
             </w:pPr>
-            <w:hyperlink w:history="1" r:id="rIdvf6opxmjvbvvdzwwphpje">
+            <w:hyperlink w:history="1" r:id="rIdwzp4ysgoldp-hudjwaqq0">
               <w:r>
                 <w:rPr>
                   <w:rFonts w:ascii="Arial" w:cs="Arial" w:eastAsia="Arial" w:hAnsi="Arial"/>
@@ -8205,7 +8205,7 @@
             <w:pPr>
               <w:spacing w:after="20" w:before="0"/>
             </w:pPr>
-            <w:hyperlink w:history="1" r:id="rIdc0vxoc_6gw6uj2r0oqilw">
+            <w:hyperlink w:history="1" r:id="rIda3_hy6p4tpod2odcc6kvq">
               <w:r>
                 <w:rPr>
                   <w:rFonts w:ascii="Arial" w:cs="Arial" w:eastAsia="Arial" w:hAnsi="Arial"/>
@@ -8238,7 +8238,7 @@
               <w:spacing w:after="10" w:before="0"/>
               <w:ind w:left="120"/>
             </w:pPr>
-            <w:hyperlink w:history="1" r:id="rIdsckg4pomq3o4zgbyu97nq">
+            <w:hyperlink w:history="1" r:id="rIdchgc702uazzeepc-uhafa">
               <w:r>
                 <w:rPr>
                   <w:rFonts w:ascii="Arial" w:cs="Arial" w:eastAsia="Arial" w:hAnsi="Arial"/>
@@ -8539,32 +8539,32 @@
         <w:tc>
           <w:tcPr>
             <w:tcW w:type="dxa" w:w="1520"/>
-            <w:shd w:fill="F2F2F2" w:color="auto" w:val="clear"/>
-            <w:tcMar>
-              <w:top w:type="dxa" w:w="60"/>
-              <w:left w:type="dxa" w:w="120"/>
-              <w:bottom w:type="dxa" w:w="60"/>
-              <w:right w:type="dxa" w:w="120"/>
-            </w:tcMar>
-            <w:vAlign w:val="top"/>
-          </w:tcPr>
-          <w:p>
-            <w:pPr>
-              <w:spacing w:after="40" w:before="0"/>
-              <w:jc w:val="left"/>
-            </w:pPr>
-            <w:r>
-              <w:rPr>
-                <w:rFonts w:ascii="Arial" w:cs="Arial" w:eastAsia="Arial" w:hAnsi="Arial"/>
-                <w:b/>
-                <w:bCs/>
-                <w:i w:val="false"/>
-                <w:iCs w:val="false"/>
-                <w:color w:val="000000"/>
-                <w:sz w:val="18"/>
-                <w:szCs w:val="18"/>
-              </w:rPr>
-              <w:t xml:space="preserve">Phase 5 — Model Building</w:t>
+            <w:shd w:fill="D5E8F0" w:color="auto" w:val="clear"/>
+            <w:tcMar>
+              <w:top w:type="dxa" w:w="60"/>
+              <w:left w:type="dxa" w:w="120"/>
+              <w:bottom w:type="dxa" w:w="60"/>
+              <w:right w:type="dxa" w:w="120"/>
+            </w:tcMar>
+            <w:vAlign w:val="top"/>
+          </w:tcPr>
+          <w:p>
+            <w:pPr>
+              <w:spacing w:after="40" w:before="0"/>
+              <w:jc w:val="left"/>
+            </w:pPr>
+            <w:r>
+              <w:rPr>
+                <w:rFonts w:ascii="Arial" w:cs="Arial" w:eastAsia="Arial" w:hAnsi="Arial"/>
+                <w:b/>
+                <w:bCs/>
+                <w:i w:val="false"/>
+                <w:iCs w:val="false"/>
+                <w:color w:val="000000"/>
+                <w:sz w:val="18"/>
+                <w:szCs w:val="18"/>
+              </w:rPr>
+              <w:t xml:space="preserve">Model Building Phase</w:t>
             </w:r>
           </w:p>
           <w:p>
@@ -8587,7 +8587,7 @@
             <w:pPr>
               <w:spacing w:after="20" w:before="0"/>
             </w:pPr>
-            <w:hyperlink w:history="1" r:id="rId3rkp4gyofiysdly9fzttn">
+            <w:hyperlink w:history="1" r:id="rId_rrxtaa2oeins8vehwbsi">
               <w:r>
                 <w:rPr>
                   <w:rFonts w:ascii="Arial" w:cs="Arial" w:eastAsia="Arial" w:hAnsi="Arial"/>
@@ -8620,7 +8620,7 @@
               <w:spacing w:after="10" w:before="0"/>
               <w:ind w:left="120"/>
             </w:pPr>
-            <w:hyperlink w:history="1" r:id="rIdwqnmlquryjjwmnaktovbh">
+            <w:hyperlink w:history="1" r:id="rIdnagcts7br99niyynumh08">
               <w:r>
                 <w:rPr>
                   <w:rFonts w:ascii="Arial" w:cs="Arial" w:eastAsia="Arial" w:hAnsi="Arial"/>
@@ -8665,7 +8665,7 @@
             <w:pPr>
               <w:spacing w:after="20" w:before="0"/>
             </w:pPr>
-            <w:hyperlink w:history="1" r:id="rIdkccikuq4dcpf0eef7bnfe">
+            <w:hyperlink w:history="1" r:id="rIdeb9pscxqcijw8kaeo6hax">
               <w:r>
                 <w:rPr>
                   <w:rFonts w:ascii="Arial" w:cs="Arial" w:eastAsia="Arial" w:hAnsi="Arial"/>
@@ -8698,7 +8698,7 @@
               <w:spacing w:after="10" w:before="0"/>
               <w:ind w:left="120"/>
             </w:pPr>
-            <w:hyperlink w:history="1" r:id="rIdaftdlsjzkqsjkf3uyilu-">
+            <w:hyperlink w:history="1" r:id="rIdbe4xmrjtbkto-g421n7o2">
               <w:r>
                 <w:rPr>
                   <w:rFonts w:ascii="Arial" w:cs="Arial" w:eastAsia="Arial" w:hAnsi="Arial"/>
@@ -10536,32 +10536,32 @@
         <w:tc>
           <w:tcPr>
             <w:tcW w:type="dxa" w:w="1520"/>
-            <w:shd w:fill="F2F2F2" w:color="auto" w:val="clear"/>
-            <w:tcMar>
-              <w:top w:type="dxa" w:w="60"/>
-              <w:left w:type="dxa" w:w="120"/>
-              <w:bottom w:type="dxa" w:w="60"/>
-              <w:right w:type="dxa" w:w="120"/>
-            </w:tcMar>
-            <w:vAlign w:val="top"/>
-          </w:tcPr>
-          <w:p>
-            <w:pPr>
-              <w:spacing w:after="40" w:before="0"/>
-              <w:jc w:val="left"/>
-            </w:pPr>
-            <w:r>
-              <w:rPr>
-                <w:rFonts w:ascii="Arial" w:cs="Arial" w:eastAsia="Arial" w:hAnsi="Arial"/>
-                <w:b/>
-                <w:bCs/>
-                <w:i w:val="false"/>
-                <w:iCs w:val="false"/>
-                <w:color w:val="000000"/>
-                <w:sz w:val="18"/>
-                <w:szCs w:val="18"/>
-              </w:rPr>
-              <w:t xml:space="preserve">Phase 1 — Predict (10 minutes)</w:t>
+            <w:shd w:fill="EAD1F5" w:color="auto" w:val="clear"/>
+            <w:tcMar>
+              <w:top w:type="dxa" w:w="60"/>
+              <w:left w:type="dxa" w:w="120"/>
+              <w:bottom w:type="dxa" w:w="60"/>
+              <w:right w:type="dxa" w:w="120"/>
+            </w:tcMar>
+            <w:vAlign w:val="top"/>
+          </w:tcPr>
+          <w:p>
+            <w:pPr>
+              <w:spacing w:after="40" w:before="0"/>
+              <w:jc w:val="left"/>
+            </w:pPr>
+            <w:r>
+              <w:rPr>
+                <w:rFonts w:ascii="Arial" w:cs="Arial" w:eastAsia="Arial" w:hAnsi="Arial"/>
+                <w:b/>
+                <w:bCs/>
+                <w:i w:val="false"/>
+                <w:iCs w:val="false"/>
+                <w:color w:val="000000"/>
+                <w:sz w:val="18"/>
+                <w:szCs w:val="18"/>
+              </w:rPr>
+              <w:t xml:space="preserve">Predict Phase</w:t>
             </w:r>
           </w:p>
           <w:p>
@@ -10584,7 +10584,7 @@
             <w:pPr>
               <w:spacing w:after="20" w:before="0"/>
             </w:pPr>
-            <w:hyperlink w:history="1" r:id="rIdxpgcdkf99zwdzm6q3jyh9">
+            <w:hyperlink w:history="1" r:id="rIdjmw_muhf8ayphcnnljnt3">
               <w:r>
                 <w:rPr>
                   <w:rFonts w:ascii="Arial" w:cs="Arial" w:eastAsia="Arial" w:hAnsi="Arial"/>
@@ -10617,7 +10617,7 @@
               <w:spacing w:after="10" w:before="0"/>
               <w:ind w:left="120"/>
             </w:pPr>
-            <w:hyperlink w:history="1" r:id="rIdzensyu-ioadl2zb-xl-3t">
+            <w:hyperlink w:history="1" r:id="rId76bejt0v4ycz85rgliriz">
               <w:r>
                 <w:rPr>
                   <w:rFonts w:ascii="Arial" w:cs="Arial" w:eastAsia="Arial" w:hAnsi="Arial"/>
@@ -10662,7 +10662,7 @@
             <w:pPr>
               <w:spacing w:after="20" w:before="0"/>
             </w:pPr>
-            <w:hyperlink w:history="1" r:id="rIdbsg-f9yckiwrg1ensojuf">
+            <w:hyperlink w:history="1" r:id="rIddvz51tdtzvlegttfkqhzi">
               <w:r>
                 <w:rPr>
                   <w:rFonts w:ascii="Arial" w:cs="Arial" w:eastAsia="Arial" w:hAnsi="Arial"/>
@@ -10695,7 +10695,7 @@
               <w:spacing w:after="10" w:before="0"/>
               <w:ind w:left="120"/>
             </w:pPr>
-            <w:hyperlink w:history="1" r:id="rIdhsgq19iumb5u2bp6vqgrh">
+            <w:hyperlink w:history="1" r:id="rIdpegqkkqvhefdcc9chc1n2">
               <w:r>
                 <w:rPr>
                   <w:rFonts w:ascii="Arial" w:cs="Arial" w:eastAsia="Arial" w:hAnsi="Arial"/>
@@ -10842,32 +10842,32 @@
         <w:tc>
           <w:tcPr>
             <w:tcW w:type="dxa" w:w="1520"/>
-            <w:shd w:fill="F2F2F2" w:color="auto" w:val="clear"/>
-            <w:tcMar>
-              <w:top w:type="dxa" w:w="60"/>
-              <w:left w:type="dxa" w:w="120"/>
-              <w:bottom w:type="dxa" w:w="60"/>
-              <w:right w:type="dxa" w:w="120"/>
-            </w:tcMar>
-            <w:vAlign w:val="top"/>
-          </w:tcPr>
-          <w:p>
-            <w:pPr>
-              <w:spacing w:after="40" w:before="0"/>
-              <w:jc w:val="left"/>
-            </w:pPr>
-            <w:r>
-              <w:rPr>
-                <w:rFonts w:ascii="Arial" w:cs="Arial" w:eastAsia="Arial" w:hAnsi="Arial"/>
-                <w:b/>
-                <w:bCs/>
-                <w:i w:val="false"/>
-                <w:iCs w:val="false"/>
-                <w:color w:val="000000"/>
-                <w:sz w:val="18"/>
-                <w:szCs w:val="18"/>
-              </w:rPr>
-              <w:t xml:space="preserve">Phase 2 — Observe (25 minutes)</w:t>
+            <w:shd w:fill="D9EEF1" w:color="auto" w:val="clear"/>
+            <w:tcMar>
+              <w:top w:type="dxa" w:w="60"/>
+              <w:left w:type="dxa" w:w="120"/>
+              <w:bottom w:type="dxa" w:w="60"/>
+              <w:right w:type="dxa" w:w="120"/>
+            </w:tcMar>
+            <w:vAlign w:val="top"/>
+          </w:tcPr>
+          <w:p>
+            <w:pPr>
+              <w:spacing w:after="40" w:before="0"/>
+              <w:jc w:val="left"/>
+            </w:pPr>
+            <w:r>
+              <w:rPr>
+                <w:rFonts w:ascii="Arial" w:cs="Arial" w:eastAsia="Arial" w:hAnsi="Arial"/>
+                <w:b/>
+                <w:bCs/>
+                <w:i w:val="false"/>
+                <w:iCs w:val="false"/>
+                <w:color w:val="000000"/>
+                <w:sz w:val="18"/>
+                <w:szCs w:val="18"/>
+              </w:rPr>
+              <w:t xml:space="preserve">Observe Phase</w:t>
             </w:r>
           </w:p>
           <w:p>
@@ -10890,7 +10890,7 @@
             <w:pPr>
               <w:spacing w:after="20" w:before="0"/>
             </w:pPr>
-            <w:hyperlink w:history="1" r:id="rIdsubknz29wyny1ctaix1w8">
+            <w:hyperlink w:history="1" r:id="rId1oaigsxkkjupja6tit2es">
               <w:r>
                 <w:rPr>
                   <w:rFonts w:ascii="Arial" w:cs="Arial" w:eastAsia="Arial" w:hAnsi="Arial"/>
@@ -10923,7 +10923,7 @@
               <w:spacing w:after="10" w:before="0"/>
               <w:ind w:left="120"/>
             </w:pPr>
-            <w:hyperlink w:history="1" r:id="rIdldmoze6-jazcib5itibho">
+            <w:hyperlink w:history="1" r:id="rIdfhrrsuocnhibuqgzpdlf9">
               <w:r>
                 <w:rPr>
                   <w:rFonts w:ascii="Arial" w:cs="Arial" w:eastAsia="Arial" w:hAnsi="Arial"/>
@@ -10968,7 +10968,7 @@
             <w:pPr>
               <w:spacing w:after="20" w:before="0"/>
             </w:pPr>
-            <w:hyperlink w:history="1" r:id="rId0qzvvbrhuuzombxn0uvcv">
+            <w:hyperlink w:history="1" r:id="rIdhrjqcbsfbj46_wu7oytpf">
               <w:r>
                 <w:rPr>
                   <w:rFonts w:ascii="Arial" w:cs="Arial" w:eastAsia="Arial" w:hAnsi="Arial"/>
@@ -11001,7 +11001,7 @@
               <w:spacing w:after="10" w:before="0"/>
               <w:ind w:left="120"/>
             </w:pPr>
-            <w:hyperlink w:history="1" r:id="rIdp-lkcokwcpuj6tuaiiwgg">
+            <w:hyperlink w:history="1" r:id="rId73sczsgdxhgxw-sgixmwu">
               <w:r>
                 <w:rPr>
                   <w:rFonts w:ascii="Arial" w:cs="Arial" w:eastAsia="Arial" w:hAnsi="Arial"/>
@@ -11148,32 +11148,32 @@
         <w:tc>
           <w:tcPr>
             <w:tcW w:type="dxa" w:w="1520"/>
-            <w:shd w:fill="F2F2F2" w:color="auto" w:val="clear"/>
-            <w:tcMar>
-              <w:top w:type="dxa" w:w="60"/>
-              <w:left w:type="dxa" w:w="120"/>
-              <w:bottom w:type="dxa" w:w="60"/>
-              <w:right w:type="dxa" w:w="120"/>
-            </w:tcMar>
-            <w:vAlign w:val="top"/>
-          </w:tcPr>
-          <w:p>
-            <w:pPr>
-              <w:spacing w:after="40" w:before="0"/>
-              <w:jc w:val="left"/>
-            </w:pPr>
-            <w:r>
-              <w:rPr>
-                <w:rFonts w:ascii="Arial" w:cs="Arial" w:eastAsia="Arial" w:hAnsi="Arial"/>
-                <w:b/>
-                <w:bCs/>
-                <w:i w:val="false"/>
-                <w:iCs w:val="false"/>
-                <w:color w:val="000000"/>
-                <w:sz w:val="18"/>
-                <w:szCs w:val="18"/>
-              </w:rPr>
-              <w:t xml:space="preserve">Phase 3 — Explain (25 minutes)</w:t>
+            <w:shd w:fill="E2EFDA" w:color="auto" w:val="clear"/>
+            <w:tcMar>
+              <w:top w:type="dxa" w:w="60"/>
+              <w:left w:type="dxa" w:w="120"/>
+              <w:bottom w:type="dxa" w:w="60"/>
+              <w:right w:type="dxa" w:w="120"/>
+            </w:tcMar>
+            <w:vAlign w:val="top"/>
+          </w:tcPr>
+          <w:p>
+            <w:pPr>
+              <w:spacing w:after="40" w:before="0"/>
+              <w:jc w:val="left"/>
+            </w:pPr>
+            <w:r>
+              <w:rPr>
+                <w:rFonts w:ascii="Arial" w:cs="Arial" w:eastAsia="Arial" w:hAnsi="Arial"/>
+                <w:b/>
+                <w:bCs/>
+                <w:i w:val="false"/>
+                <w:iCs w:val="false"/>
+                <w:color w:val="000000"/>
+                <w:sz w:val="18"/>
+                <w:szCs w:val="18"/>
+              </w:rPr>
+              <w:t xml:space="preserve">Explain Phase</w:t>
             </w:r>
           </w:p>
           <w:p>
@@ -11196,7 +11196,7 @@
             <w:pPr>
               <w:spacing w:after="20" w:before="0"/>
             </w:pPr>
-            <w:hyperlink w:history="1" r:id="rId2wtogqpff7359ekt2nx_m">
+            <w:hyperlink w:history="1" r:id="rIdrzmj6cvyv0n4pk_wuxhsc">
               <w:r>
                 <w:rPr>
                   <w:rFonts w:ascii="Arial" w:cs="Arial" w:eastAsia="Arial" w:hAnsi="Arial"/>
@@ -11229,7 +11229,7 @@
               <w:spacing w:after="10" w:before="0"/>
               <w:ind w:left="120"/>
             </w:pPr>
-            <w:hyperlink w:history="1" r:id="rIdskmn4qhcdygh5pqrxuq8j">
+            <w:hyperlink w:history="1" r:id="rIdolvetaqnwbdtlnn25rkch">
               <w:r>
                 <w:rPr>
                   <w:rFonts w:ascii="Arial" w:cs="Arial" w:eastAsia="Arial" w:hAnsi="Arial"/>
@@ -11274,7 +11274,7 @@
             <w:pPr>
               <w:spacing w:after="20" w:before="0"/>
             </w:pPr>
-            <w:hyperlink w:history="1" r:id="rIdlqmhca42vasmk4jwh0mav">
+            <w:hyperlink w:history="1" r:id="rIdg5mjwymoy6pbddslhkara">
               <w:r>
                 <w:rPr>
                   <w:rFonts w:ascii="Arial" w:cs="Arial" w:eastAsia="Arial" w:hAnsi="Arial"/>
@@ -11307,7 +11307,7 @@
               <w:spacing w:after="10" w:before="0"/>
               <w:ind w:left="120"/>
             </w:pPr>
-            <w:hyperlink w:history="1" r:id="rId62irqcjcjlliyn7mgjony">
+            <w:hyperlink w:history="1" r:id="rIdw2dgdamlwypwij6nwj3ux">
               <w:r>
                 <w:rPr>
                   <w:rFonts w:ascii="Arial" w:cs="Arial" w:eastAsia="Arial" w:hAnsi="Arial"/>
@@ -11454,32 +11454,32 @@
         <w:tc>
           <w:tcPr>
             <w:tcW w:type="dxa" w:w="1520"/>
-            <w:shd w:fill="F2F2F2" w:color="auto" w:val="clear"/>
-            <w:tcMar>
-              <w:top w:type="dxa" w:w="60"/>
-              <w:left w:type="dxa" w:w="120"/>
-              <w:bottom w:type="dxa" w:w="60"/>
-              <w:right w:type="dxa" w:w="120"/>
-            </w:tcMar>
-            <w:vAlign w:val="top"/>
-          </w:tcPr>
-          <w:p>
-            <w:pPr>
-              <w:spacing w:after="40" w:before="0"/>
-              <w:jc w:val="left"/>
-            </w:pPr>
-            <w:r>
-              <w:rPr>
-                <w:rFonts w:ascii="Arial" w:cs="Arial" w:eastAsia="Arial" w:hAnsi="Arial"/>
-                <w:b/>
-                <w:bCs/>
-                <w:i w:val="false"/>
-                <w:iCs w:val="false"/>
-                <w:color w:val="000000"/>
-                <w:sz w:val="18"/>
-                <w:szCs w:val="18"/>
-              </w:rPr>
-              <w:t xml:space="preserve">Phase 4 — Driving Question Board (DQB) Update (10 minutes)</w:t>
+            <w:shd w:fill="FCE4D6" w:color="auto" w:val="clear"/>
+            <w:tcMar>
+              <w:top w:type="dxa" w:w="60"/>
+              <w:left w:type="dxa" w:w="120"/>
+              <w:bottom w:type="dxa" w:w="60"/>
+              <w:right w:type="dxa" w:w="120"/>
+            </w:tcMar>
+            <w:vAlign w:val="top"/>
+          </w:tcPr>
+          <w:p>
+            <w:pPr>
+              <w:spacing w:after="40" w:before="0"/>
+              <w:jc w:val="left"/>
+            </w:pPr>
+            <w:r>
+              <w:rPr>
+                <w:rFonts w:ascii="Arial" w:cs="Arial" w:eastAsia="Arial" w:hAnsi="Arial"/>
+                <w:b/>
+                <w:bCs/>
+                <w:i w:val="false"/>
+                <w:iCs w:val="false"/>
+                <w:color w:val="000000"/>
+                <w:sz w:val="18"/>
+                <w:szCs w:val="18"/>
+              </w:rPr>
+              <w:t xml:space="preserve">Driving Question Board (DQB) Creation</w:t>
             </w:r>
           </w:p>
           <w:p>
@@ -11502,7 +11502,7 @@
             <w:pPr>
               <w:spacing w:after="20" w:before="0"/>
             </w:pPr>
-            <w:hyperlink w:history="1" r:id="rIdl2c4uy30twcqhriqjgmr6">
+            <w:hyperlink w:history="1" r:id="rIdrejrz4yahusqqj8tcoi13">
               <w:r>
                 <w:rPr>
                   <w:rFonts w:ascii="Arial" w:cs="Arial" w:eastAsia="Arial" w:hAnsi="Arial"/>
@@ -11535,7 +11535,7 @@
               <w:spacing w:after="10" w:before="0"/>
               <w:ind w:left="120"/>
             </w:pPr>
-            <w:hyperlink w:history="1" r:id="rIdn3yhrs2-yxtfwmehohatp">
+            <w:hyperlink w:history="1" r:id="rId4go5wg4cqp-g09hk7a8mg">
               <w:r>
                 <w:rPr>
                   <w:rFonts w:ascii="Arial" w:cs="Arial" w:eastAsia="Arial" w:hAnsi="Arial"/>
@@ -11580,7 +11580,7 @@
             <w:pPr>
               <w:spacing w:after="20" w:before="0"/>
             </w:pPr>
-            <w:hyperlink w:history="1" r:id="rIdlojjjs1vjrxyagjs6ehjn">
+            <w:hyperlink w:history="1" r:id="rId3ckwp9cbi_ldz8z-ffwuu">
               <w:r>
                 <w:rPr>
                   <w:rFonts w:ascii="Arial" w:cs="Arial" w:eastAsia="Arial" w:hAnsi="Arial"/>
@@ -11613,7 +11613,7 @@
               <w:spacing w:after="10" w:before="0"/>
               <w:ind w:left="120"/>
             </w:pPr>
-            <w:hyperlink w:history="1" r:id="rIdo9om0mqw3hd1ny-w_u1sj">
+            <w:hyperlink w:history="1" r:id="rIdk9rpxxeyiyfwe0ltmm0d2">
               <w:r>
                 <w:rPr>
                   <w:rFonts w:ascii="Arial" w:cs="Arial" w:eastAsia="Arial" w:hAnsi="Arial"/>
@@ -11760,32 +11760,32 @@
         <w:tc>
           <w:tcPr>
             <w:tcW w:type="dxa" w:w="1520"/>
-            <w:shd w:fill="F2F2F2" w:color="auto" w:val="clear"/>
-            <w:tcMar>
-              <w:top w:type="dxa" w:w="60"/>
-              <w:left w:type="dxa" w:w="120"/>
-              <w:bottom w:type="dxa" w:w="60"/>
-              <w:right w:type="dxa" w:w="120"/>
-            </w:tcMar>
-            <w:vAlign w:val="top"/>
-          </w:tcPr>
-          <w:p>
-            <w:pPr>
-              <w:spacing w:after="40" w:before="0"/>
-              <w:jc w:val="left"/>
-            </w:pPr>
-            <w:r>
-              <w:rPr>
-                <w:rFonts w:ascii="Arial" w:cs="Arial" w:eastAsia="Arial" w:hAnsi="Arial"/>
-                <w:b/>
-                <w:bCs/>
-                <w:i w:val="false"/>
-                <w:iCs w:val="false"/>
-                <w:color w:val="000000"/>
-                <w:sz w:val="18"/>
-                <w:szCs w:val="18"/>
-              </w:rPr>
-              <w:t xml:space="preserve">Phase 5 — Model Building (10 minutes)</w:t>
+            <w:shd w:fill="D5E8F0" w:color="auto" w:val="clear"/>
+            <w:tcMar>
+              <w:top w:type="dxa" w:w="60"/>
+              <w:left w:type="dxa" w:w="120"/>
+              <w:bottom w:type="dxa" w:w="60"/>
+              <w:right w:type="dxa" w:w="120"/>
+            </w:tcMar>
+            <w:vAlign w:val="top"/>
+          </w:tcPr>
+          <w:p>
+            <w:pPr>
+              <w:spacing w:after="40" w:before="0"/>
+              <w:jc w:val="left"/>
+            </w:pPr>
+            <w:r>
+              <w:rPr>
+                <w:rFonts w:ascii="Arial" w:cs="Arial" w:eastAsia="Arial" w:hAnsi="Arial"/>
+                <w:b/>
+                <w:bCs/>
+                <w:i w:val="false"/>
+                <w:iCs w:val="false"/>
+                <w:color w:val="000000"/>
+                <w:sz w:val="18"/>
+                <w:szCs w:val="18"/>
+              </w:rPr>
+              <w:t xml:space="preserve">Model Building Phase</w:t>
             </w:r>
           </w:p>
           <w:p>
@@ -11808,7 +11808,7 @@
             <w:pPr>
               <w:spacing w:after="20" w:before="0"/>
             </w:pPr>
-            <w:hyperlink w:history="1" r:id="rIdoszltaptv3vxzmkgy50m8">
+            <w:hyperlink w:history="1" r:id="rIdo3cant5m75wyswxw-romn">
               <w:r>
                 <w:rPr>
                   <w:rFonts w:ascii="Arial" w:cs="Arial" w:eastAsia="Arial" w:hAnsi="Arial"/>
@@ -11841,7 +11841,7 @@
               <w:spacing w:after="10" w:before="0"/>
               <w:ind w:left="120"/>
             </w:pPr>
-            <w:hyperlink w:history="1" r:id="rIdarmqnjzvbkcp0hvg8en8f">
+            <w:hyperlink w:history="1" r:id="rIdqd76xfxxxjykyqqlihlbq">
               <w:r>
                 <w:rPr>
                   <w:rFonts w:ascii="Arial" w:cs="Arial" w:eastAsia="Arial" w:hAnsi="Arial"/>
@@ -11886,7 +11886,7 @@
             <w:pPr>
               <w:spacing w:after="20" w:before="0"/>
             </w:pPr>
-            <w:hyperlink w:history="1" r:id="rIddnzvj8my12nttao8fvbnp">
+            <w:hyperlink w:history="1" r:id="rIdhfq2jdhjfto4mo2uwfyst">
               <w:r>
                 <w:rPr>
                   <w:rFonts w:ascii="Arial" w:cs="Arial" w:eastAsia="Arial" w:hAnsi="Arial"/>
@@ -11919,7 +11919,7 @@
               <w:spacing w:after="10" w:before="0"/>
               <w:ind w:left="120"/>
             </w:pPr>
-            <w:hyperlink w:history="1" r:id="rIdshi1big0k_t_kc9eaj85n">
+            <w:hyperlink w:history="1" r:id="rIdttq7wbnovf2alr7gkj154">
               <w:r>
                 <w:rPr>
                   <w:rFonts w:ascii="Arial" w:cs="Arial" w:eastAsia="Arial" w:hAnsi="Arial"/>
@@ -13453,32 +13453,32 @@
         <w:tc>
           <w:tcPr>
             <w:tcW w:type="dxa" w:w="1520"/>
-            <w:shd w:fill="F2F2F2" w:color="auto" w:val="clear"/>
-            <w:tcMar>
-              <w:top w:type="dxa" w:w="60"/>
-              <w:left w:type="dxa" w:w="120"/>
-              <w:bottom w:type="dxa" w:w="60"/>
-              <w:right w:type="dxa" w:w="120"/>
-            </w:tcMar>
-            <w:vAlign w:val="top"/>
-          </w:tcPr>
-          <w:p>
-            <w:pPr>
-              <w:spacing w:after="40" w:before="0"/>
-              <w:jc w:val="left"/>
-            </w:pPr>
-            <w:r>
-              <w:rPr>
-                <w:rFonts w:ascii="Arial" w:cs="Arial" w:eastAsia="Arial" w:hAnsi="Arial"/>
-                <w:b/>
-                <w:bCs/>
-                <w:i w:val="false"/>
-                <w:iCs w:val="false"/>
-                <w:color w:val="000000"/>
-                <w:sz w:val="18"/>
-                <w:szCs w:val="18"/>
-              </w:rPr>
-              <w:t xml:space="preserve">Phase 1 — Predict (15 minutes)</w:t>
+            <w:shd w:fill="EAD1F5" w:color="auto" w:val="clear"/>
+            <w:tcMar>
+              <w:top w:type="dxa" w:w="60"/>
+              <w:left w:type="dxa" w:w="120"/>
+              <w:bottom w:type="dxa" w:w="60"/>
+              <w:right w:type="dxa" w:w="120"/>
+            </w:tcMar>
+            <w:vAlign w:val="top"/>
+          </w:tcPr>
+          <w:p>
+            <w:pPr>
+              <w:spacing w:after="40" w:before="0"/>
+              <w:jc w:val="left"/>
+            </w:pPr>
+            <w:r>
+              <w:rPr>
+                <w:rFonts w:ascii="Arial" w:cs="Arial" w:eastAsia="Arial" w:hAnsi="Arial"/>
+                <w:b/>
+                <w:bCs/>
+                <w:i w:val="false"/>
+                <w:iCs w:val="false"/>
+                <w:color w:val="000000"/>
+                <w:sz w:val="18"/>
+                <w:szCs w:val="18"/>
+              </w:rPr>
+              <w:t xml:space="preserve">Predict Phase</w:t>
             </w:r>
           </w:p>
           <w:p>
@@ -13501,7 +13501,7 @@
             <w:pPr>
               <w:spacing w:after="20" w:before="0"/>
             </w:pPr>
-            <w:hyperlink w:history="1" r:id="rId6uysebvcgtw4v4nklukqg">
+            <w:hyperlink w:history="1" r:id="rIdjhqqtyddvuejlsszfoqvv">
               <w:r>
                 <w:rPr>
                   <w:rFonts w:ascii="Arial" w:cs="Arial" w:eastAsia="Arial" w:hAnsi="Arial"/>
@@ -13534,7 +13534,7 @@
               <w:spacing w:after="10" w:before="0"/>
               <w:ind w:left="120"/>
             </w:pPr>
-            <w:hyperlink w:history="1" r:id="rId0h9bpftdjah1yqwroanan">
+            <w:hyperlink w:history="1" r:id="rIdbppvjfy337il0kduf8czc">
               <w:r>
                 <w:rPr>
                   <w:rFonts w:ascii="Arial" w:cs="Arial" w:eastAsia="Arial" w:hAnsi="Arial"/>
@@ -13579,7 +13579,7 @@
             <w:pPr>
               <w:spacing w:after="20" w:before="0"/>
             </w:pPr>
-            <w:hyperlink w:history="1" r:id="rIddak4k6wsc-uyavhrrb99v">
+            <w:hyperlink w:history="1" r:id="rId1_7btp5c3-agmmtzenneo">
               <w:r>
                 <w:rPr>
                   <w:rFonts w:ascii="Arial" w:cs="Arial" w:eastAsia="Arial" w:hAnsi="Arial"/>
@@ -13612,7 +13612,7 @@
               <w:spacing w:after="10" w:before="0"/>
               <w:ind w:left="120"/>
             </w:pPr>
-            <w:hyperlink w:history="1" r:id="rIdaq8wpiwt7xeathpaxizlb">
+            <w:hyperlink w:history="1" r:id="rIdevulag1awxndoaysivvye">
               <w:r>
                 <w:rPr>
                   <w:rFonts w:ascii="Arial" w:cs="Arial" w:eastAsia="Arial" w:hAnsi="Arial"/>
@@ -13759,32 +13759,32 @@
         <w:tc>
           <w:tcPr>
             <w:tcW w:type="dxa" w:w="1520"/>
-            <w:shd w:fill="F2F2F2" w:color="auto" w:val="clear"/>
-            <w:tcMar>
-              <w:top w:type="dxa" w:w="60"/>
-              <w:left w:type="dxa" w:w="120"/>
-              <w:bottom w:type="dxa" w:w="60"/>
-              <w:right w:type="dxa" w:w="120"/>
-            </w:tcMar>
-            <w:vAlign w:val="top"/>
-          </w:tcPr>
-          <w:p>
-            <w:pPr>
-              <w:spacing w:after="40" w:before="0"/>
-              <w:jc w:val="left"/>
-            </w:pPr>
-            <w:r>
-              <w:rPr>
-                <w:rFonts w:ascii="Arial" w:cs="Arial" w:eastAsia="Arial" w:hAnsi="Arial"/>
-                <w:b/>
-                <w:bCs/>
-                <w:i w:val="false"/>
-                <w:iCs w:val="false"/>
-                <w:color w:val="000000"/>
-                <w:sz w:val="18"/>
-                <w:szCs w:val="18"/>
-              </w:rPr>
-              <w:t xml:space="preserve">Phase 2 — Observe (20 minutes)</w:t>
+            <w:shd w:fill="D9EEF1" w:color="auto" w:val="clear"/>
+            <w:tcMar>
+              <w:top w:type="dxa" w:w="60"/>
+              <w:left w:type="dxa" w:w="120"/>
+              <w:bottom w:type="dxa" w:w="60"/>
+              <w:right w:type="dxa" w:w="120"/>
+            </w:tcMar>
+            <w:vAlign w:val="top"/>
+          </w:tcPr>
+          <w:p>
+            <w:pPr>
+              <w:spacing w:after="40" w:before="0"/>
+              <w:jc w:val="left"/>
+            </w:pPr>
+            <w:r>
+              <w:rPr>
+                <w:rFonts w:ascii="Arial" w:cs="Arial" w:eastAsia="Arial" w:hAnsi="Arial"/>
+                <w:b/>
+                <w:bCs/>
+                <w:i w:val="false"/>
+                <w:iCs w:val="false"/>
+                <w:color w:val="000000"/>
+                <w:sz w:val="18"/>
+                <w:szCs w:val="18"/>
+              </w:rPr>
+              <w:t xml:space="preserve">Observe Phase</w:t>
             </w:r>
           </w:p>
           <w:p>
@@ -13807,7 +13807,7 @@
             <w:pPr>
               <w:spacing w:after="20" w:before="0"/>
             </w:pPr>
-            <w:hyperlink w:history="1" r:id="rIdpmbv99z9fzikvj-rzcx-s">
+            <w:hyperlink w:history="1" r:id="rIdpxtx19cs8wh6wix2lqyxz">
               <w:r>
                 <w:rPr>
                   <w:rFonts w:ascii="Arial" w:cs="Arial" w:eastAsia="Arial" w:hAnsi="Arial"/>
@@ -13840,7 +13840,7 @@
               <w:spacing w:after="10" w:before="0"/>
               <w:ind w:left="120"/>
             </w:pPr>
-            <w:hyperlink w:history="1" r:id="rId29hzfcuf_dtyyljacebt_">
+            <w:hyperlink w:history="1" r:id="rIdel5c4cj8xhnvwjsaqtd7o">
               <w:r>
                 <w:rPr>
                   <w:rFonts w:ascii="Arial" w:cs="Arial" w:eastAsia="Arial" w:hAnsi="Arial"/>
@@ -13885,7 +13885,7 @@
             <w:pPr>
               <w:spacing w:after="20" w:before="0"/>
             </w:pPr>
-            <w:hyperlink w:history="1" r:id="rId395v38gvctjcngisak7d2">
+            <w:hyperlink w:history="1" r:id="rIdxq-bqhgnyajnohohk3xrw">
               <w:r>
                 <w:rPr>
                   <w:rFonts w:ascii="Arial" w:cs="Arial" w:eastAsia="Arial" w:hAnsi="Arial"/>
@@ -13918,7 +13918,7 @@
               <w:spacing w:after="10" w:before="0"/>
               <w:ind w:left="120"/>
             </w:pPr>
-            <w:hyperlink w:history="1" r:id="rIdrc1qqpqrieg-da0thylwt">
+            <w:hyperlink w:history="1" r:id="rId5koiuvgsp6cv99eyyplbk">
               <w:r>
                 <w:rPr>
                   <w:rFonts w:ascii="Arial" w:cs="Arial" w:eastAsia="Arial" w:hAnsi="Arial"/>
@@ -14065,32 +14065,32 @@
         <w:tc>
           <w:tcPr>
             <w:tcW w:type="dxa" w:w="1520"/>
-            <w:shd w:fill="F2F2F2" w:color="auto" w:val="clear"/>
-            <w:tcMar>
-              <w:top w:type="dxa" w:w="60"/>
-              <w:left w:type="dxa" w:w="120"/>
-              <w:bottom w:type="dxa" w:w="60"/>
-              <w:right w:type="dxa" w:w="120"/>
-            </w:tcMar>
-            <w:vAlign w:val="top"/>
-          </w:tcPr>
-          <w:p>
-            <w:pPr>
-              <w:spacing w:after="40" w:before="0"/>
-              <w:jc w:val="left"/>
-            </w:pPr>
-            <w:r>
-              <w:rPr>
-                <w:rFonts w:ascii="Arial" w:cs="Arial" w:eastAsia="Arial" w:hAnsi="Arial"/>
-                <w:b/>
-                <w:bCs/>
-                <w:i w:val="false"/>
-                <w:iCs w:val="false"/>
-                <w:color w:val="000000"/>
-                <w:sz w:val="18"/>
-                <w:szCs w:val="18"/>
-              </w:rPr>
-              <w:t xml:space="preserve">Phase 3 — Explain (25 minutes)</w:t>
+            <w:shd w:fill="E2EFDA" w:color="auto" w:val="clear"/>
+            <w:tcMar>
+              <w:top w:type="dxa" w:w="60"/>
+              <w:left w:type="dxa" w:w="120"/>
+              <w:bottom w:type="dxa" w:w="60"/>
+              <w:right w:type="dxa" w:w="120"/>
+            </w:tcMar>
+            <w:vAlign w:val="top"/>
+          </w:tcPr>
+          <w:p>
+            <w:pPr>
+              <w:spacing w:after="40" w:before="0"/>
+              <w:jc w:val="left"/>
+            </w:pPr>
+            <w:r>
+              <w:rPr>
+                <w:rFonts w:ascii="Arial" w:cs="Arial" w:eastAsia="Arial" w:hAnsi="Arial"/>
+                <w:b/>
+                <w:bCs/>
+                <w:i w:val="false"/>
+                <w:iCs w:val="false"/>
+                <w:color w:val="000000"/>
+                <w:sz w:val="18"/>
+                <w:szCs w:val="18"/>
+              </w:rPr>
+              <w:t xml:space="preserve">Explain Phase</w:t>
             </w:r>
           </w:p>
           <w:p>
@@ -14113,7 +14113,7 @@
             <w:pPr>
               <w:spacing w:after="20" w:before="0"/>
             </w:pPr>
-            <w:hyperlink w:history="1" r:id="rIdby4hsbv_fing_uicjokdc">
+            <w:hyperlink w:history="1" r:id="rId9t6im6hh4nshxuu5ccmdl">
               <w:r>
                 <w:rPr>
                   <w:rFonts w:ascii="Arial" w:cs="Arial" w:eastAsia="Arial" w:hAnsi="Arial"/>
@@ -14146,7 +14146,7 @@
               <w:spacing w:after="10" w:before="0"/>
               <w:ind w:left="120"/>
             </w:pPr>
-            <w:hyperlink w:history="1" r:id="rIdw4aodyuihevip0p3yotlj">
+            <w:hyperlink w:history="1" r:id="rIdwadsxrg7r5lmopcw_hyja">
               <w:r>
                 <w:rPr>
                   <w:rFonts w:ascii="Arial" w:cs="Arial" w:eastAsia="Arial" w:hAnsi="Arial"/>
@@ -14191,7 +14191,7 @@
             <w:pPr>
               <w:spacing w:after="20" w:before="0"/>
             </w:pPr>
-            <w:hyperlink w:history="1" r:id="rIdts54imyjbgfxvrxijnp4h">
+            <w:hyperlink w:history="1" r:id="rIdnj1cxkaelth_xyhpbvwo_">
               <w:r>
                 <w:rPr>
                   <w:rFonts w:ascii="Arial" w:cs="Arial" w:eastAsia="Arial" w:hAnsi="Arial"/>
@@ -14224,7 +14224,7 @@
               <w:spacing w:after="10" w:before="0"/>
               <w:ind w:left="120"/>
             </w:pPr>
-            <w:hyperlink w:history="1" r:id="rIdribdakhhvuoqkqtekqvgm">
+            <w:hyperlink w:history="1" r:id="rIdcvdgzs4ne3izcv-k-kwbz">
               <w:r>
                 <w:rPr>
                   <w:rFonts w:ascii="Arial" w:cs="Arial" w:eastAsia="Arial" w:hAnsi="Arial"/>
@@ -14371,32 +14371,32 @@
         <w:tc>
           <w:tcPr>
             <w:tcW w:type="dxa" w:w="1520"/>
-            <w:shd w:fill="F2F2F2" w:color="auto" w:val="clear"/>
-            <w:tcMar>
-              <w:top w:type="dxa" w:w="60"/>
-              <w:left w:type="dxa" w:w="120"/>
-              <w:bottom w:type="dxa" w:w="60"/>
-              <w:right w:type="dxa" w:w="120"/>
-            </w:tcMar>
-            <w:vAlign w:val="top"/>
-          </w:tcPr>
-          <w:p>
-            <w:pPr>
-              <w:spacing w:after="40" w:before="0"/>
-              <w:jc w:val="left"/>
-            </w:pPr>
-            <w:r>
-              <w:rPr>
-                <w:rFonts w:ascii="Arial" w:cs="Arial" w:eastAsia="Arial" w:hAnsi="Arial"/>
-                <w:b/>
-                <w:bCs/>
-                <w:i w:val="false"/>
-                <w:iCs w:val="false"/>
-                <w:color w:val="000000"/>
-                <w:sz w:val="18"/>
-                <w:szCs w:val="18"/>
-              </w:rPr>
-              <w:t xml:space="preserve">Phase 4 — Driving Question Board (DQB) Update (8 minutes)</w:t>
+            <w:shd w:fill="FCE4D6" w:color="auto" w:val="clear"/>
+            <w:tcMar>
+              <w:top w:type="dxa" w:w="60"/>
+              <w:left w:type="dxa" w:w="120"/>
+              <w:bottom w:type="dxa" w:w="60"/>
+              <w:right w:type="dxa" w:w="120"/>
+            </w:tcMar>
+            <w:vAlign w:val="top"/>
+          </w:tcPr>
+          <w:p>
+            <w:pPr>
+              <w:spacing w:after="40" w:before="0"/>
+              <w:jc w:val="left"/>
+            </w:pPr>
+            <w:r>
+              <w:rPr>
+                <w:rFonts w:ascii="Arial" w:cs="Arial" w:eastAsia="Arial" w:hAnsi="Arial"/>
+                <w:b/>
+                <w:bCs/>
+                <w:i w:val="false"/>
+                <w:iCs w:val="false"/>
+                <w:color w:val="000000"/>
+                <w:sz w:val="18"/>
+                <w:szCs w:val="18"/>
+              </w:rPr>
+              <w:t xml:space="preserve">Driving Question Board (DQB) Creation</w:t>
             </w:r>
           </w:p>
           <w:p>
@@ -14419,7 +14419,7 @@
             <w:pPr>
               <w:spacing w:after="20" w:before="0"/>
             </w:pPr>
-            <w:hyperlink w:history="1" r:id="rIdmz1-bhskczwv2witawy3c">
+            <w:hyperlink w:history="1" r:id="rId2dopgkmceojikzzazhkdy">
               <w:r>
                 <w:rPr>
                   <w:rFonts w:ascii="Arial" w:cs="Arial" w:eastAsia="Arial" w:hAnsi="Arial"/>
@@ -14452,7 +14452,7 @@
               <w:spacing w:after="10" w:before="0"/>
               <w:ind w:left="120"/>
             </w:pPr>
-            <w:hyperlink w:history="1" r:id="rIdbafrbv8n0g3rhm5tkyw6w">
+            <w:hyperlink w:history="1" r:id="rIdooghzd75onkbzhwozdz7m">
               <w:r>
                 <w:rPr>
                   <w:rFonts w:ascii="Arial" w:cs="Arial" w:eastAsia="Arial" w:hAnsi="Arial"/>
@@ -14497,7 +14497,7 @@
             <w:pPr>
               <w:spacing w:after="20" w:before="0"/>
             </w:pPr>
-            <w:hyperlink w:history="1" r:id="rIdsx7qwmnzop5v8ztjvskeg">
+            <w:hyperlink w:history="1" r:id="rIdd4j2dmctuzqycgvn8glkh">
               <w:r>
                 <w:rPr>
                   <w:rFonts w:ascii="Arial" w:cs="Arial" w:eastAsia="Arial" w:hAnsi="Arial"/>
@@ -14530,7 +14530,7 @@
               <w:spacing w:after="10" w:before="0"/>
               <w:ind w:left="120"/>
             </w:pPr>
-            <w:hyperlink w:history="1" r:id="rIdmqyrip6mba0c8eyiq-zjd">
+            <w:hyperlink w:history="1" r:id="rIdj3skbgvs1qlyve68x9iqg">
               <w:r>
                 <w:rPr>
                   <w:rFonts w:ascii="Arial" w:cs="Arial" w:eastAsia="Arial" w:hAnsi="Arial"/>
@@ -14677,32 +14677,32 @@
         <w:tc>
           <w:tcPr>
             <w:tcW w:type="dxa" w:w="1520"/>
-            <w:shd w:fill="F2F2F2" w:color="auto" w:val="clear"/>
-            <w:tcMar>
-              <w:top w:type="dxa" w:w="60"/>
-              <w:left w:type="dxa" w:w="120"/>
-              <w:bottom w:type="dxa" w:w="60"/>
-              <w:right w:type="dxa" w:w="120"/>
-            </w:tcMar>
-            <w:vAlign w:val="top"/>
-          </w:tcPr>
-          <w:p>
-            <w:pPr>
-              <w:spacing w:after="40" w:before="0"/>
-              <w:jc w:val="left"/>
-            </w:pPr>
-            <w:r>
-              <w:rPr>
-                <w:rFonts w:ascii="Arial" w:cs="Arial" w:eastAsia="Arial" w:hAnsi="Arial"/>
-                <w:b/>
-                <w:bCs/>
-                <w:i w:val="false"/>
-                <w:iCs w:val="false"/>
-                <w:color w:val="000000"/>
-                <w:sz w:val="18"/>
-                <w:szCs w:val="18"/>
-              </w:rPr>
-              <w:t xml:space="preserve">Phase 5 — Model Building (12 minutes)</w:t>
+            <w:shd w:fill="D5E8F0" w:color="auto" w:val="clear"/>
+            <w:tcMar>
+              <w:top w:type="dxa" w:w="60"/>
+              <w:left w:type="dxa" w:w="120"/>
+              <w:bottom w:type="dxa" w:w="60"/>
+              <w:right w:type="dxa" w:w="120"/>
+            </w:tcMar>
+            <w:vAlign w:val="top"/>
+          </w:tcPr>
+          <w:p>
+            <w:pPr>
+              <w:spacing w:after="40" w:before="0"/>
+              <w:jc w:val="left"/>
+            </w:pPr>
+            <w:r>
+              <w:rPr>
+                <w:rFonts w:ascii="Arial" w:cs="Arial" w:eastAsia="Arial" w:hAnsi="Arial"/>
+                <w:b/>
+                <w:bCs/>
+                <w:i w:val="false"/>
+                <w:iCs w:val="false"/>
+                <w:color w:val="000000"/>
+                <w:sz w:val="18"/>
+                <w:szCs w:val="18"/>
+              </w:rPr>
+              <w:t xml:space="preserve">Model Building Phase</w:t>
             </w:r>
           </w:p>
           <w:p>
@@ -14725,7 +14725,7 @@
             <w:pPr>
               <w:spacing w:after="20" w:before="0"/>
             </w:pPr>
-            <w:hyperlink w:history="1" r:id="rIdsbmabbpyacshqp4nzpuak">
+            <w:hyperlink w:history="1" r:id="rIdml6y6em4ogie5bzraibl0">
               <w:r>
                 <w:rPr>
                   <w:rFonts w:ascii="Arial" w:cs="Arial" w:eastAsia="Arial" w:hAnsi="Arial"/>
@@ -14758,7 +14758,7 @@
               <w:spacing w:after="10" w:before="0"/>
               <w:ind w:left="120"/>
             </w:pPr>
-            <w:hyperlink w:history="1" r:id="rIdirp76noefc8xpb4cpwgrj">
+            <w:hyperlink w:history="1" r:id="rId_2lbs_vcwqwbyjuk7adff">
               <w:r>
                 <w:rPr>
                   <w:rFonts w:ascii="Arial" w:cs="Arial" w:eastAsia="Arial" w:hAnsi="Arial"/>
@@ -14803,7 +14803,7 @@
             <w:pPr>
               <w:spacing w:after="20" w:before="0"/>
             </w:pPr>
-            <w:hyperlink w:history="1" r:id="rIdd79h2-9qiqok6lrg_hzqp">
+            <w:hyperlink w:history="1" r:id="rId1zcxcw3udoq1fqfs_jjmo">
               <w:r>
                 <w:rPr>
                   <w:rFonts w:ascii="Arial" w:cs="Arial" w:eastAsia="Arial" w:hAnsi="Arial"/>
@@ -14836,7 +14836,7 @@
               <w:spacing w:after="10" w:before="0"/>
               <w:ind w:left="120"/>
             </w:pPr>
-            <w:hyperlink w:history="1" r:id="rIduxmyfmh7yg31vr6cxz6op">
+            <w:hyperlink w:history="1" r:id="rIdnquj7msl0ox9kvjwq6wdf">
               <w:r>
                 <w:rPr>
                   <w:rFonts w:ascii="Arial" w:cs="Arial" w:eastAsia="Arial" w:hAnsi="Arial"/>
@@ -16408,32 +16408,32 @@
         <w:tc>
           <w:tcPr>
             <w:tcW w:type="dxa" w:w="1520"/>
-            <w:shd w:fill="F2F2F2" w:color="auto" w:val="clear"/>
-            <w:tcMar>
-              <w:top w:type="dxa" w:w="60"/>
-              <w:left w:type="dxa" w:w="120"/>
-              <w:bottom w:type="dxa" w:w="60"/>
-              <w:right w:type="dxa" w:w="120"/>
-            </w:tcMar>
-            <w:vAlign w:val="top"/>
-          </w:tcPr>
-          <w:p>
-            <w:pPr>
-              <w:spacing w:after="40" w:before="0"/>
-              <w:jc w:val="left"/>
-            </w:pPr>
-            <w:r>
-              <w:rPr>
-                <w:rFonts w:ascii="Arial" w:cs="Arial" w:eastAsia="Arial" w:hAnsi="Arial"/>
-                <w:b/>
-                <w:bCs/>
-                <w:i w:val="false"/>
-                <w:iCs w:val="false"/>
-                <w:color w:val="000000"/>
-                <w:sz w:val="18"/>
-                <w:szCs w:val="18"/>
-              </w:rPr>
-              <w:t xml:space="preserve">Phase 1 — Predict</w:t>
+            <w:shd w:fill="EAD1F5" w:color="auto" w:val="clear"/>
+            <w:tcMar>
+              <w:top w:type="dxa" w:w="60"/>
+              <w:left w:type="dxa" w:w="120"/>
+              <w:bottom w:type="dxa" w:w="60"/>
+              <w:right w:type="dxa" w:w="120"/>
+            </w:tcMar>
+            <w:vAlign w:val="top"/>
+          </w:tcPr>
+          <w:p>
+            <w:pPr>
+              <w:spacing w:after="40" w:before="0"/>
+              <w:jc w:val="left"/>
+            </w:pPr>
+            <w:r>
+              <w:rPr>
+                <w:rFonts w:ascii="Arial" w:cs="Arial" w:eastAsia="Arial" w:hAnsi="Arial"/>
+                <w:b/>
+                <w:bCs/>
+                <w:i w:val="false"/>
+                <w:iCs w:val="false"/>
+                <w:color w:val="000000"/>
+                <w:sz w:val="18"/>
+                <w:szCs w:val="18"/>
+              </w:rPr>
+              <w:t xml:space="preserve">Predict Phase</w:t>
             </w:r>
           </w:p>
           <w:p>
@@ -16456,7 +16456,7 @@
             <w:pPr>
               <w:spacing w:after="20" w:before="0"/>
             </w:pPr>
-            <w:hyperlink w:history="1" r:id="rIdxf-cfjl4ck10j1axpytxx">
+            <w:hyperlink w:history="1" r:id="rIdtphfertnz7mt8ggnis1-i">
               <w:r>
                 <w:rPr>
                   <w:rFonts w:ascii="Arial" w:cs="Arial" w:eastAsia="Arial" w:hAnsi="Arial"/>
@@ -16489,7 +16489,7 @@
               <w:spacing w:after="10" w:before="0"/>
               <w:ind w:left="120"/>
             </w:pPr>
-            <w:hyperlink w:history="1" r:id="rIdbaacqhyjffv6fei0qt1f1">
+            <w:hyperlink w:history="1" r:id="rIdw09aweevm-iqplxi8p6gg">
               <w:r>
                 <w:rPr>
                   <w:rFonts w:ascii="Arial" w:cs="Arial" w:eastAsia="Arial" w:hAnsi="Arial"/>
@@ -16534,7 +16534,7 @@
             <w:pPr>
               <w:spacing w:after="20" w:before="0"/>
             </w:pPr>
-            <w:hyperlink w:history="1" r:id="rIdetfbcqp4ory0j48kvmtzr">
+            <w:hyperlink w:history="1" r:id="rIdlnluyk-ntsjpnrwzecs7g">
               <w:r>
                 <w:rPr>
                   <w:rFonts w:ascii="Arial" w:cs="Arial" w:eastAsia="Arial" w:hAnsi="Arial"/>
@@ -16567,7 +16567,7 @@
               <w:spacing w:after="10" w:before="0"/>
               <w:ind w:left="120"/>
             </w:pPr>
-            <w:hyperlink w:history="1" r:id="rIdr_dkgwqu4wzinnbnqhg9h">
+            <w:hyperlink w:history="1" r:id="rIdnuuoxdu2qyka5mrirnciy">
               <w:r>
                 <w:rPr>
                   <w:rFonts w:ascii="Arial" w:cs="Arial" w:eastAsia="Arial" w:hAnsi="Arial"/>
@@ -16714,32 +16714,32 @@
         <w:tc>
           <w:tcPr>
             <w:tcW w:type="dxa" w:w="1520"/>
-            <w:shd w:fill="F2F2F2" w:color="auto" w:val="clear"/>
-            <w:tcMar>
-              <w:top w:type="dxa" w:w="60"/>
-              <w:left w:type="dxa" w:w="120"/>
-              <w:bottom w:type="dxa" w:w="60"/>
-              <w:right w:type="dxa" w:w="120"/>
-            </w:tcMar>
-            <w:vAlign w:val="top"/>
-          </w:tcPr>
-          <w:p>
-            <w:pPr>
-              <w:spacing w:after="40" w:before="0"/>
-              <w:jc w:val="left"/>
-            </w:pPr>
-            <w:r>
-              <w:rPr>
-                <w:rFonts w:ascii="Arial" w:cs="Arial" w:eastAsia="Arial" w:hAnsi="Arial"/>
-                <w:b/>
-                <w:bCs/>
-                <w:i w:val="false"/>
-                <w:iCs w:val="false"/>
-                <w:color w:val="000000"/>
-                <w:sz w:val="18"/>
-                <w:szCs w:val="18"/>
-              </w:rPr>
-              <w:t xml:space="preserve">Phase 2 — Observe</w:t>
+            <w:shd w:fill="D9EEF1" w:color="auto" w:val="clear"/>
+            <w:tcMar>
+              <w:top w:type="dxa" w:w="60"/>
+              <w:left w:type="dxa" w:w="120"/>
+              <w:bottom w:type="dxa" w:w="60"/>
+              <w:right w:type="dxa" w:w="120"/>
+            </w:tcMar>
+            <w:vAlign w:val="top"/>
+          </w:tcPr>
+          <w:p>
+            <w:pPr>
+              <w:spacing w:after="40" w:before="0"/>
+              <w:jc w:val="left"/>
+            </w:pPr>
+            <w:r>
+              <w:rPr>
+                <w:rFonts w:ascii="Arial" w:cs="Arial" w:eastAsia="Arial" w:hAnsi="Arial"/>
+                <w:b/>
+                <w:bCs/>
+                <w:i w:val="false"/>
+                <w:iCs w:val="false"/>
+                <w:color w:val="000000"/>
+                <w:sz w:val="18"/>
+                <w:szCs w:val="18"/>
+              </w:rPr>
+              <w:t xml:space="preserve">Observe Phase</w:t>
             </w:r>
           </w:p>
           <w:p>
@@ -16762,7 +16762,7 @@
             <w:pPr>
               <w:spacing w:after="20" w:before="0"/>
             </w:pPr>
-            <w:hyperlink w:history="1" r:id="rIdfvm6u6asjdscvr0korfws">
+            <w:hyperlink w:history="1" r:id="rIdzdadh_bv_nyc1gjb3wqlt">
               <w:r>
                 <w:rPr>
                   <w:rFonts w:ascii="Arial" w:cs="Arial" w:eastAsia="Arial" w:hAnsi="Arial"/>
@@ -16795,7 +16795,7 @@
               <w:spacing w:after="10" w:before="0"/>
               <w:ind w:left="120"/>
             </w:pPr>
-            <w:hyperlink w:history="1" r:id="rIdlv2udtr86j6ec-g1sbo1e">
+            <w:hyperlink w:history="1" r:id="rIdu3xbjrq44iq529zrm_wau">
               <w:r>
                 <w:rPr>
                   <w:rFonts w:ascii="Arial" w:cs="Arial" w:eastAsia="Arial" w:hAnsi="Arial"/>
@@ -16840,7 +16840,7 @@
             <w:pPr>
               <w:spacing w:after="20" w:before="0"/>
             </w:pPr>
-            <w:hyperlink w:history="1" r:id="rIdli2ytrz1uvvlphlosp7ed">
+            <w:hyperlink w:history="1" r:id="rIdkb5a76ni5bkdn_tkox5uv">
               <w:r>
                 <w:rPr>
                   <w:rFonts w:ascii="Arial" w:cs="Arial" w:eastAsia="Arial" w:hAnsi="Arial"/>
@@ -16873,7 +16873,7 @@
               <w:spacing w:after="10" w:before="0"/>
               <w:ind w:left="120"/>
             </w:pPr>
-            <w:hyperlink w:history="1" r:id="rIdcxefeoxliso7eefkrl_5j">
+            <w:hyperlink w:history="1" r:id="rIdz7nsptosecfbyc5vtyfyu">
               <w:r>
                 <w:rPr>
                   <w:rFonts w:ascii="Arial" w:cs="Arial" w:eastAsia="Arial" w:hAnsi="Arial"/>
@@ -17158,32 +17158,32 @@
         <w:tc>
           <w:tcPr>
             <w:tcW w:type="dxa" w:w="1520"/>
-            <w:shd w:fill="F2F2F2" w:color="auto" w:val="clear"/>
-            <w:tcMar>
-              <w:top w:type="dxa" w:w="60"/>
-              <w:left w:type="dxa" w:w="120"/>
-              <w:bottom w:type="dxa" w:w="60"/>
-              <w:right w:type="dxa" w:w="120"/>
-            </w:tcMar>
-            <w:vAlign w:val="top"/>
-          </w:tcPr>
-          <w:p>
-            <w:pPr>
-              <w:spacing w:after="40" w:before="0"/>
-              <w:jc w:val="left"/>
-            </w:pPr>
-            <w:r>
-              <w:rPr>
-                <w:rFonts w:ascii="Arial" w:cs="Arial" w:eastAsia="Arial" w:hAnsi="Arial"/>
-                <w:b/>
-                <w:bCs/>
-                <w:i w:val="false"/>
-                <w:iCs w:val="false"/>
-                <w:color w:val="000000"/>
-                <w:sz w:val="18"/>
-                <w:szCs w:val="18"/>
-              </w:rPr>
-              <w:t xml:space="preserve">Phase 3 — Explain</w:t>
+            <w:shd w:fill="E2EFDA" w:color="auto" w:val="clear"/>
+            <w:tcMar>
+              <w:top w:type="dxa" w:w="60"/>
+              <w:left w:type="dxa" w:w="120"/>
+              <w:bottom w:type="dxa" w:w="60"/>
+              <w:right w:type="dxa" w:w="120"/>
+            </w:tcMar>
+            <w:vAlign w:val="top"/>
+          </w:tcPr>
+          <w:p>
+            <w:pPr>
+              <w:spacing w:after="40" w:before="0"/>
+              <w:jc w:val="left"/>
+            </w:pPr>
+            <w:r>
+              <w:rPr>
+                <w:rFonts w:ascii="Arial" w:cs="Arial" w:eastAsia="Arial" w:hAnsi="Arial"/>
+                <w:b/>
+                <w:bCs/>
+                <w:i w:val="false"/>
+                <w:iCs w:val="false"/>
+                <w:color w:val="000000"/>
+                <w:sz w:val="18"/>
+                <w:szCs w:val="18"/>
+              </w:rPr>
+              <w:t xml:space="preserve">Explain Phase</w:t>
             </w:r>
           </w:p>
           <w:p>
@@ -17206,7 +17206,7 @@
             <w:pPr>
               <w:spacing w:after="20" w:before="0"/>
             </w:pPr>
-            <w:hyperlink w:history="1" r:id="rIdhhzx1hq2ro_fo6ysfm50g">
+            <w:hyperlink w:history="1" r:id="rIdgp0p6ohd0v0eaeundhcsi">
               <w:r>
                 <w:rPr>
                   <w:rFonts w:ascii="Arial" w:cs="Arial" w:eastAsia="Arial" w:hAnsi="Arial"/>
@@ -17239,7 +17239,7 @@
               <w:spacing w:after="10" w:before="0"/>
               <w:ind w:left="120"/>
             </w:pPr>
-            <w:hyperlink w:history="1" r:id="rIdndzwxx-rdzb7erz3b4zlw">
+            <w:hyperlink w:history="1" r:id="rId2ts7n31xagh_94c7gllpc">
               <w:r>
                 <w:rPr>
                   <w:rFonts w:ascii="Arial" w:cs="Arial" w:eastAsia="Arial" w:hAnsi="Arial"/>
@@ -17284,7 +17284,7 @@
             <w:pPr>
               <w:spacing w:after="20" w:before="0"/>
             </w:pPr>
-            <w:hyperlink w:history="1" r:id="rIdi6i4qro-c_kj8ukoazlrj">
+            <w:hyperlink w:history="1" r:id="rIde3ub-nhet2we7mmscpjnn">
               <w:r>
                 <w:rPr>
                   <w:rFonts w:ascii="Arial" w:cs="Arial" w:eastAsia="Arial" w:hAnsi="Arial"/>
@@ -17317,7 +17317,7 @@
               <w:spacing w:after="10" w:before="0"/>
               <w:ind w:left="120"/>
             </w:pPr>
-            <w:hyperlink w:history="1" r:id="rIdrumztjn5pgtyso8k4lnnn">
+            <w:hyperlink w:history="1" r:id="rIdyvdoypaldsylsjll3_bet">
               <w:r>
                 <w:rPr>
                   <w:rFonts w:ascii="Arial" w:cs="Arial" w:eastAsia="Arial" w:hAnsi="Arial"/>
@@ -17583,32 +17583,32 @@
         <w:tc>
           <w:tcPr>
             <w:tcW w:type="dxa" w:w="1520"/>
-            <w:shd w:fill="F2F2F2" w:color="auto" w:val="clear"/>
-            <w:tcMar>
-              <w:top w:type="dxa" w:w="60"/>
-              <w:left w:type="dxa" w:w="120"/>
-              <w:bottom w:type="dxa" w:w="60"/>
-              <w:right w:type="dxa" w:w="120"/>
-            </w:tcMar>
-            <w:vAlign w:val="top"/>
-          </w:tcPr>
-          <w:p>
-            <w:pPr>
-              <w:spacing w:after="40" w:before="0"/>
-              <w:jc w:val="left"/>
-            </w:pPr>
-            <w:r>
-              <w:rPr>
-                <w:rFonts w:ascii="Arial" w:cs="Arial" w:eastAsia="Arial" w:hAnsi="Arial"/>
-                <w:b/>
-                <w:bCs/>
-                <w:i w:val="false"/>
-                <w:iCs w:val="false"/>
-                <w:color w:val="000000"/>
-                <w:sz w:val="18"/>
-                <w:szCs w:val="18"/>
-              </w:rPr>
-              <w:t xml:space="preserve">Phase 4 — Driving Question Board (DQB) Update</w:t>
+            <w:shd w:fill="FCE4D6" w:color="auto" w:val="clear"/>
+            <w:tcMar>
+              <w:top w:type="dxa" w:w="60"/>
+              <w:left w:type="dxa" w:w="120"/>
+              <w:bottom w:type="dxa" w:w="60"/>
+              <w:right w:type="dxa" w:w="120"/>
+            </w:tcMar>
+            <w:vAlign w:val="top"/>
+          </w:tcPr>
+          <w:p>
+            <w:pPr>
+              <w:spacing w:after="40" w:before="0"/>
+              <w:jc w:val="left"/>
+            </w:pPr>
+            <w:r>
+              <w:rPr>
+                <w:rFonts w:ascii="Arial" w:cs="Arial" w:eastAsia="Arial" w:hAnsi="Arial"/>
+                <w:b/>
+                <w:bCs/>
+                <w:i w:val="false"/>
+                <w:iCs w:val="false"/>
+                <w:color w:val="000000"/>
+                <w:sz w:val="18"/>
+                <w:szCs w:val="18"/>
+              </w:rPr>
+              <w:t xml:space="preserve">Driving Question Board (DQB) Creation</w:t>
             </w:r>
           </w:p>
           <w:p>
@@ -17631,7 +17631,7 @@
             <w:pPr>
               <w:spacing w:after="20" w:before="0"/>
             </w:pPr>
-            <w:hyperlink w:history="1" r:id="rIdwktwruwtt1g2ntbuhk3f0">
+            <w:hyperlink w:history="1" r:id="rIdlfkzwd6q34atbgu0siuf7">
               <w:r>
                 <w:rPr>
                   <w:rFonts w:ascii="Arial" w:cs="Arial" w:eastAsia="Arial" w:hAnsi="Arial"/>
@@ -17664,7 +17664,7 @@
               <w:spacing w:after="10" w:before="0"/>
               <w:ind w:left="120"/>
             </w:pPr>
-            <w:hyperlink w:history="1" r:id="rIdqv61be3pwoau-ibfvbf0f">
+            <w:hyperlink w:history="1" r:id="rIdbcusdoms_r_a5dngwc00s">
               <w:r>
                 <w:rPr>
                   <w:rFonts w:ascii="Arial" w:cs="Arial" w:eastAsia="Arial" w:hAnsi="Arial"/>
@@ -17709,7 +17709,7 @@
             <w:pPr>
               <w:spacing w:after="20" w:before="0"/>
             </w:pPr>
-            <w:hyperlink w:history="1" r:id="rIdmydbez_5m3ev5lulrzypn">
+            <w:hyperlink w:history="1" r:id="rId5bfy5a3ni_cwj_rwabbl3">
               <w:r>
                 <w:rPr>
                   <w:rFonts w:ascii="Arial" w:cs="Arial" w:eastAsia="Arial" w:hAnsi="Arial"/>
@@ -17742,7 +17742,7 @@
               <w:spacing w:after="10" w:before="0"/>
               <w:ind w:left="120"/>
             </w:pPr>
-            <w:hyperlink w:history="1" r:id="rIdjfkms-g9plku5yporcfy7">
+            <w:hyperlink w:history="1" r:id="rIdt_jglitvnlewsbcmqdnyz">
               <w:r>
                 <w:rPr>
                   <w:rFonts w:ascii="Arial" w:cs="Arial" w:eastAsia="Arial" w:hAnsi="Arial"/>
@@ -17988,32 +17988,32 @@
         <w:tc>
           <w:tcPr>
             <w:tcW w:type="dxa" w:w="1520"/>
-            <w:shd w:fill="F2F2F2" w:color="auto" w:val="clear"/>
-            <w:tcMar>
-              <w:top w:type="dxa" w:w="60"/>
-              <w:left w:type="dxa" w:w="120"/>
-              <w:bottom w:type="dxa" w:w="60"/>
-              <w:right w:type="dxa" w:w="120"/>
-            </w:tcMar>
-            <w:vAlign w:val="top"/>
-          </w:tcPr>
-          <w:p>
-            <w:pPr>
-              <w:spacing w:after="40" w:before="0"/>
-              <w:jc w:val="left"/>
-            </w:pPr>
-            <w:r>
-              <w:rPr>
-                <w:rFonts w:ascii="Arial" w:cs="Arial" w:eastAsia="Arial" w:hAnsi="Arial"/>
-                <w:b/>
-                <w:bCs/>
-                <w:i w:val="false"/>
-                <w:iCs w:val="false"/>
-                <w:color w:val="000000"/>
-                <w:sz w:val="18"/>
-                <w:szCs w:val="18"/>
-              </w:rPr>
-              <w:t xml:space="preserve">Phase 5 — Model Building</w:t>
+            <w:shd w:fill="D5E8F0" w:color="auto" w:val="clear"/>
+            <w:tcMar>
+              <w:top w:type="dxa" w:w="60"/>
+              <w:left w:type="dxa" w:w="120"/>
+              <w:bottom w:type="dxa" w:w="60"/>
+              <w:right w:type="dxa" w:w="120"/>
+            </w:tcMar>
+            <w:vAlign w:val="top"/>
+          </w:tcPr>
+          <w:p>
+            <w:pPr>
+              <w:spacing w:after="40" w:before="0"/>
+              <w:jc w:val="left"/>
+            </w:pPr>
+            <w:r>
+              <w:rPr>
+                <w:rFonts w:ascii="Arial" w:cs="Arial" w:eastAsia="Arial" w:hAnsi="Arial"/>
+                <w:b/>
+                <w:bCs/>
+                <w:i w:val="false"/>
+                <w:iCs w:val="false"/>
+                <w:color w:val="000000"/>
+                <w:sz w:val="18"/>
+                <w:szCs w:val="18"/>
+              </w:rPr>
+              <w:t xml:space="preserve">Model Building Phase</w:t>
             </w:r>
           </w:p>
           <w:p>
@@ -18036,7 +18036,7 @@
             <w:pPr>
               <w:spacing w:after="20" w:before="0"/>
             </w:pPr>
-            <w:hyperlink w:history="1" r:id="rId0zg3oxljnwog_dcaeyekm">
+            <w:hyperlink w:history="1" r:id="rIdsu5r-dpgu-eox1w32sz7t">
               <w:r>
                 <w:rPr>
                   <w:rFonts w:ascii="Arial" w:cs="Arial" w:eastAsia="Arial" w:hAnsi="Arial"/>
@@ -18069,7 +18069,7 @@
               <w:spacing w:after="10" w:before="0"/>
               <w:ind w:left="120"/>
             </w:pPr>
-            <w:hyperlink w:history="1" r:id="rIdznhvoipawzxupwowppg6c">
+            <w:hyperlink w:history="1" r:id="rIdcwp33iv2uxavumj83a1cd">
               <w:r>
                 <w:rPr>
                   <w:rFonts w:ascii="Arial" w:cs="Arial" w:eastAsia="Arial" w:hAnsi="Arial"/>
@@ -18114,7 +18114,7 @@
             <w:pPr>
               <w:spacing w:after="20" w:before="0"/>
             </w:pPr>
-            <w:hyperlink w:history="1" r:id="rIdjvzgq9sffl65hvtwuwg4z">
+            <w:hyperlink w:history="1" r:id="rIdqm0yute-gbtcdg1lbau4r">
               <w:r>
                 <w:rPr>
                   <w:rFonts w:ascii="Arial" w:cs="Arial" w:eastAsia="Arial" w:hAnsi="Arial"/>
@@ -18147,7 +18147,7 @@
               <w:spacing w:after="10" w:before="0"/>
               <w:ind w:left="120"/>
             </w:pPr>
-            <w:hyperlink w:history="1" r:id="rId5wmvlkyaa7nklmtobt4ar">
+            <w:hyperlink w:history="1" r:id="rIdkquvudj3ayqqnjmczo9x6">
               <w:r>
                 <w:rPr>
                   <w:rFonts w:ascii="Arial" w:cs="Arial" w:eastAsia="Arial" w:hAnsi="Arial"/>
@@ -19888,7 +19888,7 @@
             <w:pPr>
               <w:spacing w:after="20" w:before="0"/>
             </w:pPr>
-            <w:hyperlink w:history="1" r:id="rIdvu-eqatbdsvdgvwdlzttq">
+            <w:hyperlink w:history="1" r:id="rIdtmsxgneli_mpqudyzegil">
               <w:r>
                 <w:rPr>
                   <w:rFonts w:ascii="Arial" w:cs="Arial" w:eastAsia="Arial" w:hAnsi="Arial"/>
@@ -19921,7 +19921,7 @@
               <w:spacing w:after="10" w:before="0"/>
               <w:ind w:left="120"/>
             </w:pPr>
-            <w:hyperlink w:history="1" r:id="rIdhxy3w3suvkvm43goli3bs">
+            <w:hyperlink w:history="1" r:id="rIdjqitdikdan4aaofze3lq7">
               <w:r>
                 <w:rPr>
                   <w:rFonts w:ascii="Arial" w:cs="Arial" w:eastAsia="Arial" w:hAnsi="Arial"/>
@@ -19966,7 +19966,7 @@
             <w:pPr>
               <w:spacing w:after="20" w:before="0"/>
             </w:pPr>
-            <w:hyperlink w:history="1" r:id="rId2vy3s4epjvt2sujyn0k3j">
+            <w:hyperlink w:history="1" r:id="rId37bhwyq0gba4w2nyk_xgg">
               <w:r>
                 <w:rPr>
                   <w:rFonts w:ascii="Arial" w:cs="Arial" w:eastAsia="Arial" w:hAnsi="Arial"/>
@@ -19999,7 +19999,7 @@
               <w:spacing w:after="10" w:before="0"/>
               <w:ind w:left="120"/>
             </w:pPr>
-            <w:hyperlink w:history="1" r:id="rId3prqnj2hfmjcfnhpwqi6e">
+            <w:hyperlink w:history="1" r:id="rIdpy4ykd1impki_vck5pmb8">
               <w:r>
                 <w:rPr>
                   <w:rFonts w:ascii="Arial" w:cs="Arial" w:eastAsia="Arial" w:hAnsi="Arial"/>
@@ -20194,7 +20194,7 @@
             <w:pPr>
               <w:spacing w:after="20" w:before="0"/>
             </w:pPr>
-            <w:hyperlink w:history="1" r:id="rIdgl32edwzfigol9wirckvg">
+            <w:hyperlink w:history="1" r:id="rIddsqvw-8_riidccdwlfarc">
               <w:r>
                 <w:rPr>
                   <w:rFonts w:ascii="Arial" w:cs="Arial" w:eastAsia="Arial" w:hAnsi="Arial"/>
@@ -20227,7 +20227,7 @@
               <w:spacing w:after="10" w:before="0"/>
               <w:ind w:left="120"/>
             </w:pPr>
-            <w:hyperlink w:history="1" r:id="rIdzfj6rxk_spd9tu-9zbt5z">
+            <w:hyperlink w:history="1" r:id="rIdxmwe8jl135zxaxhly5tyb">
               <w:r>
                 <w:rPr>
                   <w:rFonts w:ascii="Arial" w:cs="Arial" w:eastAsia="Arial" w:hAnsi="Arial"/>
@@ -20272,7 +20272,7 @@
             <w:pPr>
               <w:spacing w:after="20" w:before="0"/>
             </w:pPr>
-            <w:hyperlink w:history="1" r:id="rIdmi6pmhjs31actndqe9vb8">
+            <w:hyperlink w:history="1" r:id="rIdbeiuucrsmje5e68za0jqu">
               <w:r>
                 <w:rPr>
                   <w:rFonts w:ascii="Arial" w:cs="Arial" w:eastAsia="Arial" w:hAnsi="Arial"/>
@@ -20305,7 +20305,7 @@
               <w:spacing w:after="10" w:before="0"/>
               <w:ind w:left="120"/>
             </w:pPr>
-            <w:hyperlink w:history="1" r:id="rIdhzk-soexticins9pb2axp">
+            <w:hyperlink w:history="1" r:id="rIdox4fwmrze0ld0t-odjy3n">
               <w:r>
                 <w:rPr>
                   <w:rFonts w:ascii="Arial" w:cs="Arial" w:eastAsia="Arial" w:hAnsi="Arial"/>
@@ -20500,7 +20500,7 @@
             <w:pPr>
               <w:spacing w:after="20" w:before="0"/>
             </w:pPr>
-            <w:hyperlink w:history="1" r:id="rIduemvup8zqgtyu2b_6xmu8">
+            <w:hyperlink w:history="1" r:id="rId3oy9kc-_khcsn5u1lh0gl">
               <w:r>
                 <w:rPr>
                   <w:rFonts w:ascii="Arial" w:cs="Arial" w:eastAsia="Arial" w:hAnsi="Arial"/>
@@ -20533,7 +20533,7 @@
               <w:spacing w:after="10" w:before="0"/>
               <w:ind w:left="120"/>
             </w:pPr>
-            <w:hyperlink w:history="1" r:id="rIduxly3rccqpxfmpc7e3sqt">
+            <w:hyperlink w:history="1" r:id="rIde4y1fjb1ybsscsscwtxie">
               <w:r>
                 <w:rPr>
                   <w:rFonts w:ascii="Arial" w:cs="Arial" w:eastAsia="Arial" w:hAnsi="Arial"/>
@@ -20578,7 +20578,7 @@
             <w:pPr>
               <w:spacing w:after="20" w:before="0"/>
             </w:pPr>
-            <w:hyperlink w:history="1" r:id="rIdzohfr-ka3k4gqfu8yx_ih">
+            <w:hyperlink w:history="1" r:id="rIdituvhzs1tu7hedo3vz0a2">
               <w:r>
                 <w:rPr>
                   <w:rFonts w:ascii="Arial" w:cs="Arial" w:eastAsia="Arial" w:hAnsi="Arial"/>
@@ -20611,7 +20611,7 @@
               <w:spacing w:after="10" w:before="0"/>
               <w:ind w:left="120"/>
             </w:pPr>
-            <w:hyperlink w:history="1" r:id="rIdfbmwexjjlvdcsy26wkocc">
+            <w:hyperlink w:history="1" r:id="rIdkw8ugjtiiwtudt6vutbzu">
               <w:r>
                 <w:rPr>
                   <w:rFonts w:ascii="Arial" w:cs="Arial" w:eastAsia="Arial" w:hAnsi="Arial"/>
@@ -20806,7 +20806,7 @@
             <w:pPr>
               <w:spacing w:after="20" w:before="0"/>
             </w:pPr>
-            <w:hyperlink w:history="1" r:id="rIdfxykblkeitbteorg00waw">
+            <w:hyperlink w:history="1" r:id="rIdlcv6zhcpiscwekzvcmnyf">
               <w:r>
                 <w:rPr>
                   <w:rFonts w:ascii="Arial" w:cs="Arial" w:eastAsia="Arial" w:hAnsi="Arial"/>
@@ -20839,7 +20839,7 @@
               <w:spacing w:after="10" w:before="0"/>
               <w:ind w:left="120"/>
             </w:pPr>
-            <w:hyperlink w:history="1" r:id="rIdf0fg_okklbynfbrqg978c">
+            <w:hyperlink w:history="1" r:id="rId9zlboi24es7wujf9yinw9">
               <w:r>
                 <w:rPr>
                   <w:rFonts w:ascii="Arial" w:cs="Arial" w:eastAsia="Arial" w:hAnsi="Arial"/>
@@ -20884,7 +20884,7 @@
             <w:pPr>
               <w:spacing w:after="20" w:before="0"/>
             </w:pPr>
-            <w:hyperlink w:history="1" r:id="rId9ledxhnbemyjrvcmt679u">
+            <w:hyperlink w:history="1" r:id="rIdky8l7rjdypaus6aulxytf">
               <w:r>
                 <w:rPr>
                   <w:rFonts w:ascii="Arial" w:cs="Arial" w:eastAsia="Arial" w:hAnsi="Arial"/>
@@ -20917,7 +20917,7 @@
               <w:spacing w:after="10" w:before="0"/>
               <w:ind w:left="120"/>
             </w:pPr>
-            <w:hyperlink w:history="1" r:id="rId3zt4yeuphv4hb5ryair15">
+            <w:hyperlink w:history="1" r:id="rIdfofwyqz6avphswxtezsue">
               <w:r>
                 <w:rPr>
                   <w:rFonts w:ascii="Arial" w:cs="Arial" w:eastAsia="Arial" w:hAnsi="Arial"/>
@@ -21112,7 +21112,7 @@
             <w:pPr>
               <w:spacing w:after="20" w:before="0"/>
             </w:pPr>
-            <w:hyperlink w:history="1" r:id="rIdxys5ojn6li1zuguv7eodz">
+            <w:hyperlink w:history="1" r:id="rIduu8kiuaezrisqsz4von8k">
               <w:r>
                 <w:rPr>
                   <w:rFonts w:ascii="Arial" w:cs="Arial" w:eastAsia="Arial" w:hAnsi="Arial"/>
@@ -21145,7 +21145,7 @@
               <w:spacing w:after="10" w:before="0"/>
               <w:ind w:left="120"/>
             </w:pPr>
-            <w:hyperlink w:history="1" r:id="rIdqdlvdfrhyomqi8ngmgd4c">
+            <w:hyperlink w:history="1" r:id="rIdlbexuoe0zwhj-z2_fdtqb">
               <w:r>
                 <w:rPr>
                   <w:rFonts w:ascii="Arial" w:cs="Arial" w:eastAsia="Arial" w:hAnsi="Arial"/>
@@ -21190,7 +21190,7 @@
             <w:pPr>
               <w:spacing w:after="20" w:before="0"/>
             </w:pPr>
-            <w:hyperlink w:history="1" r:id="rIdvghkbzu2wfswqxc4uyx8p">
+            <w:hyperlink w:history="1" r:id="rIdjqbcvcq9tgvana2l6ljts">
               <w:r>
                 <w:rPr>
                   <w:rFonts w:ascii="Arial" w:cs="Arial" w:eastAsia="Arial" w:hAnsi="Arial"/>
@@ -21223,7 +21223,7 @@
               <w:spacing w:after="10" w:before="0"/>
               <w:ind w:left="120"/>
             </w:pPr>
-            <w:hyperlink w:history="1" r:id="rIdnxp03crety6ybfrnrdn-5">
+            <w:hyperlink w:history="1" r:id="rIdequs63e82o250yz7kgwgb">
               <w:r>
                 <w:rPr>
                   <w:rFonts w:ascii="Arial" w:cs="Arial" w:eastAsia="Arial" w:hAnsi="Arial"/>
@@ -22738,32 +22738,32 @@
         <w:tc>
           <w:tcPr>
             <w:tcW w:type="dxa" w:w="1520"/>
-            <w:shd w:fill="F2F2F2" w:color="auto" w:val="clear"/>
-            <w:tcMar>
-              <w:top w:type="dxa" w:w="60"/>
-              <w:left w:type="dxa" w:w="120"/>
-              <w:bottom w:type="dxa" w:w="60"/>
-              <w:right w:type="dxa" w:w="120"/>
-            </w:tcMar>
-            <w:vAlign w:val="top"/>
-          </w:tcPr>
-          <w:p>
-            <w:pPr>
-              <w:spacing w:after="40" w:before="0"/>
-              <w:jc w:val="left"/>
-            </w:pPr>
-            <w:r>
-              <w:rPr>
-                <w:rFonts w:ascii="Arial" w:cs="Arial" w:eastAsia="Arial" w:hAnsi="Arial"/>
-                <w:b/>
-                <w:bCs/>
-                <w:i w:val="false"/>
-                <w:iCs w:val="false"/>
-                <w:color w:val="000000"/>
-                <w:sz w:val="18"/>
-                <w:szCs w:val="18"/>
-              </w:rPr>
-              <w:t xml:space="preserve">Phase 1 — Predict (Activation &amp; Phenomenon Reconnect)</w:t>
+            <w:shd w:fill="EAD1F5" w:color="auto" w:val="clear"/>
+            <w:tcMar>
+              <w:top w:type="dxa" w:w="60"/>
+              <w:left w:type="dxa" w:w="120"/>
+              <w:bottom w:type="dxa" w:w="60"/>
+              <w:right w:type="dxa" w:w="120"/>
+            </w:tcMar>
+            <w:vAlign w:val="top"/>
+          </w:tcPr>
+          <w:p>
+            <w:pPr>
+              <w:spacing w:after="40" w:before="0"/>
+              <w:jc w:val="left"/>
+            </w:pPr>
+            <w:r>
+              <w:rPr>
+                <w:rFonts w:ascii="Arial" w:cs="Arial" w:eastAsia="Arial" w:hAnsi="Arial"/>
+                <w:b/>
+                <w:bCs/>
+                <w:i w:val="false"/>
+                <w:iCs w:val="false"/>
+                <w:color w:val="000000"/>
+                <w:sz w:val="18"/>
+                <w:szCs w:val="18"/>
+              </w:rPr>
+              <w:t xml:space="preserve">Predict Phase</w:t>
             </w:r>
           </w:p>
           <w:p>
@@ -22786,7 +22786,7 @@
             <w:pPr>
               <w:spacing w:after="20" w:before="0"/>
             </w:pPr>
-            <w:hyperlink w:history="1" r:id="rIdmwyfgn-ajjxjr7vtf43i9">
+            <w:hyperlink w:history="1" r:id="rIdzkghzwormcn-zp-mfz4j6">
               <w:r>
                 <w:rPr>
                   <w:rFonts w:ascii="Arial" w:cs="Arial" w:eastAsia="Arial" w:hAnsi="Arial"/>
@@ -22819,7 +22819,7 @@
               <w:spacing w:after="10" w:before="0"/>
               <w:ind w:left="120"/>
             </w:pPr>
-            <w:hyperlink w:history="1" r:id="rIdp_9jyiiiocerdwymzt5eh">
+            <w:hyperlink w:history="1" r:id="rIdjefumi6bwzqe6nldmzfvq">
               <w:r>
                 <w:rPr>
                   <w:rFonts w:ascii="Arial" w:cs="Arial" w:eastAsia="Arial" w:hAnsi="Arial"/>
@@ -22864,7 +22864,7 @@
             <w:pPr>
               <w:spacing w:after="20" w:before="0"/>
             </w:pPr>
-            <w:hyperlink w:history="1" r:id="rIdckyj0s7ppgizlp3t2ynn4">
+            <w:hyperlink w:history="1" r:id="rIdki2wneqsr6d4ol9pvjcfr">
               <w:r>
                 <w:rPr>
                   <w:rFonts w:ascii="Arial" w:cs="Arial" w:eastAsia="Arial" w:hAnsi="Arial"/>
@@ -22897,7 +22897,7 @@
               <w:spacing w:after="10" w:before="0"/>
               <w:ind w:left="120"/>
             </w:pPr>
-            <w:hyperlink w:history="1" r:id="rIdr2kvpscwnhy3ijlrkcmyw">
+            <w:hyperlink w:history="1" r:id="rIdro7uu1h8dwj6u3zbhiyws">
               <w:r>
                 <w:rPr>
                   <w:rFonts w:ascii="Arial" w:cs="Arial" w:eastAsia="Arial" w:hAnsi="Arial"/>
@@ -23044,32 +23044,32 @@
         <w:tc>
           <w:tcPr>
             <w:tcW w:type="dxa" w:w="1520"/>
-            <w:shd w:fill="F2F2F2" w:color="auto" w:val="clear"/>
-            <w:tcMar>
-              <w:top w:type="dxa" w:w="60"/>
-              <w:left w:type="dxa" w:w="120"/>
-              <w:bottom w:type="dxa" w:w="60"/>
-              <w:right w:type="dxa" w:w="120"/>
-            </w:tcMar>
-            <w:vAlign w:val="top"/>
-          </w:tcPr>
-          <w:p>
-            <w:pPr>
-              <w:spacing w:after="40" w:before="0"/>
-              <w:jc w:val="left"/>
-            </w:pPr>
-            <w:r>
-              <w:rPr>
-                <w:rFonts w:ascii="Arial" w:cs="Arial" w:eastAsia="Arial" w:hAnsi="Arial"/>
-                <w:b/>
-                <w:bCs/>
-                <w:i w:val="false"/>
-                <w:iCs w:val="false"/>
-                <w:color w:val="000000"/>
-                <w:sz w:val="18"/>
-                <w:szCs w:val="18"/>
-              </w:rPr>
-              <w:t xml:space="preserve">Phase 2 — Observe (Structured Group Problem-Solving)</w:t>
+            <w:shd w:fill="D9EEF1" w:color="auto" w:val="clear"/>
+            <w:tcMar>
+              <w:top w:type="dxa" w:w="60"/>
+              <w:left w:type="dxa" w:w="120"/>
+              <w:bottom w:type="dxa" w:w="60"/>
+              <w:right w:type="dxa" w:w="120"/>
+            </w:tcMar>
+            <w:vAlign w:val="top"/>
+          </w:tcPr>
+          <w:p>
+            <w:pPr>
+              <w:spacing w:after="40" w:before="0"/>
+              <w:jc w:val="left"/>
+            </w:pPr>
+            <w:r>
+              <w:rPr>
+                <w:rFonts w:ascii="Arial" w:cs="Arial" w:eastAsia="Arial" w:hAnsi="Arial"/>
+                <w:b/>
+                <w:bCs/>
+                <w:i w:val="false"/>
+                <w:iCs w:val="false"/>
+                <w:color w:val="000000"/>
+                <w:sz w:val="18"/>
+                <w:szCs w:val="18"/>
+              </w:rPr>
+              <w:t xml:space="preserve">Observe Phase</w:t>
             </w:r>
           </w:p>
           <w:p>
@@ -23092,7 +23092,7 @@
             <w:pPr>
               <w:spacing w:after="20" w:before="0"/>
             </w:pPr>
-            <w:hyperlink w:history="1" r:id="rId4zjjcbjspfb96gax850ii">
+            <w:hyperlink w:history="1" r:id="rIdkuk6xw7gl_3t_zx7sk__f">
               <w:r>
                 <w:rPr>
                   <w:rFonts w:ascii="Arial" w:cs="Arial" w:eastAsia="Arial" w:hAnsi="Arial"/>
@@ -23125,7 +23125,7 @@
               <w:spacing w:after="10" w:before="0"/>
               <w:ind w:left="120"/>
             </w:pPr>
-            <w:hyperlink w:history="1" r:id="rIdqrmwwiic0ufmpfd7ju1ip">
+            <w:hyperlink w:history="1" r:id="rIdpz_eaad3ycm0n3aknrrlp">
               <w:r>
                 <w:rPr>
                   <w:rFonts w:ascii="Arial" w:cs="Arial" w:eastAsia="Arial" w:hAnsi="Arial"/>
@@ -23170,7 +23170,7 @@
             <w:pPr>
               <w:spacing w:after="20" w:before="0"/>
             </w:pPr>
-            <w:hyperlink w:history="1" r:id="rId5knkn9velxtnzgag0j4ko">
+            <w:hyperlink w:history="1" r:id="rIdiiggqjzt7tmnfljkxmsbm">
               <w:r>
                 <w:rPr>
                   <w:rFonts w:ascii="Arial" w:cs="Arial" w:eastAsia="Arial" w:hAnsi="Arial"/>
@@ -23203,7 +23203,7 @@
               <w:spacing w:after="10" w:before="0"/>
               <w:ind w:left="120"/>
             </w:pPr>
-            <w:hyperlink w:history="1" r:id="rIdylww_b0livxh7r5xqs0pt">
+            <w:hyperlink w:history="1" r:id="rIdmp60klkpjhol-5unqtzkb">
               <w:r>
                 <w:rPr>
                   <w:rFonts w:ascii="Arial" w:cs="Arial" w:eastAsia="Arial" w:hAnsi="Arial"/>
@@ -23600,32 +23600,32 @@
         <w:tc>
           <w:tcPr>
             <w:tcW w:type="dxa" w:w="1520"/>
-            <w:shd w:fill="F2F2F2" w:color="auto" w:val="clear"/>
-            <w:tcMar>
-              <w:top w:type="dxa" w:w="60"/>
-              <w:left w:type="dxa" w:w="120"/>
-              <w:bottom w:type="dxa" w:w="60"/>
-              <w:right w:type="dxa" w:w="120"/>
-            </w:tcMar>
-            <w:vAlign w:val="top"/>
-          </w:tcPr>
-          <w:p>
-            <w:pPr>
-              <w:spacing w:after="40" w:before="0"/>
-              <w:jc w:val="left"/>
-            </w:pPr>
-            <w:r>
-              <w:rPr>
-                <w:rFonts w:ascii="Arial" w:cs="Arial" w:eastAsia="Arial" w:hAnsi="Arial"/>
-                <w:b/>
-                <w:bCs/>
-                <w:i w:val="false"/>
-                <w:iCs w:val="false"/>
-                <w:color w:val="000000"/>
-                <w:sz w:val="18"/>
-                <w:szCs w:val="18"/>
-              </w:rPr>
-              <w:t xml:space="preserve">Phase 3 — Explain (Group Presentations &amp; Class Sensemaking)</w:t>
+            <w:shd w:fill="E2EFDA" w:color="auto" w:val="clear"/>
+            <w:tcMar>
+              <w:top w:type="dxa" w:w="60"/>
+              <w:left w:type="dxa" w:w="120"/>
+              <w:bottom w:type="dxa" w:w="60"/>
+              <w:right w:type="dxa" w:w="120"/>
+            </w:tcMar>
+            <w:vAlign w:val="top"/>
+          </w:tcPr>
+          <w:p>
+            <w:pPr>
+              <w:spacing w:after="40" w:before="0"/>
+              <w:jc w:val="left"/>
+            </w:pPr>
+            <w:r>
+              <w:rPr>
+                <w:rFonts w:ascii="Arial" w:cs="Arial" w:eastAsia="Arial" w:hAnsi="Arial"/>
+                <w:b/>
+                <w:bCs/>
+                <w:i w:val="false"/>
+                <w:iCs w:val="false"/>
+                <w:color w:val="000000"/>
+                <w:sz w:val="18"/>
+                <w:szCs w:val="18"/>
+              </w:rPr>
+              <w:t xml:space="preserve">Explain Phase</w:t>
             </w:r>
           </w:p>
           <w:p>
@@ -23648,7 +23648,7 @@
             <w:pPr>
               <w:spacing w:after="20" w:before="0"/>
             </w:pPr>
-            <w:hyperlink w:history="1" r:id="rIdi-h0kam9lgumzkt0cvcrh">
+            <w:hyperlink w:history="1" r:id="rIdhw34is0l_55dyzwajgl6-">
               <w:r>
                 <w:rPr>
                   <w:rFonts w:ascii="Arial" w:cs="Arial" w:eastAsia="Arial" w:hAnsi="Arial"/>
@@ -23681,7 +23681,7 @@
               <w:spacing w:after="10" w:before="0"/>
               <w:ind w:left="120"/>
             </w:pPr>
-            <w:hyperlink w:history="1" r:id="rIdfiu-sjka7bvpy4cbwubr6">
+            <w:hyperlink w:history="1" r:id="rIdvnj_ruir38kdzxwegdqqo">
               <w:r>
                 <w:rPr>
                   <w:rFonts w:ascii="Arial" w:cs="Arial" w:eastAsia="Arial" w:hAnsi="Arial"/>
@@ -23726,7 +23726,7 @@
             <w:pPr>
               <w:spacing w:after="20" w:before="0"/>
             </w:pPr>
-            <w:hyperlink w:history="1" r:id="rIdigtwdnqogf_fl31plhmqy">
+            <w:hyperlink w:history="1" r:id="rIdqecbqv69li2rvndhhm2_h">
               <w:r>
                 <w:rPr>
                   <w:rFonts w:ascii="Arial" w:cs="Arial" w:eastAsia="Arial" w:hAnsi="Arial"/>
@@ -23759,7 +23759,7 @@
               <w:spacing w:after="10" w:before="0"/>
               <w:ind w:left="120"/>
             </w:pPr>
-            <w:hyperlink w:history="1" r:id="rIdrvmlavracyj4ty2wa1thr">
+            <w:hyperlink w:history="1" r:id="rIdswp7ohxay9lgkjccdv7lz">
               <w:r>
                 <w:rPr>
                   <w:rFonts w:ascii="Arial" w:cs="Arial" w:eastAsia="Arial" w:hAnsi="Arial"/>
@@ -23982,32 +23982,32 @@
         <w:tc>
           <w:tcPr>
             <w:tcW w:type="dxa" w:w="1520"/>
-            <w:shd w:fill="F2F2F2" w:color="auto" w:val="clear"/>
-            <w:tcMar>
-              <w:top w:type="dxa" w:w="60"/>
-              <w:left w:type="dxa" w:w="120"/>
-              <w:bottom w:type="dxa" w:w="60"/>
-              <w:right w:type="dxa" w:w="120"/>
-            </w:tcMar>
-            <w:vAlign w:val="top"/>
-          </w:tcPr>
-          <w:p>
-            <w:pPr>
-              <w:spacing w:after="40" w:before="0"/>
-              <w:jc w:val="left"/>
-            </w:pPr>
-            <w:r>
-              <w:rPr>
-                <w:rFonts w:ascii="Arial" w:cs="Arial" w:eastAsia="Arial" w:hAnsi="Arial"/>
-                <w:b/>
-                <w:bCs/>
-                <w:i w:val="false"/>
-                <w:iCs w:val="false"/>
-                <w:color w:val="000000"/>
-                <w:sz w:val="18"/>
-                <w:szCs w:val="18"/>
-              </w:rPr>
-              <w:t xml:space="preserve">Phase 4 — Driving Question Board (DQB) Creation / Refinement</w:t>
+            <w:shd w:fill="FCE4D6" w:color="auto" w:val="clear"/>
+            <w:tcMar>
+              <w:top w:type="dxa" w:w="60"/>
+              <w:left w:type="dxa" w:w="120"/>
+              <w:bottom w:type="dxa" w:w="60"/>
+              <w:right w:type="dxa" w:w="120"/>
+            </w:tcMar>
+            <w:vAlign w:val="top"/>
+          </w:tcPr>
+          <w:p>
+            <w:pPr>
+              <w:spacing w:after="40" w:before="0"/>
+              <w:jc w:val="left"/>
+            </w:pPr>
+            <w:r>
+              <w:rPr>
+                <w:rFonts w:ascii="Arial" w:cs="Arial" w:eastAsia="Arial" w:hAnsi="Arial"/>
+                <w:b/>
+                <w:bCs/>
+                <w:i w:val="false"/>
+                <w:iCs w:val="false"/>
+                <w:color w:val="000000"/>
+                <w:sz w:val="18"/>
+                <w:szCs w:val="18"/>
+              </w:rPr>
+              <w:t xml:space="preserve">Driving Question Board (DQB) Creation</w:t>
             </w:r>
           </w:p>
           <w:p>
@@ -24030,7 +24030,7 @@
             <w:pPr>
               <w:spacing w:after="20" w:before="0"/>
             </w:pPr>
-            <w:hyperlink w:history="1" r:id="rIdodvsaussg0dd_8jxld9qt">
+            <w:hyperlink w:history="1" r:id="rId-ntskc0cze5ul63g7yh4q">
               <w:r>
                 <w:rPr>
                   <w:rFonts w:ascii="Arial" w:cs="Arial" w:eastAsia="Arial" w:hAnsi="Arial"/>
@@ -24063,7 +24063,7 @@
               <w:spacing w:after="10" w:before="0"/>
               <w:ind w:left="120"/>
             </w:pPr>
-            <w:hyperlink w:history="1" r:id="rId5k-jdy3zqgqtitq4xzelh">
+            <w:hyperlink w:history="1" r:id="rIdgqrhzxknax7lsw2h42fw_">
               <w:r>
                 <w:rPr>
                   <w:rFonts w:ascii="Arial" w:cs="Arial" w:eastAsia="Arial" w:hAnsi="Arial"/>
@@ -24108,7 +24108,7 @@
             <w:pPr>
               <w:spacing w:after="20" w:before="0"/>
             </w:pPr>
-            <w:hyperlink w:history="1" r:id="rIdosh7qxvugynl8cjot7g5o">
+            <w:hyperlink w:history="1" r:id="rIdbw2rva4kbcykp0ilmh-c6">
               <w:r>
                 <w:rPr>
                   <w:rFonts w:ascii="Arial" w:cs="Arial" w:eastAsia="Arial" w:hAnsi="Arial"/>
@@ -24141,7 +24141,7 @@
               <w:spacing w:after="10" w:before="0"/>
               <w:ind w:left="120"/>
             </w:pPr>
-            <w:hyperlink w:history="1" r:id="rIdbauf3c2e_6uee_k409uvx">
+            <w:hyperlink w:history="1" r:id="rIdze4mispa5ojjxg13qapiw">
               <w:r>
                 <w:rPr>
                   <w:rFonts w:ascii="Arial" w:cs="Arial" w:eastAsia="Arial" w:hAnsi="Arial"/>
@@ -24364,32 +24364,32 @@
         <w:tc>
           <w:tcPr>
             <w:tcW w:type="dxa" w:w="1520"/>
-            <w:shd w:fill="F2F2F2" w:color="auto" w:val="clear"/>
-            <w:tcMar>
-              <w:top w:type="dxa" w:w="60"/>
-              <w:left w:type="dxa" w:w="120"/>
-              <w:bottom w:type="dxa" w:w="60"/>
-              <w:right w:type="dxa" w:w="120"/>
-            </w:tcMar>
-            <w:vAlign w:val="top"/>
-          </w:tcPr>
-          <w:p>
-            <w:pPr>
-              <w:spacing w:after="40" w:before="0"/>
-              <w:jc w:val="left"/>
-            </w:pPr>
-            <w:r>
-              <w:rPr>
-                <w:rFonts w:ascii="Arial" w:cs="Arial" w:eastAsia="Arial" w:hAnsi="Arial"/>
-                <w:b/>
-                <w:bCs/>
-                <w:i w:val="false"/>
-                <w:iCs w:val="false"/>
-                <w:color w:val="000000"/>
-                <w:sz w:val="18"/>
-                <w:szCs w:val="18"/>
-              </w:rPr>
-              <w:t xml:space="preserve">Phase 5 — Model Building (Cumulative Model Revision &amp; Lesson Close)</w:t>
+            <w:shd w:fill="D5E8F0" w:color="auto" w:val="clear"/>
+            <w:tcMar>
+              <w:top w:type="dxa" w:w="60"/>
+              <w:left w:type="dxa" w:w="120"/>
+              <w:bottom w:type="dxa" w:w="60"/>
+              <w:right w:type="dxa" w:w="120"/>
+            </w:tcMar>
+            <w:vAlign w:val="top"/>
+          </w:tcPr>
+          <w:p>
+            <w:pPr>
+              <w:spacing w:after="40" w:before="0"/>
+              <w:jc w:val="left"/>
+            </w:pPr>
+            <w:r>
+              <w:rPr>
+                <w:rFonts w:ascii="Arial" w:cs="Arial" w:eastAsia="Arial" w:hAnsi="Arial"/>
+                <w:b/>
+                <w:bCs/>
+                <w:i w:val="false"/>
+                <w:iCs w:val="false"/>
+                <w:color w:val="000000"/>
+                <w:sz w:val="18"/>
+                <w:szCs w:val="18"/>
+              </w:rPr>
+              <w:t xml:space="preserve">Model Building Phase</w:t>
             </w:r>
           </w:p>
           <w:p>
@@ -24412,7 +24412,7 @@
             <w:pPr>
               <w:spacing w:after="20" w:before="0"/>
             </w:pPr>
-            <w:hyperlink w:history="1" r:id="rIdk_zsqafj3qqtrdw4wf5hi">
+            <w:hyperlink w:history="1" r:id="rId9h7_lddfzpev07fq-kbkz">
               <w:r>
                 <w:rPr>
                   <w:rFonts w:ascii="Arial" w:cs="Arial" w:eastAsia="Arial" w:hAnsi="Arial"/>
@@ -24445,7 +24445,7 @@
               <w:spacing w:after="10" w:before="0"/>
               <w:ind w:left="120"/>
             </w:pPr>
-            <w:hyperlink w:history="1" r:id="rIdba00k6i30n8sr1n5ybrse">
+            <w:hyperlink w:history="1" r:id="rIdtbpujlqk4b1kthismcihs">
               <w:r>
                 <w:rPr>
                   <w:rFonts w:ascii="Arial" w:cs="Arial" w:eastAsia="Arial" w:hAnsi="Arial"/>
@@ -24490,7 +24490,7 @@
             <w:pPr>
               <w:spacing w:after="20" w:before="0"/>
             </w:pPr>
-            <w:hyperlink w:history="1" r:id="rIdpqwxfe-a_cecgoo201yxr">
+            <w:hyperlink w:history="1" r:id="rIdpfutpj3zhm4jm1mqfcdvv">
               <w:r>
                 <w:rPr>
                   <w:rFonts w:ascii="Arial" w:cs="Arial" w:eastAsia="Arial" w:hAnsi="Arial"/>
@@ -24523,7 +24523,7 @@
               <w:spacing w:after="10" w:before="0"/>
               <w:ind w:left="120"/>
             </w:pPr>
-            <w:hyperlink w:history="1" r:id="rIdop8230dbstgqr9snxv8fv">
+            <w:hyperlink w:history="1" r:id="rIdaahyprdan8_8vi4pltg-v">
               <w:r>
                 <w:rPr>
                   <w:rFonts w:ascii="Arial" w:cs="Arial" w:eastAsia="Arial" w:hAnsi="Arial"/>
@@ -26076,32 +26076,32 @@
         <w:tc>
           <w:tcPr>
             <w:tcW w:type="dxa" w:w="1520"/>
-            <w:shd w:fill="F2F2F2" w:color="auto" w:val="clear"/>
-            <w:tcMar>
-              <w:top w:type="dxa" w:w="60"/>
-              <w:left w:type="dxa" w:w="120"/>
-              <w:bottom w:type="dxa" w:w="60"/>
-              <w:right w:type="dxa" w:w="120"/>
-            </w:tcMar>
-            <w:vAlign w:val="top"/>
-          </w:tcPr>
-          <w:p>
-            <w:pPr>
-              <w:spacing w:after="40" w:before="0"/>
-              <w:jc w:val="left"/>
-            </w:pPr>
-            <w:r>
-              <w:rPr>
-                <w:rFonts w:ascii="Arial" w:cs="Arial" w:eastAsia="Arial" w:hAnsi="Arial"/>
-                <w:b/>
-                <w:bCs/>
-                <w:i w:val="false"/>
-                <w:iCs w:val="false"/>
-                <w:color w:val="000000"/>
-                <w:sz w:val="18"/>
-                <w:szCs w:val="18"/>
-              </w:rPr>
-              <w:t xml:space="preserve">Predict Phase — Revisiting the Anchoring Phenomenon &amp; Eliciting Final Predictions</w:t>
+            <w:shd w:fill="EAD1F5" w:color="auto" w:val="clear"/>
+            <w:tcMar>
+              <w:top w:type="dxa" w:w="60"/>
+              <w:left w:type="dxa" w:w="120"/>
+              <w:bottom w:type="dxa" w:w="60"/>
+              <w:right w:type="dxa" w:w="120"/>
+            </w:tcMar>
+            <w:vAlign w:val="top"/>
+          </w:tcPr>
+          <w:p>
+            <w:pPr>
+              <w:spacing w:after="40" w:before="0"/>
+              <w:jc w:val="left"/>
+            </w:pPr>
+            <w:r>
+              <w:rPr>
+                <w:rFonts w:ascii="Arial" w:cs="Arial" w:eastAsia="Arial" w:hAnsi="Arial"/>
+                <w:b/>
+                <w:bCs/>
+                <w:i w:val="false"/>
+                <w:iCs w:val="false"/>
+                <w:color w:val="000000"/>
+                <w:sz w:val="18"/>
+                <w:szCs w:val="18"/>
+              </w:rPr>
+              <w:t xml:space="preserve">Predict Phase</w:t>
             </w:r>
           </w:p>
           <w:p>
@@ -26124,7 +26124,7 @@
             <w:pPr>
               <w:spacing w:after="20" w:before="0"/>
             </w:pPr>
-            <w:hyperlink w:history="1" r:id="rId0z-onmcdtmpmlwohkeg4m">
+            <w:hyperlink w:history="1" r:id="rId9ngorlkrspjfj-bz8-s8w">
               <w:r>
                 <w:rPr>
                   <w:rFonts w:ascii="Arial" w:cs="Arial" w:eastAsia="Arial" w:hAnsi="Arial"/>
@@ -26157,7 +26157,7 @@
               <w:spacing w:after="10" w:before="0"/>
               <w:ind w:left="120"/>
             </w:pPr>
-            <w:hyperlink w:history="1" r:id="rIdue3z1jjppl-azbmlo3mex">
+            <w:hyperlink w:history="1" r:id="rIdmmp6ra_wbngk5gjiegsd6">
               <w:r>
                 <w:rPr>
                   <w:rFonts w:ascii="Arial" w:cs="Arial" w:eastAsia="Arial" w:hAnsi="Arial"/>
@@ -26202,7 +26202,7 @@
             <w:pPr>
               <w:spacing w:after="20" w:before="0"/>
             </w:pPr>
-            <w:hyperlink w:history="1" r:id="rIddhytzjoxtgcazhvoln2xk">
+            <w:hyperlink w:history="1" r:id="rId_-hh3bejohlhrjtwhumud">
               <w:r>
                 <w:rPr>
                   <w:rFonts w:ascii="Arial" w:cs="Arial" w:eastAsia="Arial" w:hAnsi="Arial"/>
@@ -26235,7 +26235,7 @@
               <w:spacing w:after="10" w:before="0"/>
               <w:ind w:left="120"/>
             </w:pPr>
-            <w:hyperlink w:history="1" r:id="rIdfwlro-gmu6xj-pdmfssyl">
+            <w:hyperlink w:history="1" r:id="rIdz7r5b83e_qxids7fn_vsr">
               <w:r>
                 <w:rPr>
                   <w:rFonts w:ascii="Arial" w:cs="Arial" w:eastAsia="Arial" w:hAnsi="Arial"/>
@@ -26382,32 +26382,32 @@
         <w:tc>
           <w:tcPr>
             <w:tcW w:type="dxa" w:w="1520"/>
-            <w:shd w:fill="F2F2F2" w:color="auto" w:val="clear"/>
-            <w:tcMar>
-              <w:top w:type="dxa" w:w="60"/>
-              <w:left w:type="dxa" w:w="120"/>
-              <w:bottom w:type="dxa" w:w="60"/>
-              <w:right w:type="dxa" w:w="120"/>
-            </w:tcMar>
-            <w:vAlign w:val="top"/>
-          </w:tcPr>
-          <w:p>
-            <w:pPr>
-              <w:spacing w:after="40" w:before="0"/>
-              <w:jc w:val="left"/>
-            </w:pPr>
-            <w:r>
-              <w:rPr>
-                <w:rFonts w:ascii="Arial" w:cs="Arial" w:eastAsia="Arial" w:hAnsi="Arial"/>
-                <w:b/>
-                <w:bCs/>
-                <w:i w:val="false"/>
-                <w:iCs w:val="false"/>
-                <w:color w:val="000000"/>
-                <w:sz w:val="18"/>
-                <w:szCs w:val="18"/>
-              </w:rPr>
-              <w:t xml:space="preserve">Observe Phase — Gallery Walk of Evidence Artefacts from Lessons 1–7</w:t>
+            <w:shd w:fill="D9EEF1" w:color="auto" w:val="clear"/>
+            <w:tcMar>
+              <w:top w:type="dxa" w:w="60"/>
+              <w:left w:type="dxa" w:w="120"/>
+              <w:bottom w:type="dxa" w:w="60"/>
+              <w:right w:type="dxa" w:w="120"/>
+            </w:tcMar>
+            <w:vAlign w:val="top"/>
+          </w:tcPr>
+          <w:p>
+            <w:pPr>
+              <w:spacing w:after="40" w:before="0"/>
+              <w:jc w:val="left"/>
+            </w:pPr>
+            <w:r>
+              <w:rPr>
+                <w:rFonts w:ascii="Arial" w:cs="Arial" w:eastAsia="Arial" w:hAnsi="Arial"/>
+                <w:b/>
+                <w:bCs/>
+                <w:i w:val="false"/>
+                <w:iCs w:val="false"/>
+                <w:color w:val="000000"/>
+                <w:sz w:val="18"/>
+                <w:szCs w:val="18"/>
+              </w:rPr>
+              <w:t xml:space="preserve">Observe Phase</w:t>
             </w:r>
           </w:p>
           <w:p>
@@ -26430,7 +26430,7 @@
             <w:pPr>
               <w:spacing w:after="20" w:before="0"/>
             </w:pPr>
-            <w:hyperlink w:history="1" r:id="rIdfvsf_z0ibjzsesffltbky">
+            <w:hyperlink w:history="1" r:id="rIdd6u1dwk4imz4zhlt-jpmn">
               <w:r>
                 <w:rPr>
                   <w:rFonts w:ascii="Arial" w:cs="Arial" w:eastAsia="Arial" w:hAnsi="Arial"/>
@@ -26463,7 +26463,7 @@
               <w:spacing w:after="10" w:before="0"/>
               <w:ind w:left="120"/>
             </w:pPr>
-            <w:hyperlink w:history="1" r:id="rId5o-kclrwapxonwldf_gqh">
+            <w:hyperlink w:history="1" r:id="rIdgajea1pfiz7bqh_pvogmq">
               <w:r>
                 <w:rPr>
                   <w:rFonts w:ascii="Arial" w:cs="Arial" w:eastAsia="Arial" w:hAnsi="Arial"/>
@@ -26508,7 +26508,7 @@
             <w:pPr>
               <w:spacing w:after="20" w:before="0"/>
             </w:pPr>
-            <w:hyperlink w:history="1" r:id="rId-uo0gqhjglkh_cewnp-t6">
+            <w:hyperlink w:history="1" r:id="rId0cfjoycbk03i8hv7sgd_4">
               <w:r>
                 <w:rPr>
                   <w:rFonts w:ascii="Arial" w:cs="Arial" w:eastAsia="Arial" w:hAnsi="Arial"/>
@@ -26541,7 +26541,7 @@
               <w:spacing w:after="10" w:before="0"/>
               <w:ind w:left="120"/>
             </w:pPr>
-            <w:hyperlink w:history="1" r:id="rId1_6ihogsntljkmfglqesk">
+            <w:hyperlink w:history="1" r:id="rIdtcbsgejhboi3b9iuwwt2t">
               <w:r>
                 <w:rPr>
                   <w:rFonts w:ascii="Arial" w:cs="Arial" w:eastAsia="Arial" w:hAnsi="Arial"/>
@@ -26688,32 +26688,32 @@
         <w:tc>
           <w:tcPr>
             <w:tcW w:type="dxa" w:w="1520"/>
-            <w:shd w:fill="F2F2F2" w:color="auto" w:val="clear"/>
-            <w:tcMar>
-              <w:top w:type="dxa" w:w="60"/>
-              <w:left w:type="dxa" w:w="120"/>
-              <w:bottom w:type="dxa" w:w="60"/>
-              <w:right w:type="dxa" w:w="120"/>
-            </w:tcMar>
-            <w:vAlign w:val="top"/>
-          </w:tcPr>
-          <w:p>
-            <w:pPr>
-              <w:spacing w:after="40" w:before="0"/>
-              <w:jc w:val="left"/>
-            </w:pPr>
-            <w:r>
-              <w:rPr>
-                <w:rFonts w:ascii="Arial" w:cs="Arial" w:eastAsia="Arial" w:hAnsi="Arial"/>
-                <w:b/>
-                <w:bCs/>
-                <w:i w:val="false"/>
-                <w:iCs w:val="false"/>
-                <w:color w:val="000000"/>
-                <w:sz w:val="18"/>
-                <w:szCs w:val="18"/>
-              </w:rPr>
-              <w:t xml:space="preserve">Explain Phase — Constructing the Index Laws Map and Peer Review</w:t>
+            <w:shd w:fill="E2EFDA" w:color="auto" w:val="clear"/>
+            <w:tcMar>
+              <w:top w:type="dxa" w:w="60"/>
+              <w:left w:type="dxa" w:w="120"/>
+              <w:bottom w:type="dxa" w:w="60"/>
+              <w:right w:type="dxa" w:w="120"/>
+            </w:tcMar>
+            <w:vAlign w:val="top"/>
+          </w:tcPr>
+          <w:p>
+            <w:pPr>
+              <w:spacing w:after="40" w:before="0"/>
+              <w:jc w:val="left"/>
+            </w:pPr>
+            <w:r>
+              <w:rPr>
+                <w:rFonts w:ascii="Arial" w:cs="Arial" w:eastAsia="Arial" w:hAnsi="Arial"/>
+                <w:b/>
+                <w:bCs/>
+                <w:i w:val="false"/>
+                <w:iCs w:val="false"/>
+                <w:color w:val="000000"/>
+                <w:sz w:val="18"/>
+                <w:szCs w:val="18"/>
+              </w:rPr>
+              <w:t xml:space="preserve">Explain Phase</w:t>
             </w:r>
           </w:p>
           <w:p>
@@ -26736,7 +26736,7 @@
             <w:pPr>
               <w:spacing w:after="20" w:before="0"/>
             </w:pPr>
-            <w:hyperlink w:history="1" r:id="rIddpza9h8mvbjxwurjnjvkq">
+            <w:hyperlink w:history="1" r:id="rId3sj7qe4ven9vexe2nzs8w">
               <w:r>
                 <w:rPr>
                   <w:rFonts w:ascii="Arial" w:cs="Arial" w:eastAsia="Arial" w:hAnsi="Arial"/>
@@ -26769,7 +26769,7 @@
               <w:spacing w:after="10" w:before="0"/>
               <w:ind w:left="120"/>
             </w:pPr>
-            <w:hyperlink w:history="1" r:id="rIdi7vh41pfqyffxprgcny_s">
+            <w:hyperlink w:history="1" r:id="rIdzizqdkddrvp112xfp7eml">
               <w:r>
                 <w:rPr>
                   <w:rFonts w:ascii="Arial" w:cs="Arial" w:eastAsia="Arial" w:hAnsi="Arial"/>
@@ -26814,7 +26814,7 @@
             <w:pPr>
               <w:spacing w:after="20" w:before="0"/>
             </w:pPr>
-            <w:hyperlink w:history="1" r:id="rIdicjeegrnrz2pjufalbhbs">
+            <w:hyperlink w:history="1" r:id="rIdc7m46rpztqhsmt6lxiwpv">
               <w:r>
                 <w:rPr>
                   <w:rFonts w:ascii="Arial" w:cs="Arial" w:eastAsia="Arial" w:hAnsi="Arial"/>
@@ -26847,7 +26847,7 @@
               <w:spacing w:after="10" w:before="0"/>
               <w:ind w:left="120"/>
             </w:pPr>
-            <w:hyperlink w:history="1" r:id="rIdbbjwg7ltjnn5odtbbf1nb">
+            <w:hyperlink w:history="1" r:id="rId_rud5fo1y42hegg0dd9cy">
               <w:r>
                 <w:rPr>
                   <w:rFonts w:ascii="Arial" w:cs="Arial" w:eastAsia="Arial" w:hAnsi="Arial"/>
@@ -26994,32 +26994,32 @@
         <w:tc>
           <w:tcPr>
             <w:tcW w:type="dxa" w:w="1520"/>
-            <w:shd w:fill="F2F2F2" w:color="auto" w:val="clear"/>
-            <w:tcMar>
-              <w:top w:type="dxa" w:w="60"/>
-              <w:left w:type="dxa" w:w="120"/>
-              <w:bottom w:type="dxa" w:w="60"/>
-              <w:right w:type="dxa" w:w="120"/>
-            </w:tcMar>
-            <w:vAlign w:val="top"/>
-          </w:tcPr>
-          <w:p>
-            <w:pPr>
-              <w:spacing w:after="40" w:before="0"/>
-              <w:jc w:val="left"/>
-            </w:pPr>
-            <w:r>
-              <w:rPr>
-                <w:rFonts w:ascii="Arial" w:cs="Arial" w:eastAsia="Arial" w:hAnsi="Arial"/>
-                <w:b/>
-                <w:bCs/>
-                <w:i w:val="false"/>
-                <w:iCs w:val="false"/>
-                <w:color w:val="000000"/>
-                <w:sz w:val="18"/>
-                <w:szCs w:val="18"/>
-              </w:rPr>
-              <w:t xml:space="preserve">Driving Question Board (DQB) Completion — Closing the Question Loop</w:t>
+            <w:shd w:fill="FCE4D6" w:color="auto" w:val="clear"/>
+            <w:tcMar>
+              <w:top w:type="dxa" w:w="60"/>
+              <w:left w:type="dxa" w:w="120"/>
+              <w:bottom w:type="dxa" w:w="60"/>
+              <w:right w:type="dxa" w:w="120"/>
+            </w:tcMar>
+            <w:vAlign w:val="top"/>
+          </w:tcPr>
+          <w:p>
+            <w:pPr>
+              <w:spacing w:after="40" w:before="0"/>
+              <w:jc w:val="left"/>
+            </w:pPr>
+            <w:r>
+              <w:rPr>
+                <w:rFonts w:ascii="Arial" w:cs="Arial" w:eastAsia="Arial" w:hAnsi="Arial"/>
+                <w:b/>
+                <w:bCs/>
+                <w:i w:val="false"/>
+                <w:iCs w:val="false"/>
+                <w:color w:val="000000"/>
+                <w:sz w:val="18"/>
+                <w:szCs w:val="18"/>
+              </w:rPr>
+              <w:t xml:space="preserve">Driving Question Board (DQB) Creation</w:t>
             </w:r>
           </w:p>
           <w:p>
@@ -27042,7 +27042,7 @@
             <w:pPr>
               <w:spacing w:after="20" w:before="0"/>
             </w:pPr>
-            <w:hyperlink w:history="1" r:id="rId63o9mhlamw2lhc9uhjw7a">
+            <w:hyperlink w:history="1" r:id="rIdxopl0x2wwzgrhgc3wcjmu">
               <w:r>
                 <w:rPr>
                   <w:rFonts w:ascii="Arial" w:cs="Arial" w:eastAsia="Arial" w:hAnsi="Arial"/>
@@ -27075,7 +27075,7 @@
               <w:spacing w:after="10" w:before="0"/>
               <w:ind w:left="120"/>
             </w:pPr>
-            <w:hyperlink w:history="1" r:id="rIdeltaparspkemurx4tovg1">
+            <w:hyperlink w:history="1" r:id="rIddudevgfllyz0x7up3hsci">
               <w:r>
                 <w:rPr>
                   <w:rFonts w:ascii="Arial" w:cs="Arial" w:eastAsia="Arial" w:hAnsi="Arial"/>
@@ -27120,7 +27120,7 @@
             <w:pPr>
               <w:spacing w:after="20" w:before="0"/>
             </w:pPr>
-            <w:hyperlink w:history="1" r:id="rIdthdqf9bc2rrp9q2ejljsp">
+            <w:hyperlink w:history="1" r:id="rIdr_biky4ppof5bhygxbz15">
               <w:r>
                 <w:rPr>
                   <w:rFonts w:ascii="Arial" w:cs="Arial" w:eastAsia="Arial" w:hAnsi="Arial"/>
@@ -27153,7 +27153,7 @@
               <w:spacing w:after="10" w:before="0"/>
               <w:ind w:left="120"/>
             </w:pPr>
-            <w:hyperlink w:history="1" r:id="rId7v9fla-ckmi7prqyrw6tb">
+            <w:hyperlink w:history="1" r:id="rIdjsrb-fxme0vtoz70dqkwk">
               <w:r>
                 <w:rPr>
                   <w:rFonts w:ascii="Arial" w:cs="Arial" w:eastAsia="Arial" w:hAnsi="Arial"/>
@@ -27300,32 +27300,32 @@
         <w:tc>
           <w:tcPr>
             <w:tcW w:type="dxa" w:w="1520"/>
-            <w:shd w:fill="F2F2F2" w:color="auto" w:val="clear"/>
-            <w:tcMar>
-              <w:top w:type="dxa" w:w="60"/>
-              <w:left w:type="dxa" w:w="120"/>
-              <w:bottom w:type="dxa" w:w="60"/>
-              <w:right w:type="dxa" w:w="120"/>
-            </w:tcMar>
-            <w:vAlign w:val="top"/>
-          </w:tcPr>
-          <w:p>
-            <w:pPr>
-              <w:spacing w:after="40" w:before="0"/>
-              <w:jc w:val="left"/>
-            </w:pPr>
-            <w:r>
-              <w:rPr>
-                <w:rFonts w:ascii="Arial" w:cs="Arial" w:eastAsia="Arial" w:hAnsi="Arial"/>
-                <w:b/>
-                <w:bCs/>
-                <w:i w:val="false"/>
-                <w:iCs w:val="false"/>
-                <w:color w:val="000000"/>
-                <w:sz w:val="18"/>
-                <w:szCs w:val="18"/>
-              </w:rPr>
-              <w:t xml:space="preserve">Model Building Phase — Class Written Task (Portfolio Assessment) and Self-Reflection</w:t>
+            <w:shd w:fill="D5E8F0" w:color="auto" w:val="clear"/>
+            <w:tcMar>
+              <w:top w:type="dxa" w:w="60"/>
+              <w:left w:type="dxa" w:w="120"/>
+              <w:bottom w:type="dxa" w:w="60"/>
+              <w:right w:type="dxa" w:w="120"/>
+            </w:tcMar>
+            <w:vAlign w:val="top"/>
+          </w:tcPr>
+          <w:p>
+            <w:pPr>
+              <w:spacing w:after="40" w:before="0"/>
+              <w:jc w:val="left"/>
+            </w:pPr>
+            <w:r>
+              <w:rPr>
+                <w:rFonts w:ascii="Arial" w:cs="Arial" w:eastAsia="Arial" w:hAnsi="Arial"/>
+                <w:b/>
+                <w:bCs/>
+                <w:i w:val="false"/>
+                <w:iCs w:val="false"/>
+                <w:color w:val="000000"/>
+                <w:sz w:val="18"/>
+                <w:szCs w:val="18"/>
+              </w:rPr>
+              <w:t xml:space="preserve">Model Building Phase</w:t>
             </w:r>
           </w:p>
           <w:p>
@@ -27348,7 +27348,7 @@
             <w:pPr>
               <w:spacing w:after="20" w:before="0"/>
             </w:pPr>
-            <w:hyperlink w:history="1" r:id="rIdb8zfptdt2bb-bqpbjm6sb">
+            <w:hyperlink w:history="1" r:id="rIdmoqufxhwrbpqydgfvehlo">
               <w:r>
                 <w:rPr>
                   <w:rFonts w:ascii="Arial" w:cs="Arial" w:eastAsia="Arial" w:hAnsi="Arial"/>
@@ -27381,7 +27381,7 @@
               <w:spacing w:after="10" w:before="0"/>
               <w:ind w:left="120"/>
             </w:pPr>
-            <w:hyperlink w:history="1" r:id="rIdmbs6opcikzdz4pvvbxz45">
+            <w:hyperlink w:history="1" r:id="rIdorpmolvgu87plydheofka">
               <w:r>
                 <w:rPr>
                   <w:rFonts w:ascii="Arial" w:cs="Arial" w:eastAsia="Arial" w:hAnsi="Arial"/>
@@ -27426,7 +27426,7 @@
             <w:pPr>
               <w:spacing w:after="20" w:before="0"/>
             </w:pPr>
-            <w:hyperlink w:history="1" r:id="rIdwbbqg29qnsdjcdz1p9sre">
+            <w:hyperlink w:history="1" r:id="rIdb11joys-zdceul00b3z7g">
               <w:r>
                 <w:rPr>
                   <w:rFonts w:ascii="Arial" w:cs="Arial" w:eastAsia="Arial" w:hAnsi="Arial"/>
@@ -27459,7 +27459,7 @@
               <w:spacing w:after="10" w:before="0"/>
               <w:ind w:left="120"/>
             </w:pPr>
-            <w:hyperlink w:history="1" r:id="rId3v3in3pg4viefvi4xq0ce">
+            <w:hyperlink w:history="1" r:id="rIdwduebvnocurbuv8a31ned">
               <w:r>
                 <w:rPr>
                   <w:rFonts w:ascii="Arial" w:cs="Arial" w:eastAsia="Arial" w:hAnsi="Arial"/>

--- a/data/outputs/v2/Essential_Mathematics/SS1.2_Indices/Essential_Mathematics_Indices_CBE_LessonSequence.docx
+++ b/data/outputs/v2/Essential_Mathematics/SS1.2_Indices/Essential_Mathematics_Indices_CBE_LessonSequence.docx
@@ -3047,7 +3047,7 @@
             <w:pPr>
               <w:spacing w:after="20" w:before="0"/>
             </w:pPr>
-            <w:hyperlink w:history="1" r:id="rIdb58_jde0iczklyzj7u5x2">
+            <w:hyperlink w:history="1" r:id="rIdj9kfysmiwawkflmv_b5tz">
               <w:r>
                 <w:rPr>
                   <w:rFonts w:ascii="Arial" w:cs="Arial" w:eastAsia="Arial" w:hAnsi="Arial"/>
@@ -3080,7 +3080,7 @@
               <w:spacing w:after="10" w:before="0"/>
               <w:ind w:left="120"/>
             </w:pPr>
-            <w:hyperlink w:history="1" r:id="rIdqzras9fmpzsyub2qegoqk">
+            <w:hyperlink w:history="1" r:id="rIdy_ejxcqdpqdlqs1dotdgp">
               <w:r>
                 <w:rPr>
                   <w:rFonts w:ascii="Arial" w:cs="Arial" w:eastAsia="Arial" w:hAnsi="Arial"/>
@@ -3125,7 +3125,7 @@
             <w:pPr>
               <w:spacing w:after="20" w:before="0"/>
             </w:pPr>
-            <w:hyperlink w:history="1" r:id="rIdbhjo1mo_sl2jrtrm5xvhu">
+            <w:hyperlink w:history="1" r:id="rIdtbqssye-mdvld0sykxlhi">
               <w:r>
                 <w:rPr>
                   <w:rFonts w:ascii="Arial" w:cs="Arial" w:eastAsia="Arial" w:hAnsi="Arial"/>
@@ -3158,7 +3158,7 @@
               <w:spacing w:after="10" w:before="0"/>
               <w:ind w:left="120"/>
             </w:pPr>
-            <w:hyperlink w:history="1" r:id="rIdzutgquugdzixabetglr0h">
+            <w:hyperlink w:history="1" r:id="rIdsau8bax3rr-c9ziqbj2nh">
               <w:r>
                 <w:rPr>
                   <w:rFonts w:ascii="Arial" w:cs="Arial" w:eastAsia="Arial" w:hAnsi="Arial"/>
@@ -3410,7 +3410,7 @@
             <w:pPr>
               <w:spacing w:after="20" w:before="0"/>
             </w:pPr>
-            <w:hyperlink w:history="1" r:id="rIdqfh6bsp1zsdfu6j06bcxe">
+            <w:hyperlink w:history="1" r:id="rIdortujrihx94z1kxadycyi">
               <w:r>
                 <w:rPr>
                   <w:rFonts w:ascii="Arial" w:cs="Arial" w:eastAsia="Arial" w:hAnsi="Arial"/>
@@ -3443,7 +3443,7 @@
               <w:spacing w:after="10" w:before="0"/>
               <w:ind w:left="120"/>
             </w:pPr>
-            <w:hyperlink w:history="1" r:id="rIdmy2xfs8gc0ehuqcbmslbl">
+            <w:hyperlink w:history="1" r:id="rIdfhkd7ebo0ram6rs-41es_">
               <w:r>
                 <w:rPr>
                   <w:rFonts w:ascii="Arial" w:cs="Arial" w:eastAsia="Arial" w:hAnsi="Arial"/>
@@ -3488,7 +3488,7 @@
             <w:pPr>
               <w:spacing w:after="20" w:before="0"/>
             </w:pPr>
-            <w:hyperlink w:history="1" r:id="rIdshsdjhjora8zwvxgxoony">
+            <w:hyperlink w:history="1" r:id="rIdfmajpagnr5jb1mqn_f2no">
               <w:r>
                 <w:rPr>
                   <w:rFonts w:ascii="Arial" w:cs="Arial" w:eastAsia="Arial" w:hAnsi="Arial"/>
@@ -3521,7 +3521,7 @@
               <w:spacing w:after="10" w:before="0"/>
               <w:ind w:left="120"/>
             </w:pPr>
-            <w:hyperlink w:history="1" r:id="rId_9oza1y5ijdn72eyh8wch">
+            <w:hyperlink w:history="1" r:id="rIdjr16gu7tz_0ptnn23amyg">
               <w:r>
                 <w:rPr>
                   <w:rFonts w:ascii="Arial" w:cs="Arial" w:eastAsia="Arial" w:hAnsi="Arial"/>
@@ -3792,7 +3792,7 @@
             <w:pPr>
               <w:spacing w:after="20" w:before="0"/>
             </w:pPr>
-            <w:hyperlink w:history="1" r:id="rId3es84jnufnly3u8jio6gc">
+            <w:hyperlink w:history="1" r:id="rIdh0eld0lllf2vehuq-eijt">
               <w:r>
                 <w:rPr>
                   <w:rFonts w:ascii="Arial" w:cs="Arial" w:eastAsia="Arial" w:hAnsi="Arial"/>
@@ -3825,7 +3825,7 @@
               <w:spacing w:after="10" w:before="0"/>
               <w:ind w:left="120"/>
             </w:pPr>
-            <w:hyperlink w:history="1" r:id="rIdwwt_9_pm-ykmdski3u2ly">
+            <w:hyperlink w:history="1" r:id="rIdqvndoadeqqntcs5hyba3t">
               <w:r>
                 <w:rPr>
                   <w:rFonts w:ascii="Arial" w:cs="Arial" w:eastAsia="Arial" w:hAnsi="Arial"/>
@@ -3870,7 +3870,7 @@
             <w:pPr>
               <w:spacing w:after="20" w:before="0"/>
             </w:pPr>
-            <w:hyperlink w:history="1" r:id="rIdcrqnnwybbibpgshrnuoub">
+            <w:hyperlink w:history="1" r:id="rId0o1hozctv2coupvrx1jpc">
               <w:r>
                 <w:rPr>
                   <w:rFonts w:ascii="Arial" w:cs="Arial" w:eastAsia="Arial" w:hAnsi="Arial"/>
@@ -3903,7 +3903,7 @@
               <w:spacing w:after="10" w:before="0"/>
               <w:ind w:left="120"/>
             </w:pPr>
-            <w:hyperlink w:history="1" r:id="rIdiwsr14uxit50lkttxn13b">
+            <w:hyperlink w:history="1" r:id="rIduy4-ggfdzxxf-hqzpfu_y">
               <w:r>
                 <w:rPr>
                   <w:rFonts w:ascii="Arial" w:cs="Arial" w:eastAsia="Arial" w:hAnsi="Arial"/>
@@ -4193,7 +4193,7 @@
             <w:pPr>
               <w:spacing w:after="20" w:before="0"/>
             </w:pPr>
-            <w:hyperlink w:history="1" r:id="rIdxgoz4tizfozggndkai2pw">
+            <w:hyperlink w:history="1" r:id="rIdeanm7ouqt6crrimmqmbvc">
               <w:r>
                 <w:rPr>
                   <w:rFonts w:ascii="Arial" w:cs="Arial" w:eastAsia="Arial" w:hAnsi="Arial"/>
@@ -4226,7 +4226,7 @@
               <w:spacing w:after="10" w:before="0"/>
               <w:ind w:left="120"/>
             </w:pPr>
-            <w:hyperlink w:history="1" r:id="rId6_4lzasubl1wyxzez4_gh">
+            <w:hyperlink w:history="1" r:id="rId2n95az4hiuuq9el4utqmz">
               <w:r>
                 <w:rPr>
                   <w:rFonts w:ascii="Arial" w:cs="Arial" w:eastAsia="Arial" w:hAnsi="Arial"/>
@@ -4271,7 +4271,7 @@
             <w:pPr>
               <w:spacing w:after="20" w:before="0"/>
             </w:pPr>
-            <w:hyperlink w:history="1" r:id="rIdcp_z2xlvchvxadalamkmw">
+            <w:hyperlink w:history="1" r:id="rIdtz1yg-qwnfm4-ta9un7es">
               <w:r>
                 <w:rPr>
                   <w:rFonts w:ascii="Arial" w:cs="Arial" w:eastAsia="Arial" w:hAnsi="Arial"/>
@@ -4304,7 +4304,7 @@
               <w:spacing w:after="10" w:before="0"/>
               <w:ind w:left="120"/>
             </w:pPr>
-            <w:hyperlink w:history="1" r:id="rId6eqrqeavphosxcmjg_cat">
+            <w:hyperlink w:history="1" r:id="rId78tjasx743zuma8zbuei8">
               <w:r>
                 <w:rPr>
                   <w:rFonts w:ascii="Arial" w:cs="Arial" w:eastAsia="Arial" w:hAnsi="Arial"/>
@@ -4575,7 +4575,7 @@
             <w:pPr>
               <w:spacing w:after="20" w:before="0"/>
             </w:pPr>
-            <w:hyperlink w:history="1" r:id="rIdy4rfp7zi9hvukfzoe_3sa">
+            <w:hyperlink w:history="1" r:id="rIdt8x10svq6buxqjoqv08tg">
               <w:r>
                 <w:rPr>
                   <w:rFonts w:ascii="Arial" w:cs="Arial" w:eastAsia="Arial" w:hAnsi="Arial"/>
@@ -4608,7 +4608,7 @@
               <w:spacing w:after="10" w:before="0"/>
               <w:ind w:left="120"/>
             </w:pPr>
-            <w:hyperlink w:history="1" r:id="rIdtj4r1nyjxpgzkt2ji0a3n">
+            <w:hyperlink w:history="1" r:id="rId5yj52cdaq5sufxoevbp0s">
               <w:r>
                 <w:rPr>
                   <w:rFonts w:ascii="Arial" w:cs="Arial" w:eastAsia="Arial" w:hAnsi="Arial"/>
@@ -4653,7 +4653,7 @@
             <w:pPr>
               <w:spacing w:after="20" w:before="0"/>
             </w:pPr>
-            <w:hyperlink w:history="1" r:id="rIdyz9eavl71sdvum3pd0bso">
+            <w:hyperlink w:history="1" r:id="rId_zkmptjhz0slwzpm6kud1">
               <w:r>
                 <w:rPr>
                   <w:rFonts w:ascii="Arial" w:cs="Arial" w:eastAsia="Arial" w:hAnsi="Arial"/>
@@ -4686,7 +4686,7 @@
               <w:spacing w:after="10" w:before="0"/>
               <w:ind w:left="120"/>
             </w:pPr>
-            <w:hyperlink w:history="1" r:id="rIdev_jzmmv67rgmvts2etjr">
+            <w:hyperlink w:history="1" r:id="rIdkm2rwyprwp6z0x9cat3zv">
               <w:r>
                 <w:rPr>
                   <w:rFonts w:ascii="Arial" w:cs="Arial" w:eastAsia="Arial" w:hAnsi="Arial"/>
@@ -6249,7 +6249,7 @@
             <w:pPr>
               <w:spacing w:after="20" w:before="0"/>
             </w:pPr>
-            <w:hyperlink w:history="1" r:id="rId80objdf1q5ia8pfzbs4b_">
+            <w:hyperlink w:history="1" r:id="rIdynq7z505hswxuplnd_qzq">
               <w:r>
                 <w:rPr>
                   <w:rFonts w:ascii="Arial" w:cs="Arial" w:eastAsia="Arial" w:hAnsi="Arial"/>
@@ -6282,7 +6282,7 @@
               <w:spacing w:after="10" w:before="0"/>
               <w:ind w:left="120"/>
             </w:pPr>
-            <w:hyperlink w:history="1" r:id="rIdikj6f2zkrbrcssadqy6hg">
+            <w:hyperlink w:history="1" r:id="rIdni01cxg83cteskl0e_bdf">
               <w:r>
                 <w:rPr>
                   <w:rFonts w:ascii="Arial" w:cs="Arial" w:eastAsia="Arial" w:hAnsi="Arial"/>
@@ -6327,7 +6327,7 @@
             <w:pPr>
               <w:spacing w:after="20" w:before="0"/>
             </w:pPr>
-            <w:hyperlink w:history="1" r:id="rIdlxbzb21y5e3klx5r73zl8">
+            <w:hyperlink w:history="1" r:id="rIdr3emovpbn_pqzto7lryal">
               <w:r>
                 <w:rPr>
                   <w:rFonts w:ascii="Arial" w:cs="Arial" w:eastAsia="Arial" w:hAnsi="Arial"/>
@@ -6360,7 +6360,7 @@
               <w:spacing w:after="10" w:before="0"/>
               <w:ind w:left="120"/>
             </w:pPr>
-            <w:hyperlink w:history="1" r:id="rIdc7uee_03pe72zb8sbrut2">
+            <w:hyperlink w:history="1" r:id="rIdnr1kzc3tccdepqa_jdvin">
               <w:r>
                 <w:rPr>
                   <w:rFonts w:ascii="Arial" w:cs="Arial" w:eastAsia="Arial" w:hAnsi="Arial"/>
@@ -6844,7 +6844,7 @@
             <w:pPr>
               <w:spacing w:after="20" w:before="0"/>
             </w:pPr>
-            <w:hyperlink w:history="1" r:id="rIdtey_3yoyaomlhu6aoreed">
+            <w:hyperlink w:history="1" r:id="rIdrwzxp4o_t4_gnwxn_9zso">
               <w:r>
                 <w:rPr>
                   <w:rFonts w:ascii="Arial" w:cs="Arial" w:eastAsia="Arial" w:hAnsi="Arial"/>
@@ -6877,7 +6877,7 @@
               <w:spacing w:after="10" w:before="0"/>
               <w:ind w:left="120"/>
             </w:pPr>
-            <w:hyperlink w:history="1" r:id="rIdszuyez5xcb0kpxvq11_5w">
+            <w:hyperlink w:history="1" r:id="rIdqviyogybq1x7exiduvgvf">
               <w:r>
                 <w:rPr>
                   <w:rFonts w:ascii="Arial" w:cs="Arial" w:eastAsia="Arial" w:hAnsi="Arial"/>
@@ -6922,7 +6922,7 @@
             <w:pPr>
               <w:spacing w:after="20" w:before="0"/>
             </w:pPr>
-            <w:hyperlink w:history="1" r:id="rIdfd1oirwnhnbkloubxbpwf">
+            <w:hyperlink w:history="1" r:id="rIdn1hr0k_86ajsvoxwtozqb">
               <w:r>
                 <w:rPr>
                   <w:rFonts w:ascii="Arial" w:cs="Arial" w:eastAsia="Arial" w:hAnsi="Arial"/>
@@ -6955,7 +6955,7 @@
               <w:spacing w:after="10" w:before="0"/>
               <w:ind w:left="120"/>
             </w:pPr>
-            <w:hyperlink w:history="1" r:id="rIdpdowgupnoklohjwtyhryk">
+            <w:hyperlink w:history="1" r:id="rIdk3wjn81zdinkgx0f72ioz">
               <w:r>
                 <w:rPr>
                   <w:rFonts w:ascii="Arial" w:cs="Arial" w:eastAsia="Arial" w:hAnsi="Arial"/>
@@ -7498,7 +7498,7 @@
             <w:pPr>
               <w:spacing w:after="20" w:before="0"/>
             </w:pPr>
-            <w:hyperlink w:history="1" r:id="rId3i2wt5otvsbkofdqnq2d1">
+            <w:hyperlink w:history="1" r:id="rIdqhnabzuwrduge6dmxubxw">
               <w:r>
                 <w:rPr>
                   <w:rFonts w:ascii="Arial" w:cs="Arial" w:eastAsia="Arial" w:hAnsi="Arial"/>
@@ -7531,7 +7531,7 @@
               <w:spacing w:after="10" w:before="0"/>
               <w:ind w:left="120"/>
             </w:pPr>
-            <w:hyperlink w:history="1" r:id="rIdjsmzefue_gzmvsypngnhj">
+            <w:hyperlink w:history="1" r:id="rId6x-ep87nlgdb11gsp3yls">
               <w:r>
                 <w:rPr>
                   <w:rFonts w:ascii="Arial" w:cs="Arial" w:eastAsia="Arial" w:hAnsi="Arial"/>
@@ -7576,7 +7576,7 @@
             <w:pPr>
               <w:spacing w:after="20" w:before="0"/>
             </w:pPr>
-            <w:hyperlink w:history="1" r:id="rIdhtmjs7d5xcc5jf3zlmpav">
+            <w:hyperlink w:history="1" r:id="rIdi4ipxyfe_ooqtt6zt52b3">
               <w:r>
                 <w:rPr>
                   <w:rFonts w:ascii="Arial" w:cs="Arial" w:eastAsia="Arial" w:hAnsi="Arial"/>
@@ -7609,7 +7609,7 @@
               <w:spacing w:after="10" w:before="0"/>
               <w:ind w:left="120"/>
             </w:pPr>
-            <w:hyperlink w:history="1" r:id="rIdha6b-oavb9l-slxwufeea">
+            <w:hyperlink w:history="1" r:id="rIdavzfgfzwvyxhp5ybnrpu6">
               <w:r>
                 <w:rPr>
                   <w:rFonts w:ascii="Arial" w:cs="Arial" w:eastAsia="Arial" w:hAnsi="Arial"/>
@@ -8127,7 +8127,7 @@
             <w:pPr>
               <w:spacing w:after="20" w:before="0"/>
             </w:pPr>
-            <w:hyperlink w:history="1" r:id="rIdgpzdhox_bye0_wcrpzldm">
+            <w:hyperlink w:history="1" r:id="rIda7nahmopnv8i4jjkpznql">
               <w:r>
                 <w:rPr>
                   <w:rFonts w:ascii="Arial" w:cs="Arial" w:eastAsia="Arial" w:hAnsi="Arial"/>
@@ -8160,7 +8160,7 @@
               <w:spacing w:after="10" w:before="0"/>
               <w:ind w:left="120"/>
             </w:pPr>
-            <w:hyperlink w:history="1" r:id="rIdwzp4ysgoldp-hudjwaqq0">
+            <w:hyperlink w:history="1" r:id="rIdtrrmbflovlnz-h9aupqdf">
               <w:r>
                 <w:rPr>
                   <w:rFonts w:ascii="Arial" w:cs="Arial" w:eastAsia="Arial" w:hAnsi="Arial"/>
@@ -8205,7 +8205,7 @@
             <w:pPr>
               <w:spacing w:after="20" w:before="0"/>
             </w:pPr>
-            <w:hyperlink w:history="1" r:id="rIda3_hy6p4tpod2odcc6kvq">
+            <w:hyperlink w:history="1" r:id="rIdpekqjmvx7oc4qtv9kotku">
               <w:r>
                 <w:rPr>
                   <w:rFonts w:ascii="Arial" w:cs="Arial" w:eastAsia="Arial" w:hAnsi="Arial"/>
@@ -8238,7 +8238,7 @@
               <w:spacing w:after="10" w:before="0"/>
               <w:ind w:left="120"/>
             </w:pPr>
-            <w:hyperlink w:history="1" r:id="rIdchgc702uazzeepc-uhafa">
+            <w:hyperlink w:history="1" r:id="rIdwcthlpzswqczwwsoubvjq">
               <w:r>
                 <w:rPr>
                   <w:rFonts w:ascii="Arial" w:cs="Arial" w:eastAsia="Arial" w:hAnsi="Arial"/>
@@ -8587,7 +8587,7 @@
             <w:pPr>
               <w:spacing w:after="20" w:before="0"/>
             </w:pPr>
-            <w:hyperlink w:history="1" r:id="rId_rrxtaa2oeins8vehwbsi">
+            <w:hyperlink w:history="1" r:id="rIdakkc7bznffcd6mhjlbpjx">
               <w:r>
                 <w:rPr>
                   <w:rFonts w:ascii="Arial" w:cs="Arial" w:eastAsia="Arial" w:hAnsi="Arial"/>
@@ -8620,7 +8620,7 @@
               <w:spacing w:after="10" w:before="0"/>
               <w:ind w:left="120"/>
             </w:pPr>
-            <w:hyperlink w:history="1" r:id="rIdnagcts7br99niyynumh08">
+            <w:hyperlink w:history="1" r:id="rIdzfirh-se3vkrtfdrzk8_o">
               <w:r>
                 <w:rPr>
                   <w:rFonts w:ascii="Arial" w:cs="Arial" w:eastAsia="Arial" w:hAnsi="Arial"/>
@@ -8665,7 +8665,7 @@
             <w:pPr>
               <w:spacing w:after="20" w:before="0"/>
             </w:pPr>
-            <w:hyperlink w:history="1" r:id="rIdeb9pscxqcijw8kaeo6hax">
+            <w:hyperlink w:history="1" r:id="rIdaqmrjd2d3alnfrucgvkvp">
               <w:r>
                 <w:rPr>
                   <w:rFonts w:ascii="Arial" w:cs="Arial" w:eastAsia="Arial" w:hAnsi="Arial"/>
@@ -8698,7 +8698,7 @@
               <w:spacing w:after="10" w:before="0"/>
               <w:ind w:left="120"/>
             </w:pPr>
-            <w:hyperlink w:history="1" r:id="rIdbe4xmrjtbkto-g421n7o2">
+            <w:hyperlink w:history="1" r:id="rIdjooawqyuneuuadd_xhm6s">
               <w:r>
                 <w:rPr>
                   <w:rFonts w:ascii="Arial" w:cs="Arial" w:eastAsia="Arial" w:hAnsi="Arial"/>
@@ -10584,7 +10584,7 @@
             <w:pPr>
               <w:spacing w:after="20" w:before="0"/>
             </w:pPr>
-            <w:hyperlink w:history="1" r:id="rIdjmw_muhf8ayphcnnljnt3">
+            <w:hyperlink w:history="1" r:id="rIdg4pp1kwomvdf8z0p_cya-">
               <w:r>
                 <w:rPr>
                   <w:rFonts w:ascii="Arial" w:cs="Arial" w:eastAsia="Arial" w:hAnsi="Arial"/>
@@ -10617,7 +10617,7 @@
               <w:spacing w:after="10" w:before="0"/>
               <w:ind w:left="120"/>
             </w:pPr>
-            <w:hyperlink w:history="1" r:id="rId76bejt0v4ycz85rgliriz">
+            <w:hyperlink w:history="1" r:id="rIdgjqx7zih74jco2epk7df7">
               <w:r>
                 <w:rPr>
                   <w:rFonts w:ascii="Arial" w:cs="Arial" w:eastAsia="Arial" w:hAnsi="Arial"/>
@@ -10662,7 +10662,7 @@
             <w:pPr>
               <w:spacing w:after="20" w:before="0"/>
             </w:pPr>
-            <w:hyperlink w:history="1" r:id="rIddvz51tdtzvlegttfkqhzi">
+            <w:hyperlink w:history="1" r:id="rIdadcng-mlju_frqzbevwh6">
               <w:r>
                 <w:rPr>
                   <w:rFonts w:ascii="Arial" w:cs="Arial" w:eastAsia="Arial" w:hAnsi="Arial"/>
@@ -10695,7 +10695,7 @@
               <w:spacing w:after="10" w:before="0"/>
               <w:ind w:left="120"/>
             </w:pPr>
-            <w:hyperlink w:history="1" r:id="rIdpegqkkqvhefdcc9chc1n2">
+            <w:hyperlink w:history="1" r:id="rId8pvo3a4xqs0dzproyfrdz">
               <w:r>
                 <w:rPr>
                   <w:rFonts w:ascii="Arial" w:cs="Arial" w:eastAsia="Arial" w:hAnsi="Arial"/>
@@ -10890,7 +10890,7 @@
             <w:pPr>
               <w:spacing w:after="20" w:before="0"/>
             </w:pPr>
-            <w:hyperlink w:history="1" r:id="rId1oaigsxkkjupja6tit2es">
+            <w:hyperlink w:history="1" r:id="rIdemybiolrlyjwxyohawaep">
               <w:r>
                 <w:rPr>
                   <w:rFonts w:ascii="Arial" w:cs="Arial" w:eastAsia="Arial" w:hAnsi="Arial"/>
@@ -10923,7 +10923,7 @@
               <w:spacing w:after="10" w:before="0"/>
               <w:ind w:left="120"/>
             </w:pPr>
-            <w:hyperlink w:history="1" r:id="rIdfhrrsuocnhibuqgzpdlf9">
+            <w:hyperlink w:history="1" r:id="rIdnsvbtkcd0gge6roum8pof">
               <w:r>
                 <w:rPr>
                   <w:rFonts w:ascii="Arial" w:cs="Arial" w:eastAsia="Arial" w:hAnsi="Arial"/>
@@ -10968,7 +10968,7 @@
             <w:pPr>
               <w:spacing w:after="20" w:before="0"/>
             </w:pPr>
-            <w:hyperlink w:history="1" r:id="rIdhrjqcbsfbj46_wu7oytpf">
+            <w:hyperlink w:history="1" r:id="rIdkbouvbofdpybrk46mz62q">
               <w:r>
                 <w:rPr>
                   <w:rFonts w:ascii="Arial" w:cs="Arial" w:eastAsia="Arial" w:hAnsi="Arial"/>
@@ -11001,7 +11001,7 @@
               <w:spacing w:after="10" w:before="0"/>
               <w:ind w:left="120"/>
             </w:pPr>
-            <w:hyperlink w:history="1" r:id="rId73sczsgdxhgxw-sgixmwu">
+            <w:hyperlink w:history="1" r:id="rId_40wqpcfizpc0kstiujgo">
               <w:r>
                 <w:rPr>
                   <w:rFonts w:ascii="Arial" w:cs="Arial" w:eastAsia="Arial" w:hAnsi="Arial"/>
@@ -11196,7 +11196,7 @@
             <w:pPr>
               <w:spacing w:after="20" w:before="0"/>
             </w:pPr>
-            <w:hyperlink w:history="1" r:id="rIdrzmj6cvyv0n4pk_wuxhsc">
+            <w:hyperlink w:history="1" r:id="rIdfwgdyempoiqsknrfwm118">
               <w:r>
                 <w:rPr>
                   <w:rFonts w:ascii="Arial" w:cs="Arial" w:eastAsia="Arial" w:hAnsi="Arial"/>
@@ -11229,7 +11229,7 @@
               <w:spacing w:after="10" w:before="0"/>
               <w:ind w:left="120"/>
             </w:pPr>
-            <w:hyperlink w:history="1" r:id="rIdolvetaqnwbdtlnn25rkch">
+            <w:hyperlink w:history="1" r:id="rId0crjcv55_nctghxbrllyt">
               <w:r>
                 <w:rPr>
                   <w:rFonts w:ascii="Arial" w:cs="Arial" w:eastAsia="Arial" w:hAnsi="Arial"/>
@@ -11274,7 +11274,7 @@
             <w:pPr>
               <w:spacing w:after="20" w:before="0"/>
             </w:pPr>
-            <w:hyperlink w:history="1" r:id="rIdg5mjwymoy6pbddslhkara">
+            <w:hyperlink w:history="1" r:id="rId6xsdl9puxzkhf8ipggtwy">
               <w:r>
                 <w:rPr>
                   <w:rFonts w:ascii="Arial" w:cs="Arial" w:eastAsia="Arial" w:hAnsi="Arial"/>
@@ -11307,7 +11307,7 @@
               <w:spacing w:after="10" w:before="0"/>
               <w:ind w:left="120"/>
             </w:pPr>
-            <w:hyperlink w:history="1" r:id="rIdw2dgdamlwypwij6nwj3ux">
+            <w:hyperlink w:history="1" r:id="rIdfxexvxj4pgmldfi6bineo">
               <w:r>
                 <w:rPr>
                   <w:rFonts w:ascii="Arial" w:cs="Arial" w:eastAsia="Arial" w:hAnsi="Arial"/>
@@ -11502,7 +11502,7 @@
             <w:pPr>
               <w:spacing w:after="20" w:before="0"/>
             </w:pPr>
-            <w:hyperlink w:history="1" r:id="rIdrejrz4yahusqqj8tcoi13">
+            <w:hyperlink w:history="1" r:id="rIdfspzw6lvmfrk7bdeezbs5">
               <w:r>
                 <w:rPr>
                   <w:rFonts w:ascii="Arial" w:cs="Arial" w:eastAsia="Arial" w:hAnsi="Arial"/>
@@ -11535,7 +11535,7 @@
               <w:spacing w:after="10" w:before="0"/>
               <w:ind w:left="120"/>
             </w:pPr>
-            <w:hyperlink w:history="1" r:id="rId4go5wg4cqp-g09hk7a8mg">
+            <w:hyperlink w:history="1" r:id="rIda5clazeucz40h2inbobkx">
               <w:r>
                 <w:rPr>
                   <w:rFonts w:ascii="Arial" w:cs="Arial" w:eastAsia="Arial" w:hAnsi="Arial"/>
@@ -11580,7 +11580,7 @@
             <w:pPr>
               <w:spacing w:after="20" w:before="0"/>
             </w:pPr>
-            <w:hyperlink w:history="1" r:id="rId3ckwp9cbi_ldz8z-ffwuu">
+            <w:hyperlink w:history="1" r:id="rIdrrsd_bgaeiuumcvyhtsa9">
               <w:r>
                 <w:rPr>
                   <w:rFonts w:ascii="Arial" w:cs="Arial" w:eastAsia="Arial" w:hAnsi="Arial"/>
@@ -11613,7 +11613,7 @@
               <w:spacing w:after="10" w:before="0"/>
               <w:ind w:left="120"/>
             </w:pPr>
-            <w:hyperlink w:history="1" r:id="rIdk9rpxxeyiyfwe0ltmm0d2">
+            <w:hyperlink w:history="1" r:id="rId1_xjrjyoynsw46dmt7cgh">
               <w:r>
                 <w:rPr>
                   <w:rFonts w:ascii="Arial" w:cs="Arial" w:eastAsia="Arial" w:hAnsi="Arial"/>
@@ -11808,7 +11808,7 @@
             <w:pPr>
               <w:spacing w:after="20" w:before="0"/>
             </w:pPr>
-            <w:hyperlink w:history="1" r:id="rIdo3cant5m75wyswxw-romn">
+            <w:hyperlink w:history="1" r:id="rIdgmhb7oqgm1kdxmnwg5xig">
               <w:r>
                 <w:rPr>
                   <w:rFonts w:ascii="Arial" w:cs="Arial" w:eastAsia="Arial" w:hAnsi="Arial"/>
@@ -11841,7 +11841,7 @@
               <w:spacing w:after="10" w:before="0"/>
               <w:ind w:left="120"/>
             </w:pPr>
-            <w:hyperlink w:history="1" r:id="rIdqd76xfxxxjykyqqlihlbq">
+            <w:hyperlink w:history="1" r:id="rIdvdpiviism34ys22lhn-bb">
               <w:r>
                 <w:rPr>
                   <w:rFonts w:ascii="Arial" w:cs="Arial" w:eastAsia="Arial" w:hAnsi="Arial"/>
@@ -11886,7 +11886,7 @@
             <w:pPr>
               <w:spacing w:after="20" w:before="0"/>
             </w:pPr>
-            <w:hyperlink w:history="1" r:id="rIdhfq2jdhjfto4mo2uwfyst">
+            <w:hyperlink w:history="1" r:id="rIdw_jzuzdt9malqfyuxwlkh">
               <w:r>
                 <w:rPr>
                   <w:rFonts w:ascii="Arial" w:cs="Arial" w:eastAsia="Arial" w:hAnsi="Arial"/>
@@ -11919,7 +11919,7 @@
               <w:spacing w:after="10" w:before="0"/>
               <w:ind w:left="120"/>
             </w:pPr>
-            <w:hyperlink w:history="1" r:id="rIdttq7wbnovf2alr7gkj154">
+            <w:hyperlink w:history="1" r:id="rIdrpbju21c5m3g1o_7ofxtl">
               <w:r>
                 <w:rPr>
                   <w:rFonts w:ascii="Arial" w:cs="Arial" w:eastAsia="Arial" w:hAnsi="Arial"/>
@@ -13501,7 +13501,7 @@
             <w:pPr>
               <w:spacing w:after="20" w:before="0"/>
             </w:pPr>
-            <w:hyperlink w:history="1" r:id="rIdjhqqtyddvuejlsszfoqvv">
+            <w:hyperlink w:history="1" r:id="rIdlannyhth58cloormamntw">
               <w:r>
                 <w:rPr>
                   <w:rFonts w:ascii="Arial" w:cs="Arial" w:eastAsia="Arial" w:hAnsi="Arial"/>
@@ -13534,7 +13534,7 @@
               <w:spacing w:after="10" w:before="0"/>
               <w:ind w:left="120"/>
             </w:pPr>
-            <w:hyperlink w:history="1" r:id="rIdbppvjfy337il0kduf8czc">
+            <w:hyperlink w:history="1" r:id="rIdh7tljwiqqmkuygkijjc2b">
               <w:r>
                 <w:rPr>
                   <w:rFonts w:ascii="Arial" w:cs="Arial" w:eastAsia="Arial" w:hAnsi="Arial"/>
@@ -13579,7 +13579,7 @@
             <w:pPr>
               <w:spacing w:after="20" w:before="0"/>
             </w:pPr>
-            <w:hyperlink w:history="1" r:id="rId1_7btp5c3-agmmtzenneo">
+            <w:hyperlink w:history="1" r:id="rIdu0tahtvnnwuiik5tgkrpy">
               <w:r>
                 <w:rPr>
                   <w:rFonts w:ascii="Arial" w:cs="Arial" w:eastAsia="Arial" w:hAnsi="Arial"/>
@@ -13612,7 +13612,7 @@
               <w:spacing w:after="10" w:before="0"/>
               <w:ind w:left="120"/>
             </w:pPr>
-            <w:hyperlink w:history="1" r:id="rIdevulag1awxndoaysivvye">
+            <w:hyperlink w:history="1" r:id="rIdqc1noz8xub6mt2tge45ws">
               <w:r>
                 <w:rPr>
                   <w:rFonts w:ascii="Arial" w:cs="Arial" w:eastAsia="Arial" w:hAnsi="Arial"/>
@@ -13807,7 +13807,7 @@
             <w:pPr>
               <w:spacing w:after="20" w:before="0"/>
             </w:pPr>
-            <w:hyperlink w:history="1" r:id="rIdpxtx19cs8wh6wix2lqyxz">
+            <w:hyperlink w:history="1" r:id="rId17ydrfshnox1lqe_si3xq">
               <w:r>
                 <w:rPr>
                   <w:rFonts w:ascii="Arial" w:cs="Arial" w:eastAsia="Arial" w:hAnsi="Arial"/>
@@ -13840,7 +13840,7 @@
               <w:spacing w:after="10" w:before="0"/>
               <w:ind w:left="120"/>
             </w:pPr>
-            <w:hyperlink w:history="1" r:id="rIdel5c4cj8xhnvwjsaqtd7o">
+            <w:hyperlink w:history="1" r:id="rIdfedfirnmyaatyifotmu7l">
               <w:r>
                 <w:rPr>
                   <w:rFonts w:ascii="Arial" w:cs="Arial" w:eastAsia="Arial" w:hAnsi="Arial"/>
@@ -13885,7 +13885,7 @@
             <w:pPr>
               <w:spacing w:after="20" w:before="0"/>
             </w:pPr>
-            <w:hyperlink w:history="1" r:id="rIdxq-bqhgnyajnohohk3xrw">
+            <w:hyperlink w:history="1" r:id="rIdp7j7ncnvew_kqdcfmboze">
               <w:r>
                 <w:rPr>
                   <w:rFonts w:ascii="Arial" w:cs="Arial" w:eastAsia="Arial" w:hAnsi="Arial"/>
@@ -13918,7 +13918,7 @@
               <w:spacing w:after="10" w:before="0"/>
               <w:ind w:left="120"/>
             </w:pPr>
-            <w:hyperlink w:history="1" r:id="rId5koiuvgsp6cv99eyyplbk">
+            <w:hyperlink w:history="1" r:id="rId4qieg5uqn3moguqllupef">
               <w:r>
                 <w:rPr>
                   <w:rFonts w:ascii="Arial" w:cs="Arial" w:eastAsia="Arial" w:hAnsi="Arial"/>
@@ -14113,7 +14113,7 @@
             <w:pPr>
               <w:spacing w:after="20" w:before="0"/>
             </w:pPr>
-            <w:hyperlink w:history="1" r:id="rId9t6im6hh4nshxuu5ccmdl">
+            <w:hyperlink w:history="1" r:id="rIdeisywrvvhvhrbgsuaphid">
               <w:r>
                 <w:rPr>
                   <w:rFonts w:ascii="Arial" w:cs="Arial" w:eastAsia="Arial" w:hAnsi="Arial"/>
@@ -14146,7 +14146,7 @@
               <w:spacing w:after="10" w:before="0"/>
               <w:ind w:left="120"/>
             </w:pPr>
-            <w:hyperlink w:history="1" r:id="rIdwadsxrg7r5lmopcw_hyja">
+            <w:hyperlink w:history="1" r:id="rIdw4uhpobe0rqyr_vlltxqw">
               <w:r>
                 <w:rPr>
                   <w:rFonts w:ascii="Arial" w:cs="Arial" w:eastAsia="Arial" w:hAnsi="Arial"/>
@@ -14191,7 +14191,7 @@
             <w:pPr>
               <w:spacing w:after="20" w:before="0"/>
             </w:pPr>
-            <w:hyperlink w:history="1" r:id="rIdnj1cxkaelth_xyhpbvwo_">
+            <w:hyperlink w:history="1" r:id="rIdd7vdmpbiey_qhah9i--ct">
               <w:r>
                 <w:rPr>
                   <w:rFonts w:ascii="Arial" w:cs="Arial" w:eastAsia="Arial" w:hAnsi="Arial"/>
@@ -14224,7 +14224,7 @@
               <w:spacing w:after="10" w:before="0"/>
               <w:ind w:left="120"/>
             </w:pPr>
-            <w:hyperlink w:history="1" r:id="rIdcvdgzs4ne3izcv-k-kwbz">
+            <w:hyperlink w:history="1" r:id="rId6o8lf8wiccrcx6x0atsvn">
               <w:r>
                 <w:rPr>
                   <w:rFonts w:ascii="Arial" w:cs="Arial" w:eastAsia="Arial" w:hAnsi="Arial"/>
@@ -14419,7 +14419,7 @@
             <w:pPr>
               <w:spacing w:after="20" w:before="0"/>
             </w:pPr>
-            <w:hyperlink w:history="1" r:id="rId2dopgkmceojikzzazhkdy">
+            <w:hyperlink w:history="1" r:id="rIdn3sl1y1d_qesn02yte70l">
               <w:r>
                 <w:rPr>
                   <w:rFonts w:ascii="Arial" w:cs="Arial" w:eastAsia="Arial" w:hAnsi="Arial"/>
@@ -14452,7 +14452,7 @@
               <w:spacing w:after="10" w:before="0"/>
               <w:ind w:left="120"/>
             </w:pPr>
-            <w:hyperlink w:history="1" r:id="rIdooghzd75onkbzhwozdz7m">
+            <w:hyperlink w:history="1" r:id="rIdnxp2xpkgwtl42ukmkp5ys">
               <w:r>
                 <w:rPr>
                   <w:rFonts w:ascii="Arial" w:cs="Arial" w:eastAsia="Arial" w:hAnsi="Arial"/>
@@ -14497,7 +14497,7 @@
             <w:pPr>
               <w:spacing w:after="20" w:before="0"/>
             </w:pPr>
-            <w:hyperlink w:history="1" r:id="rIdd4j2dmctuzqycgvn8glkh">
+            <w:hyperlink w:history="1" r:id="rIdnxgzyp4hlxyljr6pfqg_f">
               <w:r>
                 <w:rPr>
                   <w:rFonts w:ascii="Arial" w:cs="Arial" w:eastAsia="Arial" w:hAnsi="Arial"/>
@@ -14530,7 +14530,7 @@
               <w:spacing w:after="10" w:before="0"/>
               <w:ind w:left="120"/>
             </w:pPr>
-            <w:hyperlink w:history="1" r:id="rIdj3skbgvs1qlyve68x9iqg">
+            <w:hyperlink w:history="1" r:id="rIdsjc1ofyyxwe19unsquzle">
               <w:r>
                 <w:rPr>
                   <w:rFonts w:ascii="Arial" w:cs="Arial" w:eastAsia="Arial" w:hAnsi="Arial"/>
@@ -14725,7 +14725,7 @@
             <w:pPr>
               <w:spacing w:after="20" w:before="0"/>
             </w:pPr>
-            <w:hyperlink w:history="1" r:id="rIdml6y6em4ogie5bzraibl0">
+            <w:hyperlink w:history="1" r:id="rId8pvjbsnaasc0jas3dmey4">
               <w:r>
                 <w:rPr>
                   <w:rFonts w:ascii="Arial" w:cs="Arial" w:eastAsia="Arial" w:hAnsi="Arial"/>
@@ -14758,7 +14758,7 @@
               <w:spacing w:after="10" w:before="0"/>
               <w:ind w:left="120"/>
             </w:pPr>
-            <w:hyperlink w:history="1" r:id="rId_2lbs_vcwqwbyjuk7adff">
+            <w:hyperlink w:history="1" r:id="rIdurli-i4kv9qqu8fory7lj">
               <w:r>
                 <w:rPr>
                   <w:rFonts w:ascii="Arial" w:cs="Arial" w:eastAsia="Arial" w:hAnsi="Arial"/>
@@ -14803,7 +14803,7 @@
             <w:pPr>
               <w:spacing w:after="20" w:before="0"/>
             </w:pPr>
-            <w:hyperlink w:history="1" r:id="rId1zcxcw3udoq1fqfs_jjmo">
+            <w:hyperlink w:history="1" r:id="rId6rzumbcqxxwodiyb07lnk">
               <w:r>
                 <w:rPr>
                   <w:rFonts w:ascii="Arial" w:cs="Arial" w:eastAsia="Arial" w:hAnsi="Arial"/>
@@ -14836,7 +14836,7 @@
               <w:spacing w:after="10" w:before="0"/>
               <w:ind w:left="120"/>
             </w:pPr>
-            <w:hyperlink w:history="1" r:id="rIdnquj7msl0ox9kvjwq6wdf">
+            <w:hyperlink w:history="1" r:id="rIdtgoye-mssb-l-nmk6hfj0">
               <w:r>
                 <w:rPr>
                   <w:rFonts w:ascii="Arial" w:cs="Arial" w:eastAsia="Arial" w:hAnsi="Arial"/>
@@ -16456,7 +16456,7 @@
             <w:pPr>
               <w:spacing w:after="20" w:before="0"/>
             </w:pPr>
-            <w:hyperlink w:history="1" r:id="rIdtphfertnz7mt8ggnis1-i">
+            <w:hyperlink w:history="1" r:id="rId_9fx_rbwwhcroa4tcgzlf">
               <w:r>
                 <w:rPr>
                   <w:rFonts w:ascii="Arial" w:cs="Arial" w:eastAsia="Arial" w:hAnsi="Arial"/>
@@ -16489,7 +16489,7 @@
               <w:spacing w:after="10" w:before="0"/>
               <w:ind w:left="120"/>
             </w:pPr>
-            <w:hyperlink w:history="1" r:id="rIdw09aweevm-iqplxi8p6gg">
+            <w:hyperlink w:history="1" r:id="rIdgpyiwxl-jg9yrzmcsjpba">
               <w:r>
                 <w:rPr>
                   <w:rFonts w:ascii="Arial" w:cs="Arial" w:eastAsia="Arial" w:hAnsi="Arial"/>
@@ -16534,7 +16534,7 @@
             <w:pPr>
               <w:spacing w:after="20" w:before="0"/>
             </w:pPr>
-            <w:hyperlink w:history="1" r:id="rIdlnluyk-ntsjpnrwzecs7g">
+            <w:hyperlink w:history="1" r:id="rIdnjdxvw2nzejhqtcsdc99b">
               <w:r>
                 <w:rPr>
                   <w:rFonts w:ascii="Arial" w:cs="Arial" w:eastAsia="Arial" w:hAnsi="Arial"/>
@@ -16567,7 +16567,7 @@
               <w:spacing w:after="10" w:before="0"/>
               <w:ind w:left="120"/>
             </w:pPr>
-            <w:hyperlink w:history="1" r:id="rIdnuuoxdu2qyka5mrirnciy">
+            <w:hyperlink w:history="1" r:id="rIdyoiy3-1fkzbwusmdcqv3l">
               <w:r>
                 <w:rPr>
                   <w:rFonts w:ascii="Arial" w:cs="Arial" w:eastAsia="Arial" w:hAnsi="Arial"/>
@@ -16762,7 +16762,7 @@
             <w:pPr>
               <w:spacing w:after="20" w:before="0"/>
             </w:pPr>
-            <w:hyperlink w:history="1" r:id="rIdzdadh_bv_nyc1gjb3wqlt">
+            <w:hyperlink w:history="1" r:id="rIdbhsg_ac999tfvpoftpuns">
               <w:r>
                 <w:rPr>
                   <w:rFonts w:ascii="Arial" w:cs="Arial" w:eastAsia="Arial" w:hAnsi="Arial"/>
@@ -16795,7 +16795,7 @@
               <w:spacing w:after="10" w:before="0"/>
               <w:ind w:left="120"/>
             </w:pPr>
-            <w:hyperlink w:history="1" r:id="rIdu3xbjrq44iq529zrm_wau">
+            <w:hyperlink w:history="1" r:id="rIdsb0xo0yj0tq6wbf7hkqg0">
               <w:r>
                 <w:rPr>
                   <w:rFonts w:ascii="Arial" w:cs="Arial" w:eastAsia="Arial" w:hAnsi="Arial"/>
@@ -16840,7 +16840,7 @@
             <w:pPr>
               <w:spacing w:after="20" w:before="0"/>
             </w:pPr>
-            <w:hyperlink w:history="1" r:id="rIdkb5a76ni5bkdn_tkox5uv">
+            <w:hyperlink w:history="1" r:id="rIdmhv1xqg0o3lo5aneqgmfx">
               <w:r>
                 <w:rPr>
                   <w:rFonts w:ascii="Arial" w:cs="Arial" w:eastAsia="Arial" w:hAnsi="Arial"/>
@@ -16873,7 +16873,7 @@
               <w:spacing w:after="10" w:before="0"/>
               <w:ind w:left="120"/>
             </w:pPr>
-            <w:hyperlink w:history="1" r:id="rIdz7nsptosecfbyc5vtyfyu">
+            <w:hyperlink w:history="1" r:id="rIdsw8ke-4wvkyws_m1p8bze">
               <w:r>
                 <w:rPr>
                   <w:rFonts w:ascii="Arial" w:cs="Arial" w:eastAsia="Arial" w:hAnsi="Arial"/>
@@ -17206,7 +17206,7 @@
             <w:pPr>
               <w:spacing w:after="20" w:before="0"/>
             </w:pPr>
-            <w:hyperlink w:history="1" r:id="rIdgp0p6ohd0v0eaeundhcsi">
+            <w:hyperlink w:history="1" r:id="rId9k04yq61ediqwnp2tgesi">
               <w:r>
                 <w:rPr>
                   <w:rFonts w:ascii="Arial" w:cs="Arial" w:eastAsia="Arial" w:hAnsi="Arial"/>
@@ -17239,7 +17239,7 @@
               <w:spacing w:after="10" w:before="0"/>
               <w:ind w:left="120"/>
             </w:pPr>
-            <w:hyperlink w:history="1" r:id="rId2ts7n31xagh_94c7gllpc">
+            <w:hyperlink w:history="1" r:id="rIdjfng15s-g4g2htqkokx0e">
               <w:r>
                 <w:rPr>
                   <w:rFonts w:ascii="Arial" w:cs="Arial" w:eastAsia="Arial" w:hAnsi="Arial"/>
@@ -17284,7 +17284,7 @@
             <w:pPr>
               <w:spacing w:after="20" w:before="0"/>
             </w:pPr>
-            <w:hyperlink w:history="1" r:id="rIde3ub-nhet2we7mmscpjnn">
+            <w:hyperlink w:history="1" r:id="rId4yciczvbtfah6uen-8z06">
               <w:r>
                 <w:rPr>
                   <w:rFonts w:ascii="Arial" w:cs="Arial" w:eastAsia="Arial" w:hAnsi="Arial"/>
@@ -17317,7 +17317,7 @@
               <w:spacing w:after="10" w:before="0"/>
               <w:ind w:left="120"/>
             </w:pPr>
-            <w:hyperlink w:history="1" r:id="rIdyvdoypaldsylsjll3_bet">
+            <w:hyperlink w:history="1" r:id="rIdch77grxgcpwpniyzoeovk">
               <w:r>
                 <w:rPr>
                   <w:rFonts w:ascii="Arial" w:cs="Arial" w:eastAsia="Arial" w:hAnsi="Arial"/>
@@ -17631,7 +17631,7 @@
             <w:pPr>
               <w:spacing w:after="20" w:before="0"/>
             </w:pPr>
-            <w:hyperlink w:history="1" r:id="rIdlfkzwd6q34atbgu0siuf7">
+            <w:hyperlink w:history="1" r:id="rIdxxqhjl4mkv1tn_en-kygx">
               <w:r>
                 <w:rPr>
                   <w:rFonts w:ascii="Arial" w:cs="Arial" w:eastAsia="Arial" w:hAnsi="Arial"/>
@@ -17664,7 +17664,7 @@
               <w:spacing w:after="10" w:before="0"/>
               <w:ind w:left="120"/>
             </w:pPr>
-            <w:hyperlink w:history="1" r:id="rIdbcusdoms_r_a5dngwc00s">
+            <w:hyperlink w:history="1" r:id="rIdkoglqul_stddvlelemzz4">
               <w:r>
                 <w:rPr>
                   <w:rFonts w:ascii="Arial" w:cs="Arial" w:eastAsia="Arial" w:hAnsi="Arial"/>
@@ -17709,7 +17709,7 @@
             <w:pPr>
               <w:spacing w:after="20" w:before="0"/>
             </w:pPr>
-            <w:hyperlink w:history="1" r:id="rId5bfy5a3ni_cwj_rwabbl3">
+            <w:hyperlink w:history="1" r:id="rIdb__sppkdi41jwzlezptqw">
               <w:r>
                 <w:rPr>
                   <w:rFonts w:ascii="Arial" w:cs="Arial" w:eastAsia="Arial" w:hAnsi="Arial"/>
@@ -17742,7 +17742,7 @@
               <w:spacing w:after="10" w:before="0"/>
               <w:ind w:left="120"/>
             </w:pPr>
-            <w:hyperlink w:history="1" r:id="rIdt_jglitvnlewsbcmqdnyz">
+            <w:hyperlink w:history="1" r:id="rIds7vvr09hyzziwtp52awet">
               <w:r>
                 <w:rPr>
                   <w:rFonts w:ascii="Arial" w:cs="Arial" w:eastAsia="Arial" w:hAnsi="Arial"/>
@@ -18036,7 +18036,7 @@
             <w:pPr>
               <w:spacing w:after="20" w:before="0"/>
             </w:pPr>
-            <w:hyperlink w:history="1" r:id="rIdsu5r-dpgu-eox1w32sz7t">
+            <w:hyperlink w:history="1" r:id="rIdloc7we5r-9rf0ayogw78g">
               <w:r>
                 <w:rPr>
                   <w:rFonts w:ascii="Arial" w:cs="Arial" w:eastAsia="Arial" w:hAnsi="Arial"/>
@@ -18069,7 +18069,7 @@
               <w:spacing w:after="10" w:before="0"/>
               <w:ind w:left="120"/>
             </w:pPr>
-            <w:hyperlink w:history="1" r:id="rIdcwp33iv2uxavumj83a1cd">
+            <w:hyperlink w:history="1" r:id="rId1nc_w-9fzoqsolkqyn1iz">
               <w:r>
                 <w:rPr>
                   <w:rFonts w:ascii="Arial" w:cs="Arial" w:eastAsia="Arial" w:hAnsi="Arial"/>
@@ -18114,7 +18114,7 @@
             <w:pPr>
               <w:spacing w:after="20" w:before="0"/>
             </w:pPr>
-            <w:hyperlink w:history="1" r:id="rIdqm0yute-gbtcdg1lbau4r">
+            <w:hyperlink w:history="1" r:id="rIdas-syv0gchi9plo3lrxlz">
               <w:r>
                 <w:rPr>
                   <w:rFonts w:ascii="Arial" w:cs="Arial" w:eastAsia="Arial" w:hAnsi="Arial"/>
@@ -18147,7 +18147,7 @@
               <w:spacing w:after="10" w:before="0"/>
               <w:ind w:left="120"/>
             </w:pPr>
-            <w:hyperlink w:history="1" r:id="rIdkquvudj3ayqqnjmczo9x6">
+            <w:hyperlink w:history="1" r:id="rIdnnjnxmb0s7xzu0a-jrand">
               <w:r>
                 <w:rPr>
                   <w:rFonts w:ascii="Arial" w:cs="Arial" w:eastAsia="Arial" w:hAnsi="Arial"/>
@@ -19888,7 +19888,7 @@
             <w:pPr>
               <w:spacing w:after="20" w:before="0"/>
             </w:pPr>
-            <w:hyperlink w:history="1" r:id="rIdtmsxgneli_mpqudyzegil">
+            <w:hyperlink w:history="1" r:id="rIdy4_jrnp35uxj-znw9ajp9">
               <w:r>
                 <w:rPr>
                   <w:rFonts w:ascii="Arial" w:cs="Arial" w:eastAsia="Arial" w:hAnsi="Arial"/>
@@ -19921,7 +19921,7 @@
               <w:spacing w:after="10" w:before="0"/>
               <w:ind w:left="120"/>
             </w:pPr>
-            <w:hyperlink w:history="1" r:id="rIdjqitdikdan4aaofze3lq7">
+            <w:hyperlink w:history="1" r:id="rIdr4_5l9b69pj46zs6sqn4l">
               <w:r>
                 <w:rPr>
                   <w:rFonts w:ascii="Arial" w:cs="Arial" w:eastAsia="Arial" w:hAnsi="Arial"/>
@@ -19966,7 +19966,7 @@
             <w:pPr>
               <w:spacing w:after="20" w:before="0"/>
             </w:pPr>
-            <w:hyperlink w:history="1" r:id="rId37bhwyq0gba4w2nyk_xgg">
+            <w:hyperlink w:history="1" r:id="rIdfdvyrsmjfeeagxqns5sbd">
               <w:r>
                 <w:rPr>
                   <w:rFonts w:ascii="Arial" w:cs="Arial" w:eastAsia="Arial" w:hAnsi="Arial"/>
@@ -19999,7 +19999,7 @@
               <w:spacing w:after="10" w:before="0"/>
               <w:ind w:left="120"/>
             </w:pPr>
-            <w:hyperlink w:history="1" r:id="rIdpy4ykd1impki_vck5pmb8">
+            <w:hyperlink w:history="1" r:id="rId4fajkyalwt1ph53tkgmr0">
               <w:r>
                 <w:rPr>
                   <w:rFonts w:ascii="Arial" w:cs="Arial" w:eastAsia="Arial" w:hAnsi="Arial"/>
@@ -20194,7 +20194,7 @@
             <w:pPr>
               <w:spacing w:after="20" w:before="0"/>
             </w:pPr>
-            <w:hyperlink w:history="1" r:id="rIddsqvw-8_riidccdwlfarc">
+            <w:hyperlink w:history="1" r:id="rIdn2qaufwdrdetfl6j5dtdr">
               <w:r>
                 <w:rPr>
                   <w:rFonts w:ascii="Arial" w:cs="Arial" w:eastAsia="Arial" w:hAnsi="Arial"/>
@@ -20227,7 +20227,7 @@
               <w:spacing w:after="10" w:before="0"/>
               <w:ind w:left="120"/>
             </w:pPr>
-            <w:hyperlink w:history="1" r:id="rIdxmwe8jl135zxaxhly5tyb">
+            <w:hyperlink w:history="1" r:id="rIdeoqozx0iqrsxwvbwzyavj">
               <w:r>
                 <w:rPr>
                   <w:rFonts w:ascii="Arial" w:cs="Arial" w:eastAsia="Arial" w:hAnsi="Arial"/>
@@ -20272,7 +20272,7 @@
             <w:pPr>
               <w:spacing w:after="20" w:before="0"/>
             </w:pPr>
-            <w:hyperlink w:history="1" r:id="rIdbeiuucrsmje5e68za0jqu">
+            <w:hyperlink w:history="1" r:id="rIdim5bspedlquvaalbxpqkh">
               <w:r>
                 <w:rPr>
                   <w:rFonts w:ascii="Arial" w:cs="Arial" w:eastAsia="Arial" w:hAnsi="Arial"/>
@@ -20305,7 +20305,7 @@
               <w:spacing w:after="10" w:before="0"/>
               <w:ind w:left="120"/>
             </w:pPr>
-            <w:hyperlink w:history="1" r:id="rIdox4fwmrze0ld0t-odjy3n">
+            <w:hyperlink w:history="1" r:id="rId-nej_shl26gbwfgdoyfy3">
               <w:r>
                 <w:rPr>
                   <w:rFonts w:ascii="Arial" w:cs="Arial" w:eastAsia="Arial" w:hAnsi="Arial"/>
@@ -20500,7 +20500,7 @@
             <w:pPr>
               <w:spacing w:after="20" w:before="0"/>
             </w:pPr>
-            <w:hyperlink w:history="1" r:id="rId3oy9kc-_khcsn5u1lh0gl">
+            <w:hyperlink w:history="1" r:id="rIddgfz7dc-j6zqcbl8ycqvk">
               <w:r>
                 <w:rPr>
                   <w:rFonts w:ascii="Arial" w:cs="Arial" w:eastAsia="Arial" w:hAnsi="Arial"/>
@@ -20533,7 +20533,7 @@
               <w:spacing w:after="10" w:before="0"/>
               <w:ind w:left="120"/>
             </w:pPr>
-            <w:hyperlink w:history="1" r:id="rIde4y1fjb1ybsscsscwtxie">
+            <w:hyperlink w:history="1" r:id="rId2oravrp-sd7wodw87b4tn">
               <w:r>
                 <w:rPr>
                   <w:rFonts w:ascii="Arial" w:cs="Arial" w:eastAsia="Arial" w:hAnsi="Arial"/>
@@ -20578,7 +20578,7 @@
             <w:pPr>
               <w:spacing w:after="20" w:before="0"/>
             </w:pPr>
-            <w:hyperlink w:history="1" r:id="rIdituvhzs1tu7hedo3vz0a2">
+            <w:hyperlink w:history="1" r:id="rIdf1xehgf-wrxpixegnnuur">
               <w:r>
                 <w:rPr>
                   <w:rFonts w:ascii="Arial" w:cs="Arial" w:eastAsia="Arial" w:hAnsi="Arial"/>
@@ -20611,7 +20611,7 @@
               <w:spacing w:after="10" w:before="0"/>
               <w:ind w:left="120"/>
             </w:pPr>
-            <w:hyperlink w:history="1" r:id="rIdkw8ugjtiiwtudt6vutbzu">
+            <w:hyperlink w:history="1" r:id="rIdoisdghsdswtvurnjfstht">
               <w:r>
                 <w:rPr>
                   <w:rFonts w:ascii="Arial" w:cs="Arial" w:eastAsia="Arial" w:hAnsi="Arial"/>
@@ -20806,7 +20806,7 @@
             <w:pPr>
               <w:spacing w:after="20" w:before="0"/>
             </w:pPr>
-            <w:hyperlink w:history="1" r:id="rIdlcv6zhcpiscwekzvcmnyf">
+            <w:hyperlink w:history="1" r:id="rIdrj6oxgy4twfdi5swi2oji">
               <w:r>
                 <w:rPr>
                   <w:rFonts w:ascii="Arial" w:cs="Arial" w:eastAsia="Arial" w:hAnsi="Arial"/>
@@ -20839,7 +20839,7 @@
               <w:spacing w:after="10" w:before="0"/>
               <w:ind w:left="120"/>
             </w:pPr>
-            <w:hyperlink w:history="1" r:id="rId9zlboi24es7wujf9yinw9">
+            <w:hyperlink w:history="1" r:id="rIdx_q3xfjqznby0-w0ax__0">
               <w:r>
                 <w:rPr>
                   <w:rFonts w:ascii="Arial" w:cs="Arial" w:eastAsia="Arial" w:hAnsi="Arial"/>
@@ -20884,7 +20884,7 @@
             <w:pPr>
               <w:spacing w:after="20" w:before="0"/>
             </w:pPr>
-            <w:hyperlink w:history="1" r:id="rIdky8l7rjdypaus6aulxytf">
+            <w:hyperlink w:history="1" r:id="rId2o4fy43npupy1-9ixbz-m">
               <w:r>
                 <w:rPr>
                   <w:rFonts w:ascii="Arial" w:cs="Arial" w:eastAsia="Arial" w:hAnsi="Arial"/>
@@ -20917,7 +20917,7 @@
               <w:spacing w:after="10" w:before="0"/>
               <w:ind w:left="120"/>
             </w:pPr>
-            <w:hyperlink w:history="1" r:id="rIdfofwyqz6avphswxtezsue">
+            <w:hyperlink w:history="1" r:id="rIdjpvsjllkxaidegdc1-am6">
               <w:r>
                 <w:rPr>
                   <w:rFonts w:ascii="Arial" w:cs="Arial" w:eastAsia="Arial" w:hAnsi="Arial"/>
@@ -21112,7 +21112,7 @@
             <w:pPr>
               <w:spacing w:after="20" w:before="0"/>
             </w:pPr>
-            <w:hyperlink w:history="1" r:id="rIduu8kiuaezrisqsz4von8k">
+            <w:hyperlink w:history="1" r:id="rIdybi9_wibexep2ujhicqpq">
               <w:r>
                 <w:rPr>
                   <w:rFonts w:ascii="Arial" w:cs="Arial" w:eastAsia="Arial" w:hAnsi="Arial"/>
@@ -21145,7 +21145,7 @@
               <w:spacing w:after="10" w:before="0"/>
               <w:ind w:left="120"/>
             </w:pPr>
-            <w:hyperlink w:history="1" r:id="rIdlbexuoe0zwhj-z2_fdtqb">
+            <w:hyperlink w:history="1" r:id="rIdtuoftjmotz5eic0zxexnw">
               <w:r>
                 <w:rPr>
                   <w:rFonts w:ascii="Arial" w:cs="Arial" w:eastAsia="Arial" w:hAnsi="Arial"/>
@@ -21190,7 +21190,7 @@
             <w:pPr>
               <w:spacing w:after="20" w:before="0"/>
             </w:pPr>
-            <w:hyperlink w:history="1" r:id="rIdjqbcvcq9tgvana2l6ljts">
+            <w:hyperlink w:history="1" r:id="rIdxnqayrgyfs6r46y7fvvdd">
               <w:r>
                 <w:rPr>
                   <w:rFonts w:ascii="Arial" w:cs="Arial" w:eastAsia="Arial" w:hAnsi="Arial"/>
@@ -21223,7 +21223,7 @@
               <w:spacing w:after="10" w:before="0"/>
               <w:ind w:left="120"/>
             </w:pPr>
-            <w:hyperlink w:history="1" r:id="rIdequs63e82o250yz7kgwgb">
+            <w:hyperlink w:history="1" r:id="rIdr_np24vnc-fomzw5piksr">
               <w:r>
                 <w:rPr>
                   <w:rFonts w:ascii="Arial" w:cs="Arial" w:eastAsia="Arial" w:hAnsi="Arial"/>
@@ -22786,7 +22786,7 @@
             <w:pPr>
               <w:spacing w:after="20" w:before="0"/>
             </w:pPr>
-            <w:hyperlink w:history="1" r:id="rIdzkghzwormcn-zp-mfz4j6">
+            <w:hyperlink w:history="1" r:id="rIdveuqdy24k7xbdf4vn8lto">
               <w:r>
                 <w:rPr>
                   <w:rFonts w:ascii="Arial" w:cs="Arial" w:eastAsia="Arial" w:hAnsi="Arial"/>
@@ -22819,7 +22819,7 @@
               <w:spacing w:after="10" w:before="0"/>
               <w:ind w:left="120"/>
             </w:pPr>
-            <w:hyperlink w:history="1" r:id="rIdjefumi6bwzqe6nldmzfvq">
+            <w:hyperlink w:history="1" r:id="rIdsuyxozjw2l1j9ukedundz">
               <w:r>
                 <w:rPr>
                   <w:rFonts w:ascii="Arial" w:cs="Arial" w:eastAsia="Arial" w:hAnsi="Arial"/>
@@ -22864,7 +22864,7 @@
             <w:pPr>
               <w:spacing w:after="20" w:before="0"/>
             </w:pPr>
-            <w:hyperlink w:history="1" r:id="rIdki2wneqsr6d4ol9pvjcfr">
+            <w:hyperlink w:history="1" r:id="rIdyndan_swfrw6shwglv-bi">
               <w:r>
                 <w:rPr>
                   <w:rFonts w:ascii="Arial" w:cs="Arial" w:eastAsia="Arial" w:hAnsi="Arial"/>
@@ -22897,7 +22897,7 @@
               <w:spacing w:after="10" w:before="0"/>
               <w:ind w:left="120"/>
             </w:pPr>
-            <w:hyperlink w:history="1" r:id="rIdro7uu1h8dwj6u3zbhiyws">
+            <w:hyperlink w:history="1" r:id="rIdvcjrwv0it6umuclpqajeb">
               <w:r>
                 <w:rPr>
                   <w:rFonts w:ascii="Arial" w:cs="Arial" w:eastAsia="Arial" w:hAnsi="Arial"/>
@@ -23092,7 +23092,7 @@
             <w:pPr>
               <w:spacing w:after="20" w:before="0"/>
             </w:pPr>
-            <w:hyperlink w:history="1" r:id="rIdkuk6xw7gl_3t_zx7sk__f">
+            <w:hyperlink w:history="1" r:id="rIdh2iijisua8bzbbumjzjfa">
               <w:r>
                 <w:rPr>
                   <w:rFonts w:ascii="Arial" w:cs="Arial" w:eastAsia="Arial" w:hAnsi="Arial"/>
@@ -23125,7 +23125,7 @@
               <w:spacing w:after="10" w:before="0"/>
               <w:ind w:left="120"/>
             </w:pPr>
-            <w:hyperlink w:history="1" r:id="rIdpz_eaad3ycm0n3aknrrlp">
+            <w:hyperlink w:history="1" r:id="rId0ahx4m1a-al4ud2mobh9a">
               <w:r>
                 <w:rPr>
                   <w:rFonts w:ascii="Arial" w:cs="Arial" w:eastAsia="Arial" w:hAnsi="Arial"/>
@@ -23170,7 +23170,7 @@
             <w:pPr>
               <w:spacing w:after="20" w:before="0"/>
             </w:pPr>
-            <w:hyperlink w:history="1" r:id="rIdiiggqjzt7tmnfljkxmsbm">
+            <w:hyperlink w:history="1" r:id="rIdkxmbmad4-emdhjnz7nmzx">
               <w:r>
                 <w:rPr>
                   <w:rFonts w:ascii="Arial" w:cs="Arial" w:eastAsia="Arial" w:hAnsi="Arial"/>
@@ -23203,7 +23203,7 @@
               <w:spacing w:after="10" w:before="0"/>
               <w:ind w:left="120"/>
             </w:pPr>
-            <w:hyperlink w:history="1" r:id="rIdmp60klkpjhol-5unqtzkb">
+            <w:hyperlink w:history="1" r:id="rIdymzlsjzllxfakmh38ldxp">
               <w:r>
                 <w:rPr>
                   <w:rFonts w:ascii="Arial" w:cs="Arial" w:eastAsia="Arial" w:hAnsi="Arial"/>
@@ -23648,7 +23648,7 @@
             <w:pPr>
               <w:spacing w:after="20" w:before="0"/>
             </w:pPr>
-            <w:hyperlink w:history="1" r:id="rIdhw34is0l_55dyzwajgl6-">
+            <w:hyperlink w:history="1" r:id="rIda54utl7yb_5kwobv3a7nr">
               <w:r>
                 <w:rPr>
                   <w:rFonts w:ascii="Arial" w:cs="Arial" w:eastAsia="Arial" w:hAnsi="Arial"/>
@@ -23681,7 +23681,7 @@
               <w:spacing w:after="10" w:before="0"/>
               <w:ind w:left="120"/>
             </w:pPr>
-            <w:hyperlink w:history="1" r:id="rIdvnj_ruir38kdzxwegdqqo">
+            <w:hyperlink w:history="1" r:id="rIdrn6alqytvwuo57tnbvmpf">
               <w:r>
                 <w:rPr>
                   <w:rFonts w:ascii="Arial" w:cs="Arial" w:eastAsia="Arial" w:hAnsi="Arial"/>
@@ -23726,7 +23726,7 @@
             <w:pPr>
               <w:spacing w:after="20" w:before="0"/>
             </w:pPr>
-            <w:hyperlink w:history="1" r:id="rIdqecbqv69li2rvndhhm2_h">
+            <w:hyperlink w:history="1" r:id="rIdoiqgaxqszuxebyxf3p41c">
               <w:r>
                 <w:rPr>
                   <w:rFonts w:ascii="Arial" w:cs="Arial" w:eastAsia="Arial" w:hAnsi="Arial"/>
@@ -23759,7 +23759,7 @@
               <w:spacing w:after="10" w:before="0"/>
               <w:ind w:left="120"/>
             </w:pPr>
-            <w:hyperlink w:history="1" r:id="rIdswp7ohxay9lgkjccdv7lz">
+            <w:hyperlink w:history="1" r:id="rId87uq4ezqsty7mi8xc3akk">
               <w:r>
                 <w:rPr>
                   <w:rFonts w:ascii="Arial" w:cs="Arial" w:eastAsia="Arial" w:hAnsi="Arial"/>
@@ -24030,7 +24030,7 @@
             <w:pPr>
               <w:spacing w:after="20" w:before="0"/>
             </w:pPr>
-            <w:hyperlink w:history="1" r:id="rId-ntskc0cze5ul63g7yh4q">
+            <w:hyperlink w:history="1" r:id="rIdfzbtptlb6vnl9e4jb5myd">
               <w:r>
                 <w:rPr>
                   <w:rFonts w:ascii="Arial" w:cs="Arial" w:eastAsia="Arial" w:hAnsi="Arial"/>
@@ -24063,7 +24063,7 @@
               <w:spacing w:after="10" w:before="0"/>
               <w:ind w:left="120"/>
             </w:pPr>
-            <w:hyperlink w:history="1" r:id="rIdgqrhzxknax7lsw2h42fw_">
+            <w:hyperlink w:history="1" r:id="rIdpwlowu2dkexy5cfoavg1v">
               <w:r>
                 <w:rPr>
                   <w:rFonts w:ascii="Arial" w:cs="Arial" w:eastAsia="Arial" w:hAnsi="Arial"/>
@@ -24108,7 +24108,7 @@
             <w:pPr>
               <w:spacing w:after="20" w:before="0"/>
             </w:pPr>
-            <w:hyperlink w:history="1" r:id="rIdbw2rva4kbcykp0ilmh-c6">
+            <w:hyperlink w:history="1" r:id="rIdf-tq2ektowfst3u2zbdwi">
               <w:r>
                 <w:rPr>
                   <w:rFonts w:ascii="Arial" w:cs="Arial" w:eastAsia="Arial" w:hAnsi="Arial"/>
@@ -24141,7 +24141,7 @@
               <w:spacing w:after="10" w:before="0"/>
               <w:ind w:left="120"/>
             </w:pPr>
-            <w:hyperlink w:history="1" r:id="rIdze4mispa5ojjxg13qapiw">
+            <w:hyperlink w:history="1" r:id="rId0j7fnsq-fc1sygpdugqzb">
               <w:r>
                 <w:rPr>
                   <w:rFonts w:ascii="Arial" w:cs="Arial" w:eastAsia="Arial" w:hAnsi="Arial"/>
@@ -24412,7 +24412,7 @@
             <w:pPr>
               <w:spacing w:after="20" w:before="0"/>
             </w:pPr>
-            <w:hyperlink w:history="1" r:id="rId9h7_lddfzpev07fq-kbkz">
+            <w:hyperlink w:history="1" r:id="rIdrce3iexbod-sss2xsuamz">
               <w:r>
                 <w:rPr>
                   <w:rFonts w:ascii="Arial" w:cs="Arial" w:eastAsia="Arial" w:hAnsi="Arial"/>
@@ -24445,7 +24445,7 @@
               <w:spacing w:after="10" w:before="0"/>
               <w:ind w:left="120"/>
             </w:pPr>
-            <w:hyperlink w:history="1" r:id="rIdtbpujlqk4b1kthismcihs">
+            <w:hyperlink w:history="1" r:id="rId7j9min_vsw8xa4p4_tmos">
               <w:r>
                 <w:rPr>
                   <w:rFonts w:ascii="Arial" w:cs="Arial" w:eastAsia="Arial" w:hAnsi="Arial"/>
@@ -24490,7 +24490,7 @@
             <w:pPr>
               <w:spacing w:after="20" w:before="0"/>
             </w:pPr>
-            <w:hyperlink w:history="1" r:id="rIdpfutpj3zhm4jm1mqfcdvv">
+            <w:hyperlink w:history="1" r:id="rIdu0jhpjkpoxigdhg2jdq9w">
               <w:r>
                 <w:rPr>
                   <w:rFonts w:ascii="Arial" w:cs="Arial" w:eastAsia="Arial" w:hAnsi="Arial"/>
@@ -24523,7 +24523,7 @@
               <w:spacing w:after="10" w:before="0"/>
               <w:ind w:left="120"/>
             </w:pPr>
-            <w:hyperlink w:history="1" r:id="rIdaahyprdan8_8vi4pltg-v">
+            <w:hyperlink w:history="1" r:id="rIdxno9jpiw7arzykywj7qwr">
               <w:r>
                 <w:rPr>
                   <w:rFonts w:ascii="Arial" w:cs="Arial" w:eastAsia="Arial" w:hAnsi="Arial"/>
@@ -26124,7 +26124,7 @@
             <w:pPr>
               <w:spacing w:after="20" w:before="0"/>
             </w:pPr>
-            <w:hyperlink w:history="1" r:id="rId9ngorlkrspjfj-bz8-s8w">
+            <w:hyperlink w:history="1" r:id="rIdh3hrn3yrjlojwtsmd_0af">
               <w:r>
                 <w:rPr>
                   <w:rFonts w:ascii="Arial" w:cs="Arial" w:eastAsia="Arial" w:hAnsi="Arial"/>
@@ -26157,7 +26157,7 @@
               <w:spacing w:after="10" w:before="0"/>
               <w:ind w:left="120"/>
             </w:pPr>
-            <w:hyperlink w:history="1" r:id="rIdmmp6ra_wbngk5gjiegsd6">
+            <w:hyperlink w:history="1" r:id="rIdr523ztlxrpm_rvtbt6ocd">
               <w:r>
                 <w:rPr>
                   <w:rFonts w:ascii="Arial" w:cs="Arial" w:eastAsia="Arial" w:hAnsi="Arial"/>
@@ -26202,7 +26202,7 @@
             <w:pPr>
               <w:spacing w:after="20" w:before="0"/>
             </w:pPr>
-            <w:hyperlink w:history="1" r:id="rId_-hh3bejohlhrjtwhumud">
+            <w:hyperlink w:history="1" r:id="rIdug548mddfkaqpe5onnpn0">
               <w:r>
                 <w:rPr>
                   <w:rFonts w:ascii="Arial" w:cs="Arial" w:eastAsia="Arial" w:hAnsi="Arial"/>
@@ -26235,7 +26235,7 @@
               <w:spacing w:after="10" w:before="0"/>
               <w:ind w:left="120"/>
             </w:pPr>
-            <w:hyperlink w:history="1" r:id="rIdz7r5b83e_qxids7fn_vsr">
+            <w:hyperlink w:history="1" r:id="rIde12jzhorp_4onswo2nsqq">
               <w:r>
                 <w:rPr>
                   <w:rFonts w:ascii="Arial" w:cs="Arial" w:eastAsia="Arial" w:hAnsi="Arial"/>
@@ -26430,7 +26430,7 @@
             <w:pPr>
               <w:spacing w:after="20" w:before="0"/>
             </w:pPr>
-            <w:hyperlink w:history="1" r:id="rIdd6u1dwk4imz4zhlt-jpmn">
+            <w:hyperlink w:history="1" r:id="rId5lfjhcrbzsgcduumrs4rr">
               <w:r>
                 <w:rPr>
                   <w:rFonts w:ascii="Arial" w:cs="Arial" w:eastAsia="Arial" w:hAnsi="Arial"/>
@@ -26463,7 +26463,7 @@
               <w:spacing w:after="10" w:before="0"/>
               <w:ind w:left="120"/>
             </w:pPr>
-            <w:hyperlink w:history="1" r:id="rIdgajea1pfiz7bqh_pvogmq">
+            <w:hyperlink w:history="1" r:id="rIdmgigqqucphmkj5fgaiyla">
               <w:r>
                 <w:rPr>
                   <w:rFonts w:ascii="Arial" w:cs="Arial" w:eastAsia="Arial" w:hAnsi="Arial"/>
@@ -26508,7 +26508,7 @@
             <w:pPr>
               <w:spacing w:after="20" w:before="0"/>
             </w:pPr>
-            <w:hyperlink w:history="1" r:id="rId0cfjoycbk03i8hv7sgd_4">
+            <w:hyperlink w:history="1" r:id="rId7q6bi4lpoqr6bs1desuob">
               <w:r>
                 <w:rPr>
                   <w:rFonts w:ascii="Arial" w:cs="Arial" w:eastAsia="Arial" w:hAnsi="Arial"/>
@@ -26541,7 +26541,7 @@
               <w:spacing w:after="10" w:before="0"/>
               <w:ind w:left="120"/>
             </w:pPr>
-            <w:hyperlink w:history="1" r:id="rIdtcbsgejhboi3b9iuwwt2t">
+            <w:hyperlink w:history="1" r:id="rIdzqfo62p7jw8rysn9extr8">
               <w:r>
                 <w:rPr>
                   <w:rFonts w:ascii="Arial" w:cs="Arial" w:eastAsia="Arial" w:hAnsi="Arial"/>
@@ -26736,7 +26736,7 @@
             <w:pPr>
               <w:spacing w:after="20" w:before="0"/>
             </w:pPr>
-            <w:hyperlink w:history="1" r:id="rId3sj7qe4ven9vexe2nzs8w">
+            <w:hyperlink w:history="1" r:id="rIdadb-gawdmbatcshafwskw">
               <w:r>
                 <w:rPr>
                   <w:rFonts w:ascii="Arial" w:cs="Arial" w:eastAsia="Arial" w:hAnsi="Arial"/>
@@ -26769,7 +26769,7 @@
               <w:spacing w:after="10" w:before="0"/>
               <w:ind w:left="120"/>
             </w:pPr>
-            <w:hyperlink w:history="1" r:id="rIdzizqdkddrvp112xfp7eml">
+            <w:hyperlink w:history="1" r:id="rIdlr9ztf8lnr_nm7_ymzlsk">
               <w:r>
                 <w:rPr>
                   <w:rFonts w:ascii="Arial" w:cs="Arial" w:eastAsia="Arial" w:hAnsi="Arial"/>
@@ -26814,7 +26814,7 @@
             <w:pPr>
               <w:spacing w:after="20" w:before="0"/>
             </w:pPr>
-            <w:hyperlink w:history="1" r:id="rIdc7m46rpztqhsmt6lxiwpv">
+            <w:hyperlink w:history="1" r:id="rId2i1xm-tauyqlygjqkr8br">
               <w:r>
                 <w:rPr>
                   <w:rFonts w:ascii="Arial" w:cs="Arial" w:eastAsia="Arial" w:hAnsi="Arial"/>
@@ -26847,7 +26847,7 @@
               <w:spacing w:after="10" w:before="0"/>
               <w:ind w:left="120"/>
             </w:pPr>
-            <w:hyperlink w:history="1" r:id="rId_rud5fo1y42hegg0dd9cy">
+            <w:hyperlink w:history="1" r:id="rId42hda6zyg3ywhnetzddth">
               <w:r>
                 <w:rPr>
                   <w:rFonts w:ascii="Arial" w:cs="Arial" w:eastAsia="Arial" w:hAnsi="Arial"/>
@@ -27042,7 +27042,7 @@
             <w:pPr>
               <w:spacing w:after="20" w:before="0"/>
             </w:pPr>
-            <w:hyperlink w:history="1" r:id="rIdxopl0x2wwzgrhgc3wcjmu">
+            <w:hyperlink w:history="1" r:id="rIdg2qjfjcfdurhafj-7j2of">
               <w:r>
                 <w:rPr>
                   <w:rFonts w:ascii="Arial" w:cs="Arial" w:eastAsia="Arial" w:hAnsi="Arial"/>
@@ -27075,7 +27075,7 @@
               <w:spacing w:after="10" w:before="0"/>
               <w:ind w:left="120"/>
             </w:pPr>
-            <w:hyperlink w:history="1" r:id="rIddudevgfllyz0x7up3hsci">
+            <w:hyperlink w:history="1" r:id="rId0pxxgjj0on_nznnpkcf_h">
               <w:r>
                 <w:rPr>
                   <w:rFonts w:ascii="Arial" w:cs="Arial" w:eastAsia="Arial" w:hAnsi="Arial"/>
@@ -27120,7 +27120,7 @@
             <w:pPr>
               <w:spacing w:after="20" w:before="0"/>
             </w:pPr>
-            <w:hyperlink w:history="1" r:id="rIdr_biky4ppof5bhygxbz15">
+            <w:hyperlink w:history="1" r:id="rIdawvsf-11m2qd0ecmpi4h7">
               <w:r>
                 <w:rPr>
                   <w:rFonts w:ascii="Arial" w:cs="Arial" w:eastAsia="Arial" w:hAnsi="Arial"/>
@@ -27153,7 +27153,7 @@
               <w:spacing w:after="10" w:before="0"/>
               <w:ind w:left="120"/>
             </w:pPr>
-            <w:hyperlink w:history="1" r:id="rIdjsrb-fxme0vtoz70dqkwk">
+            <w:hyperlink w:history="1" r:id="rIdlefblo9yfjb34fxhgz44e">
               <w:r>
                 <w:rPr>
                   <w:rFonts w:ascii="Arial" w:cs="Arial" w:eastAsia="Arial" w:hAnsi="Arial"/>
@@ -27348,7 +27348,7 @@
             <w:pPr>
               <w:spacing w:after="20" w:before="0"/>
             </w:pPr>
-            <w:hyperlink w:history="1" r:id="rIdmoqufxhwrbpqydgfvehlo">
+            <w:hyperlink w:history="1" r:id="rId8bjev1db_dxruhcs9x0ug">
               <w:r>
                 <w:rPr>
                   <w:rFonts w:ascii="Arial" w:cs="Arial" w:eastAsia="Arial" w:hAnsi="Arial"/>
@@ -27381,7 +27381,7 @@
               <w:spacing w:after="10" w:before="0"/>
               <w:ind w:left="120"/>
             </w:pPr>
-            <w:hyperlink w:history="1" r:id="rIdorpmolvgu87plydheofka">
+            <w:hyperlink w:history="1" r:id="rIdvabgepoqgak72we0psoi4">
               <w:r>
                 <w:rPr>
                   <w:rFonts w:ascii="Arial" w:cs="Arial" w:eastAsia="Arial" w:hAnsi="Arial"/>
@@ -27426,7 +27426,7 @@
             <w:pPr>
               <w:spacing w:after="20" w:before="0"/>
             </w:pPr>
-            <w:hyperlink w:history="1" r:id="rIdb11joys-zdceul00b3z7g">
+            <w:hyperlink w:history="1" r:id="rIddq8fm-klgxlnk75h4ao0r">
               <w:r>
                 <w:rPr>
                   <w:rFonts w:ascii="Arial" w:cs="Arial" w:eastAsia="Arial" w:hAnsi="Arial"/>
@@ -27459,7 +27459,7 @@
               <w:spacing w:after="10" w:before="0"/>
               <w:ind w:left="120"/>
             </w:pPr>
-            <w:hyperlink w:history="1" r:id="rIdwduebvnocurbuv8a31ned">
+            <w:hyperlink w:history="1" r:id="rIddiysdg3r2nqnhfwr8efql">
               <w:r>
                 <w:rPr>
                   <w:rFonts w:ascii="Arial" w:cs="Arial" w:eastAsia="Arial" w:hAnsi="Arial"/>
